--- a/Fase 2/Evidencias del Proyecto/SICMA_CLA_v1.0.docx
+++ b/Fase 2/Evidencias del Proyecto/SICMA_CLA_v1.0.docx
@@ -374,10 +374,330 @@
         <w:t>2026-10-17</w:t>
       </w:r>
     </w:p>
+    <w:p>
+      <w:pPr>
+        <w:spacing w:before="360" w:after="160"/>
+      </w:pPr>
+      <w:r>
+        <w:rPr>
+          <w:b/>
+          <w:color w:val="002840"/>
+          <w:sz w:val="32"/>
+        </w:rPr>
+        <w:t>Tabla de contenido</w:t>
+      </w:r>
+    </w:p>
+    <w:p>
+      <w:pPr>
+        <w:pStyle w:val="toc1"/>
+      </w:pPr>
+      <w:r>
+        <w:fldChar w:fldCharType="begin"/>
+      </w:r>
+      <w:r>
+        <w:instrText xml:space="preserve"> TOC \o "2-3" \h \z \u </w:instrText>
+      </w:r>
+      <w:r>
+        <w:fldChar w:fldCharType="separate"/>
+      </w:r>
+      <w:r>
+        <w:t>Control de cambios</w:t>
+      </w:r>
+      <w:r>
+        <w:tab/>
+      </w:r>
+      <w:r>
+        <w:t>3</w:t>
+      </w:r>
+    </w:p>
+    <w:p>
+      <w:pPr>
+        <w:pStyle w:val="toc1"/>
+      </w:pPr>
+      <w:r>
+        <w:t>Resumen y propósito</w:t>
+      </w:r>
+      <w:r>
+        <w:tab/>
+      </w:r>
+      <w:r>
+        <w:t>3</w:t>
+      </w:r>
+    </w:p>
+    <w:p>
+      <w:pPr>
+        <w:pStyle w:val="toc1"/>
+      </w:pPr>
+      <w:r>
+        <w:t>Convenciones</w:t>
+      </w:r>
+      <w:r>
+        <w:tab/>
+      </w:r>
+      <w:r>
+        <w:t>4</w:t>
+      </w:r>
+    </w:p>
+    <w:p>
+      <w:pPr>
+        <w:pStyle w:val="toc1"/>
+      </w:pPr>
+      <w:r>
+        <w:t>Diagramas de clases</w:t>
+      </w:r>
+      <w:r>
+        <w:tab/>
+      </w:r>
+      <w:r>
+        <w:t>4</w:t>
+      </w:r>
+    </w:p>
+    <w:p>
+      <w:pPr>
+        <w:pStyle w:val="toc2"/>
+      </w:pPr>
+      <w:r>
+        <w:t>Área 1. Identidad y acceso</w:t>
+      </w:r>
+      <w:r>
+        <w:tab/>
+      </w:r>
+      <w:r>
+        <w:t>5</w:t>
+      </w:r>
+    </w:p>
+    <w:p>
+      <w:pPr>
+        <w:pStyle w:val="toc2"/>
+      </w:pPr>
+      <w:r>
+        <w:t>Área 2. Activos y catálogos</w:t>
+      </w:r>
+      <w:r>
+        <w:tab/>
+      </w:r>
+      <w:r>
+        <w:t>5</w:t>
+      </w:r>
+    </w:p>
+    <w:p>
+      <w:pPr>
+        <w:pStyle w:val="toc2"/>
+      </w:pPr>
+      <w:r>
+        <w:t>Área 3. Ambiente y alertas</w:t>
+      </w:r>
+      <w:r>
+        <w:tab/>
+      </w:r>
+      <w:r>
+        <w:t>6</w:t>
+      </w:r>
+    </w:p>
+    <w:p>
+      <w:pPr>
+        <w:pStyle w:val="toc2"/>
+      </w:pPr>
+      <w:r>
+        <w:t>Área 4. Infraestructura y acceso físico</w:t>
+      </w:r>
+      <w:r>
+        <w:tab/>
+      </w:r>
+      <w:r>
+        <w:t>6</w:t>
+      </w:r>
+    </w:p>
+    <w:p>
+      <w:pPr>
+        <w:pStyle w:val="toc2"/>
+      </w:pPr>
+      <w:r>
+        <w:t>Área 5. Intervenciones</w:t>
+      </w:r>
+      <w:r>
+        <w:tab/>
+      </w:r>
+      <w:r>
+        <w:t>7</w:t>
+      </w:r>
+    </w:p>
+    <w:p>
+      <w:pPr>
+        <w:pStyle w:val="toc1"/>
+      </w:pPr>
+      <w:r>
+        <w:t>Diccionario de clases</w:t>
+      </w:r>
+      <w:r>
+        <w:tab/>
+      </w:r>
+      <w:r>
+        <w:t>7</w:t>
+      </w:r>
+    </w:p>
+    <w:p>
+      <w:pPr>
+        <w:pStyle w:val="toc2"/>
+      </w:pPr>
+      <w:r>
+        <w:t>Área 1. Identidad y acceso</w:t>
+      </w:r>
+      <w:r>
+        <w:tab/>
+      </w:r>
+      <w:r>
+        <w:t>7</w:t>
+      </w:r>
+    </w:p>
+    <w:p>
+      <w:pPr>
+        <w:pStyle w:val="toc2"/>
+      </w:pPr>
+      <w:r>
+        <w:t>Área 2. Activos y catálogos</w:t>
+      </w:r>
+      <w:r>
+        <w:tab/>
+      </w:r>
+      <w:r>
+        <w:t>7</w:t>
+      </w:r>
+    </w:p>
+    <w:p>
+      <w:pPr>
+        <w:pStyle w:val="toc2"/>
+      </w:pPr>
+      <w:r>
+        <w:t>Área 3. Ambiente y alertas</w:t>
+      </w:r>
+      <w:r>
+        <w:tab/>
+      </w:r>
+      <w:r>
+        <w:t>8</w:t>
+      </w:r>
+    </w:p>
+    <w:p>
+      <w:pPr>
+        <w:pStyle w:val="toc2"/>
+      </w:pPr>
+      <w:r>
+        <w:t>Área 4. Infraestructura y acceso físico</w:t>
+      </w:r>
+      <w:r>
+        <w:tab/>
+      </w:r>
+      <w:r>
+        <w:t>8</w:t>
+      </w:r>
+    </w:p>
+    <w:p>
+      <w:pPr>
+        <w:pStyle w:val="toc2"/>
+      </w:pPr>
+      <w:r>
+        <w:t>Área 5. Intervenciones</w:t>
+      </w:r>
+      <w:r>
+        <w:tab/>
+      </w:r>
+      <w:r>
+        <w:t>9</w:t>
+      </w:r>
+    </w:p>
+    <w:p>
+      <w:pPr>
+        <w:pStyle w:val="toc1"/>
+      </w:pPr>
+      <w:r>
+        <w:t>Relaciones y multiplicidades</w:t>
+      </w:r>
+      <w:r>
+        <w:tab/>
+      </w:r>
+      <w:r>
+        <w:t>9</w:t>
+      </w:r>
+    </w:p>
+    <w:p>
+      <w:pPr>
+        <w:pStyle w:val="toc1"/>
+      </w:pPr>
+      <w:r>
+        <w:t>Reglas de integridad</w:t>
+      </w:r>
+      <w:r>
+        <w:tab/>
+      </w:r>
+      <w:r>
+        <w:t>11</w:t>
+      </w:r>
+    </w:p>
+    <w:p>
+      <w:pPr>
+        <w:pStyle w:val="toc1"/>
+      </w:pPr>
+      <w:r>
+        <w:t>Trazabilidad</w:t>
+      </w:r>
+      <w:r>
+        <w:tab/>
+      </w:r>
+      <w:r>
+        <w:t>12</w:t>
+      </w:r>
+    </w:p>
+    <w:p>
+      <w:pPr>
+        <w:pStyle w:val="toc1"/>
+      </w:pPr>
+      <w:r>
+        <w:t>Supuestos y pendientes</w:t>
+      </w:r>
+      <w:r>
+        <w:tab/>
+      </w:r>
+      <w:r>
+        <w:t>12</w:t>
+      </w:r>
+    </w:p>
+    <w:p>
+      <w:pPr>
+        <w:pStyle w:val="toc1"/>
+      </w:pPr>
+      <w:r>
+        <w:t>Glosario y referencias</w:t>
+      </w:r>
+      <w:r>
+        <w:tab/>
+      </w:r>
+      <w:r>
+        <w:t>14</w:t>
+      </w:r>
+    </w:p>
+    <w:p>
+      <w:pPr>
+        <w:pStyle w:val="toc2"/>
+      </w:pPr>
+      <w:r>
+        <w:t>Referencias</w:t>
+      </w:r>
+      <w:r>
+        <w:tab/>
+      </w:r>
+      <w:r>
+        <w:t>14</w:t>
+      </w:r>
+      <w:r>
+        <w:fldChar w:fldCharType="end"/>
+      </w:r>
+    </w:p>
     <w:bookmarkStart w:id="20" w:name="control-de-cambios"/>
     <w:p>
       <w:pPr>
         <w:pStyle w:val="Heading2"/>
+        <w:pageBreakBefore/>
       </w:pPr>
       <w:r>
         <w:t xml:space="preserve">Control de cambios</w:t>
@@ -954,7 +1274,7 @@
               <w:rPr>
                 <w:sz w:val="18"/>
               </w:rPr>
-              <w:t>Pasa de borrador a vigente. Se agrega la portada y se actualizan las referencias a las versiones vigentes de los demás documentos.</w:t>
+              <w:t>Pasa de borrador a vigente. Se agrega la portada y se actualizan las referencias a las versiones vigentes de los demás documentos. Se agrega la tabla de contenido, la numeración de páginas y se completa la lista de referencias.</w:t>
             </w:r>
           </w:p>
         </w:tc>
@@ -9696,68 +10016,92 @@
     </w:tbl>
     <w:p>
       <w:pPr>
-        <w:pStyle w:val="BodyText"/>
+        <w:pStyle w:val="Heading3"/>
       </w:pPr>
       <w:r>
-        <w:rPr>
-          <w:bCs/>
-          <w:b/>
-        </w:rPr>
-        <w:t xml:space="preserve">Referencias</w:t>
+        <w:t>Referencias</w:t>
       </w:r>
     </w:p>
     <w:p>
       <w:pPr>
-        <w:numPr>
-          <w:ilvl w:val="0"/>
-          <w:numId w:val="1001"/>
-        </w:numPr>
-        <w:pStyle w:val="Compact"/>
+        <w:pStyle w:val="BodyText"/>
       </w:pPr>
       <w:r>
-        <w:t xml:space="preserve">OMG. Unified Modeling Language (UML), diagramas de clases (ISO/IEC 19501).</w:t>
+        <w:rPr>
+          <w:b/>
+        </w:rPr>
+        <w:t>Documentos del proyecto</w:t>
       </w:r>
     </w:p>
     <w:p>
       <w:pPr>
-        <w:numPr>
-          <w:ilvl w:val="0"/>
-          <w:numId w:val="1001"/>
-        </w:numPr>
         <w:pStyle w:val="Compact"/>
+        <w:spacing w:after="60"/>
+        <w:ind w:left="510" w:hanging="510"/>
       </w:pPr>
       <w:r>
-        <w:t>SICMA Requerimientos (SICMA-REQ v1.0).</w:t>
+        <w:rPr>
+          <w:b w:val="0"/>
+        </w:rPr>
+        <w:t>[1] Equipo SICMA. Formato Universal de documentos SICMA. 2026.</w:t>
       </w:r>
     </w:p>
     <w:p>
       <w:pPr>
-        <w:numPr>
-          <w:ilvl w:val="0"/>
-          <w:numId w:val="1001"/>
-        </w:numPr>
         <w:pStyle w:val="Compact"/>
+        <w:spacing w:after="60"/>
+        <w:ind w:left="510" w:hanging="510"/>
       </w:pPr>
       <w:r>
-        <w:t>SICMA Casos de Uso (SICMA-CUS v1.0).</w:t>
+        <w:rPr>
+          <w:b w:val="0"/>
+        </w:rPr>
+        <w:t>[2] SICMA-REQ v1.0. Requerimientos. Equipo SICMA, 2026-10-17.</w:t>
       </w:r>
     </w:p>
     <w:p>
       <w:pPr>
-        <w:numPr>
-          <w:ilvl w:val="0"/>
-          <w:numId w:val="1001"/>
-        </w:numPr>
         <w:pStyle w:val="Compact"/>
+        <w:spacing w:after="60"/>
+        <w:ind w:left="510" w:hanging="510"/>
       </w:pPr>
       <w:r>
-        <w:t xml:space="preserve">SICMA Formato Universal.</w:t>
+        <w:rPr>
+          <w:b w:val="0"/>
+        </w:rPr>
+        <w:t>[3] SICMA-CUS v1.0. Casos de Uso. Equipo SICMA, 2026-10-17.</w:t>
+      </w:r>
+    </w:p>
+    <w:p>
+      <w:pPr>
+        <w:pStyle w:val="BodyText"/>
+      </w:pPr>
+      <w:r>
+        <w:rPr>
+          <w:b/>
+        </w:rPr>
+        <w:t>Normas y fuentes externas</w:t>
+      </w:r>
+    </w:p>
+    <w:p>
+      <w:pPr>
+        <w:pStyle w:val="Compact"/>
+        <w:spacing w:after="60"/>
+        <w:ind w:left="510" w:hanging="510"/>
+      </w:pPr>
+      <w:r>
+        <w:rPr>
+          <w:b w:val="0"/>
+        </w:rPr>
+        <w:t>[4] OMG. (2017). Unified Modeling Language (UML) Specification, versión 2.5.1. Object Management Group.</w:t>
       </w:r>
     </w:p>
     <w:bookmarkEnd w:id="54"/>
     <w:sectPr>
+      <w:footerReference w:type="default" r:id="rId10"/>
       <w:pgSz w:w="12240" w:h="15840"/>
       <w:pgMar w:left="1247" w:right="1247" w:top="1247" w:bottom="1247"/>
+      <w:titlePg/>
     </w:sectPr>
   </w:body>
 </w:document>
@@ -9765,6 +10109,101 @@
 
 <file path=word/comments.xml><?xml version="1.0" encoding="utf-8"?>
 <w:comments xmlns:w="http://schemas.openxmlformats.org/wordprocessingml/2006/main" xmlns:m="http://schemas.openxmlformats.org/officeDocument/2006/math" xmlns:r="http://schemas.openxmlformats.org/officeDocument/2006/relationships" xmlns:o="urn:schemas-microsoft-com:office:office" xmlns:v="urn:schemas-microsoft-com:vml" xmlns:w10="urn:schemas-microsoft-com:office:word" xmlns:a="http://schemas.openxmlformats.org/drawingml/2006/main" xmlns:pic="http://schemas.openxmlformats.org/drawingml/2006/picture" xmlns:wp="http://schemas.openxmlformats.org/drawingml/2006/wordprocessingDrawing"/>
+</file>
+
+<file path=word/footer1.xml><?xml version="1.0" encoding="utf-8"?>
+<w:ftr xmlns:m="http://schemas.openxmlformats.org/officeDocument/2006/math" xmlns:mc="http://schemas.openxmlformats.org/markup-compatibility/2006" xmlns:mo="http://schemas.microsoft.com/office/mac/office/2008/main" xmlns:mv="urn:schemas-microsoft-com:mac:vml" xmlns:o="urn:schemas-microsoft-com:office:office" xmlns:r="http://schemas.openxmlformats.org/officeDocument/2006/relationships" xmlns:v="urn:schemas-microsoft-com:vml" xmlns:w10="urn:schemas-microsoft-com:office:word" xmlns:w14="http://schemas.microsoft.com/office/word/2010/wordml" xmlns:w="http://schemas.openxmlformats.org/wordprocessingml/2006/main" xmlns:wne="http://schemas.microsoft.com/office/word/2006/wordml" xmlns:wp14="http://schemas.microsoft.com/office/word/2010/wordprocessingDrawing" xmlns:wp="http://schemas.openxmlformats.org/drawingml/2006/wordprocessingDrawing" xmlns:wpc="http://schemas.microsoft.com/office/word/2010/wordprocessingCanvas" xmlns:wpg="http://schemas.microsoft.com/office/word/2010/wordprocessingGroup" xmlns:wpi="http://schemas.microsoft.com/office/word/2010/wordprocessingInk" xmlns:wps="http://schemas.microsoft.com/office/word/2010/wordprocessingShape" mc:Ignorable="w14 wp14">
+  <w:p>
+    <w:pPr>
+      <w:pStyle w:val="Footer"/>
+      <w:jc w:val="right"/>
+    </w:pPr>
+    <w:r>
+      <w:rPr>
+        <w:color w:val="595959"/>
+        <w:sz w:val="17"/>
+      </w:rPr>
+      <w:t xml:space="preserve">SICMA-CLA · Versión 1.0 · Página </w:t>
+    </w:r>
+    <w:r>
+      <w:rPr>
+        <w:color w:val="595959"/>
+        <w:sz w:val="17"/>
+      </w:rPr>
+      <w:fldChar w:fldCharType="begin"/>
+    </w:r>
+    <w:r>
+      <w:rPr>
+        <w:color w:val="595959"/>
+        <w:sz w:val="17"/>
+      </w:rPr>
+      <w:instrText xml:space="preserve"> PAGE </w:instrText>
+    </w:r>
+    <w:r>
+      <w:rPr>
+        <w:color w:val="595959"/>
+        <w:sz w:val="17"/>
+      </w:rPr>
+      <w:fldChar w:fldCharType="separate"/>
+    </w:r>
+    <w:r>
+      <w:rPr>
+        <w:color w:val="595959"/>
+        <w:sz w:val="17"/>
+      </w:rPr>
+      <w:t>1</w:t>
+    </w:r>
+    <w:r>
+      <w:rPr>
+        <w:color w:val="595959"/>
+        <w:sz w:val="17"/>
+      </w:rPr>
+      <w:fldChar w:fldCharType="end"/>
+    </w:r>
+    <w:r>
+      <w:rPr>
+        <w:color w:val="595959"/>
+        <w:sz w:val="17"/>
+      </w:rPr>
+      <w:t xml:space="preserve"> de </w:t>
+    </w:r>
+    <w:r>
+      <w:rPr>
+        <w:color w:val="595959"/>
+        <w:sz w:val="17"/>
+      </w:rPr>
+      <w:fldChar w:fldCharType="begin"/>
+    </w:r>
+    <w:r>
+      <w:rPr>
+        <w:color w:val="595959"/>
+        <w:sz w:val="17"/>
+      </w:rPr>
+      <w:instrText xml:space="preserve"> NUMPAGES </w:instrText>
+    </w:r>
+    <w:r>
+      <w:rPr>
+        <w:color w:val="595959"/>
+        <w:sz w:val="17"/>
+      </w:rPr>
+      <w:fldChar w:fldCharType="separate"/>
+    </w:r>
+    <w:r>
+      <w:rPr>
+        <w:color w:val="595959"/>
+        <w:sz w:val="17"/>
+      </w:rPr>
+      <w:t>1</w:t>
+    </w:r>
+    <w:r>
+      <w:rPr>
+        <w:color w:val="595959"/>
+        <w:sz w:val="17"/>
+      </w:rPr>
+      <w:fldChar w:fldCharType="end"/>
+    </w:r>
+  </w:p>
+</w:ftr>
 </file>
 
 <file path=word/footnotes.xml><?xml version="1.0" encoding="utf-8"?>
@@ -10722,6 +11161,66 @@
     <w:basedOn w:val="VerbatimChar"/>
     <w:rPr/>
   </w:style>
+  <w:style w:type="paragraph" w:customStyle="1" w:styleId="toc1">
+    <w:name w:val="toc 1"/>
+    <w:basedOn w:val="Normal"/>
+    <w:pPr>
+      <w:tabs>
+        <w:tab w:pos="9746" w:val="right" w:leader="dot"/>
+      </w:tabs>
+      <w:spacing w:after="60" w:before="80"/>
+      <w:ind w:left="0"/>
+    </w:pPr>
+    <w:rPr>
+      <w:b/>
+      <w:sz w:val="20"/>
+    </w:rPr>
+  </w:style>
+  <w:style w:type="paragraph" w:customStyle="1" w:styleId="toc2">
+    <w:name w:val="toc 2"/>
+    <w:basedOn w:val="Normal"/>
+    <w:pPr>
+      <w:tabs>
+        <w:tab w:pos="9746" w:val="right" w:leader="dot"/>
+      </w:tabs>
+      <w:spacing w:after="40" w:before="0"/>
+      <w:ind w:left="283"/>
+    </w:pPr>
+    <w:rPr>
+      <w:b w:val="0"/>
+      <w:sz w:val="20"/>
+    </w:rPr>
+  </w:style>
+  <w:style w:type="paragraph" w:customStyle="1" w:styleId="toc3">
+    <w:name w:val="toc 3"/>
+    <w:basedOn w:val="Normal"/>
+    <w:pPr>
+      <w:tabs>
+        <w:tab w:pos="9746" w:val="right" w:leader="dot"/>
+      </w:tabs>
+      <w:spacing w:after="40" w:before="0"/>
+      <w:ind w:left="567"/>
+    </w:pPr>
+    <w:rPr>
+      <w:b w:val="0"/>
+      <w:sz w:val="20"/>
+    </w:rPr>
+  </w:style>
+  <w:style w:type="paragraph" w:customStyle="1" w:styleId="toc4">
+    <w:name w:val="toc 4"/>
+    <w:basedOn w:val="Normal"/>
+    <w:pPr>
+      <w:tabs>
+        <w:tab w:pos="9746" w:val="right" w:leader="dot"/>
+      </w:tabs>
+      <w:spacing w:after="40" w:before="0"/>
+      <w:ind w:left="850"/>
+    </w:pPr>
+    <w:rPr>
+      <w:b w:val="0"/>
+      <w:sz w:val="20"/>
+    </w:rPr>
+  </w:style>
 </w:styles>
 </file>
 

--- a/Fase 2/Evidencias del Proyecto/SICMA_CLA_v1.0.docx
+++ b/Fase 2/Evidencias del Proyecto/SICMA_CLA_v1.0.docx
@@ -102,22 +102,6 @@
         </w:rPr>
         <w:t>SICMA-CLA</w:t>
       </w:r>
-      <w:r>
-        <w:rPr>
-          <w:color w:val="5A6672"/>
-          <w:sz w:val="26"/>
-        </w:rPr>
-        <w:t xml:space="preserve">  ·  </w:t>
-      </w:r>
-      <w:r>
-        <w:rPr>
-          <w:b/>
-          <w:color w:val="FFFFFF"/>
-          <w:sz w:val="21"/>
-          <w:shd w:val="clear" w:color="auto" w:fill="002840"/>
-        </w:rPr>
-        <w:t xml:space="preserve"> VIGENTE </w:t>
-      </w:r>
     </w:p>
     <w:p>
       <w:pPr>
@@ -1274,7 +1258,7 @@
               <w:rPr>
                 <w:sz w:val="18"/>
               </w:rPr>
-              <w:t>Pasa de borrador a vigente. Se agrega la portada y se actualizan las referencias a las versiones vigentes de los demás documentos. Se agrega la tabla de contenido, la numeración de páginas y se completa la lista de referencias.</w:t>
+              <w:t>Pasa de borrador a vigente. Se agrega la portada y se actualizan las referencias a las versiones vigentes de los demás documentos. Se agrega la tabla de contenido, la numeración de páginas y se completa la lista de referencias. Se quita la etiqueta Vigente de la portada.</w:t>
             </w:r>
           </w:p>
         </w:tc>

--- a/Fase 2/Evidencias del Proyecto/SICMA_CLA_v1.0.docx
+++ b/Fase 2/Evidencias del Proyecto/SICMA_CLA_v1.0.docx
@@ -118,13 +118,13 @@
         <w:tblInd w:w="108" w:type="dxa"/>
       </w:tblPr>
       <w:tblGrid>
-        <w:gridCol w:w="4873"/>
-        <w:gridCol w:w="4873"/>
+        <w:gridCol w:w="4365"/>
+        <w:gridCol w:w="4365"/>
       </w:tblGrid>
       <w:tr>
         <w:tc>
           <w:tcPr>
-            <w:tcW w:type="dxa" w:w="4762"/>
+            <w:tcW w:type="dxa" w:w="4265"/>
             <w:tcMar>
               <w:top w:w="160" w:type="dxa"/>
               <w:left w:w="0" w:type="dxa"/>
@@ -204,7 +204,7 @@
         </w:tc>
         <w:tc>
           <w:tcPr>
-            <w:tcW w:type="dxa" w:w="4762"/>
+            <w:tcW w:type="dxa" w:w="4265"/>
             <w:tcMar>
               <w:top w:w="160" w:type="dxa"/>
               <w:left w:w="0" w:type="dxa"/>
@@ -489,7 +489,7 @@
         <w:tab/>
       </w:r>
       <w:r>
-        <w:t>6</w:t>
+        <w:t>7</w:t>
       </w:r>
     </w:p>
     <w:p>
@@ -503,7 +503,7 @@
         <w:tab/>
       </w:r>
       <w:r>
-        <w:t>7</w:t>
+        <w:t>8</w:t>
       </w:r>
     </w:p>
     <w:p>
@@ -517,7 +517,7 @@
         <w:tab/>
       </w:r>
       <w:r>
-        <w:t>7</w:t>
+        <w:t>8</w:t>
       </w:r>
     </w:p>
     <w:p>
@@ -531,7 +531,7 @@
         <w:tab/>
       </w:r>
       <w:r>
-        <w:t>7</w:t>
+        <w:t>8</w:t>
       </w:r>
     </w:p>
     <w:p>
@@ -545,7 +545,7 @@
         <w:tab/>
       </w:r>
       <w:r>
-        <w:t>7</w:t>
+        <w:t>9</w:t>
       </w:r>
     </w:p>
     <w:p>
@@ -559,7 +559,7 @@
         <w:tab/>
       </w:r>
       <w:r>
-        <w:t>8</w:t>
+        <w:t>9</w:t>
       </w:r>
     </w:p>
     <w:p>
@@ -573,7 +573,7 @@
         <w:tab/>
       </w:r>
       <w:r>
-        <w:t>8</w:t>
+        <w:t>9</w:t>
       </w:r>
     </w:p>
     <w:p>
@@ -587,7 +587,7 @@
         <w:tab/>
       </w:r>
       <w:r>
-        <w:t>9</w:t>
+        <w:t>10</w:t>
       </w:r>
     </w:p>
     <w:p>
@@ -601,7 +601,7 @@
         <w:tab/>
       </w:r>
       <w:r>
-        <w:t>9</w:t>
+        <w:t>10</w:t>
       </w:r>
     </w:p>
     <w:p>
@@ -615,7 +615,7 @@
         <w:tab/>
       </w:r>
       <w:r>
-        <w:t>11</w:t>
+        <w:t>12</w:t>
       </w:r>
     </w:p>
     <w:p>
@@ -629,7 +629,7 @@
         <w:tab/>
       </w:r>
       <w:r>
-        <w:t>12</w:t>
+        <w:t>14</w:t>
       </w:r>
     </w:p>
     <w:p>
@@ -643,7 +643,7 @@
         <w:tab/>
       </w:r>
       <w:r>
-        <w:t>12</w:t>
+        <w:t>14</w:t>
       </w:r>
     </w:p>
     <w:p>
@@ -657,7 +657,7 @@
         <w:tab/>
       </w:r>
       <w:r>
-        <w:t>14</w:t>
+        <w:t>16</w:t>
       </w:r>
     </w:p>
     <w:p>
@@ -671,7 +671,7 @@
         <w:tab/>
       </w:r>
       <w:r>
-        <w:t>14</w:t>
+        <w:t>16</w:t>
       </w:r>
       <w:r>
         <w:fldChar w:fldCharType="end"/>
@@ -690,8 +690,14 @@
     <w:p>
       <w:pPr>
         <w:pStyle w:val="FirstParagraph"/>
+        <w:spacing w:line="360" w:lineRule="auto" w:before="160" w:after="0"/>
+        <w:ind w:firstLine="709"/>
+        <w:jc w:val="both"/>
       </w:pPr>
       <w:r>
+        <w:rPr>
+          <w:sz w:val="22"/>
+        </w:rPr>
         <w:t>Versión vigente 1.0 del documento SICMA-CLA. Reemplaza al borrador anterior; el detalle de cada versión está en la tabla de versiones.</w:t>
       </w:r>
     </w:p>
@@ -933,10 +939,10 @@
         </w:tblBorders>
       </w:tblPr>
       <w:tblGrid>
-        <w:gridCol w:w="1980"/>
-        <w:gridCol w:w="1980"/>
-        <w:gridCol w:w="1980"/>
-        <w:gridCol w:w="1980"/>
+        <w:gridCol w:w="972"/>
+        <w:gridCol w:w="1237"/>
+        <w:gridCol w:w="1502"/>
+        <w:gridCol w:w="5126"/>
       </w:tblGrid>
       <w:tr>
         <w:trPr>
@@ -944,6 +950,7 @@
         </w:trPr>
         <w:tc>
           <w:tcPr>
+            <w:tcW w:w="972" w:type="dxa"/>
             <w:shd w:val="clear" w:color="auto" w:fill="D9E2F3"/>
           </w:tcPr>
           <w:p>
@@ -962,6 +969,7 @@
         </w:tc>
         <w:tc>
           <w:tcPr>
+            <w:tcW w:w="1237" w:type="dxa"/>
             <w:shd w:val="clear" w:color="auto" w:fill="D9E2F3"/>
           </w:tcPr>
           <w:p>
@@ -980,6 +988,7 @@
         </w:tc>
         <w:tc>
           <w:tcPr>
+            <w:tcW w:w="1502" w:type="dxa"/>
             <w:shd w:val="clear" w:color="auto" w:fill="D9E2F3"/>
           </w:tcPr>
           <w:p>
@@ -998,6 +1007,7 @@
         </w:tc>
         <w:tc>
           <w:tcPr>
+            <w:tcW w:w="5126" w:type="dxa"/>
             <w:shd w:val="clear" w:color="auto" w:fill="D9E2F3"/>
           </w:tcPr>
           <w:p>
@@ -1017,7 +1027,9 @@
       </w:tr>
       <w:tr>
         <w:tc>
-          <w:tcPr/>
+          <w:tcPr>
+            <w:tcW w:w="972" w:type="dxa"/>
+          </w:tcPr>
           <w:p>
             <w:pPr>
               <w:pStyle w:val="Compact"/>
@@ -1032,7 +1044,9 @@
           </w:p>
         </w:tc>
         <w:tc>
-          <w:tcPr/>
+          <w:tcPr>
+            <w:tcW w:w="1237" w:type="dxa"/>
+          </w:tcPr>
           <w:p>
             <w:pPr>
               <w:pStyle w:val="Compact"/>
@@ -1047,7 +1061,9 @@
           </w:p>
         </w:tc>
         <w:tc>
-          <w:tcPr/>
+          <w:tcPr>
+            <w:tcW w:w="1502" w:type="dxa"/>
+          </w:tcPr>
           <w:p>
             <w:pPr>
               <w:pStyle w:val="Compact"/>
@@ -1062,7 +1078,9 @@
           </w:p>
         </w:tc>
         <w:tc>
-          <w:tcPr/>
+          <w:tcPr>
+            <w:tcW w:w="5126" w:type="dxa"/>
+          </w:tcPr>
           <w:p>
             <w:pPr>
               <w:pStyle w:val="Compact"/>
@@ -1079,7 +1097,9 @@
       </w:tr>
       <w:tr>
         <w:tc>
-          <w:tcPr/>
+          <w:tcPr>
+            <w:tcW w:w="972" w:type="dxa"/>
+          </w:tcPr>
           <w:p>
             <w:pPr>
               <w:pStyle w:val="Compact"/>
@@ -1094,7 +1114,9 @@
           </w:p>
         </w:tc>
         <w:tc>
-          <w:tcPr/>
+          <w:tcPr>
+            <w:tcW w:w="1237" w:type="dxa"/>
+          </w:tcPr>
           <w:p>
             <w:pPr>
               <w:pStyle w:val="Compact"/>
@@ -1109,7 +1131,9 @@
           </w:p>
         </w:tc>
         <w:tc>
-          <w:tcPr/>
+          <w:tcPr>
+            <w:tcW w:w="1502" w:type="dxa"/>
+          </w:tcPr>
           <w:p>
             <w:pPr>
               <w:pStyle w:val="Compact"/>
@@ -1124,7 +1148,9 @@
           </w:p>
         </w:tc>
         <w:tc>
-          <w:tcPr/>
+          <w:tcPr>
+            <w:tcW w:w="5126" w:type="dxa"/>
+          </w:tcPr>
           <w:p>
             <w:pPr>
               <w:pStyle w:val="Compact"/>
@@ -1141,7 +1167,9 @@
       </w:tr>
       <w:tr>
         <w:tc>
-          <w:tcPr/>
+          <w:tcPr>
+            <w:tcW w:w="972" w:type="dxa"/>
+          </w:tcPr>
           <w:p>
             <w:pPr>
               <w:pStyle w:val="Compact"/>
@@ -1156,7 +1184,9 @@
           </w:p>
         </w:tc>
         <w:tc>
-          <w:tcPr/>
+          <w:tcPr>
+            <w:tcW w:w="1237" w:type="dxa"/>
+          </w:tcPr>
           <w:p>
             <w:pPr>
               <w:pStyle w:val="Compact"/>
@@ -1171,7 +1201,9 @@
           </w:p>
         </w:tc>
         <w:tc>
-          <w:tcPr/>
+          <w:tcPr>
+            <w:tcW w:w="1502" w:type="dxa"/>
+          </w:tcPr>
           <w:p>
             <w:pPr>
               <w:pStyle w:val="Compact"/>
@@ -1186,7 +1218,9 @@
           </w:p>
         </w:tc>
         <w:tc>
-          <w:tcPr/>
+          <w:tcPr>
+            <w:tcW w:w="5126" w:type="dxa"/>
+          </w:tcPr>
           <w:p>
             <w:pPr>
               <w:pStyle w:val="Compact"/>
@@ -1203,7 +1237,9 @@
       </w:tr>
       <w:tr>
         <w:tc>
-          <w:tcPr/>
+          <w:tcPr>
+            <w:tcW w:w="972" w:type="dxa"/>
+          </w:tcPr>
           <w:p>
             <w:pPr>
               <w:pStyle w:val="Compact"/>
@@ -1218,7 +1254,9 @@
           </w:p>
         </w:tc>
         <w:tc>
-          <w:tcPr/>
+          <w:tcPr>
+            <w:tcW w:w="1237" w:type="dxa"/>
+          </w:tcPr>
           <w:p>
             <w:pPr>
               <w:pStyle w:val="Compact"/>
@@ -1233,7 +1271,9 @@
           </w:p>
         </w:tc>
         <w:tc>
-          <w:tcPr/>
+          <w:tcPr>
+            <w:tcW w:w="1502" w:type="dxa"/>
+          </w:tcPr>
           <w:p>
             <w:pPr>
               <w:pStyle w:val="Compact"/>
@@ -1248,17 +1288,19 @@
           </w:p>
         </w:tc>
         <w:tc>
-          <w:tcPr/>
-          <w:p>
-            <w:pPr>
-              <w:pStyle w:val="Compact"/>
-              <w:jc w:val="left"/>
-            </w:pPr>
-            <w:r>
-              <w:rPr>
-                <w:sz w:val="18"/>
-              </w:rPr>
-              <w:t>Pasa de borrador a vigente. Se agrega la portada y se actualizan las referencias a las versiones vigentes de los demás documentos. Se agrega la tabla de contenido, la numeración de páginas y se completa la lista de referencias. Se quita la etiqueta Vigente de la portada.</w:t>
+          <w:tcPr>
+            <w:tcW w:w="5126" w:type="dxa"/>
+          </w:tcPr>
+          <w:p>
+            <w:pPr>
+              <w:pStyle w:val="Compact"/>
+              <w:jc w:val="left"/>
+            </w:pPr>
+            <w:r>
+              <w:rPr>
+                <w:sz w:val="18"/>
+              </w:rPr>
+              <w:t>Pasa de borrador a vigente. Se agrega la portada y se actualizan las referencias a las versiones vigentes de los demás documentos. Se agrega la tabla de contenido, la numeración de páginas y se completa la lista de referencias. Se quita la etiqueta Vigente de la portada. Se aplica el formato de entrega (márgenes de 3 cm, interlineado 1,5, sangría y texto justificado).</w:t>
             </w:r>
           </w:p>
         </w:tc>
@@ -1277,16 +1319,28 @@
     <w:p>
       <w:pPr>
         <w:pStyle w:val="FirstParagraph"/>
+        <w:spacing w:line="360" w:lineRule="auto" w:before="160" w:after="0"/>
+        <w:ind w:firstLine="709"/>
+        <w:jc w:val="both"/>
       </w:pPr>
       <w:r>
+        <w:rPr>
+          <w:sz w:val="22"/>
+        </w:rPr>
         <w:t xml:space="preserve">El modelo de SICMA tiene 26 clases en 5 áreas, y cubre los 25 casos de uso de SICMA-CUS.</w:t>
       </w:r>
     </w:p>
     <w:p>
       <w:pPr>
         <w:pStyle w:val="BodyText"/>
+        <w:spacing w:line="360" w:lineRule="auto" w:before="160" w:after="0"/>
+        <w:ind w:firstLine="709"/>
+        <w:jc w:val="both"/>
       </w:pPr>
       <w:r>
+        <w:rPr>
+          <w:sz w:val="22"/>
+        </w:rPr>
         <w:t xml:space="preserve">Este documento define las clases de dominio de SICMA, sus atributos y cómo se relacionan. Es la base del modelo de base de datos (SICMA-BDD), del backend en Django y de los casos de prueba. Los atributos que se ven en los diagramas son los clave; el detalle de cada clase está en el diccionario.</w:t>
       </w:r>
     </w:p>
@@ -1608,8 +1662,14 @@
     <w:p>
       <w:pPr>
         <w:pStyle w:val="BodyText"/>
+        <w:spacing w:line="360" w:lineRule="auto" w:before="160" w:after="0"/>
+        <w:ind w:firstLine="709"/>
+        <w:jc w:val="both"/>
       </w:pPr>
       <w:r>
+        <w:rPr>
+          <w:sz w:val="22"/>
+        </w:rPr>
         <w:t xml:space="preserve">Los dashboards de Power BI no tienen clases propias: leen vistas de solo lectura sobre estas mismas tablas.</w:t>
       </w:r>
     </w:p>
@@ -1626,8 +1686,14 @@
     <w:p>
       <w:pPr>
         <w:pStyle w:val="FirstParagraph"/>
+        <w:spacing w:line="360" w:lineRule="auto" w:before="160" w:after="0"/>
+        <w:ind w:firstLine="709"/>
+        <w:jc w:val="both"/>
       </w:pPr>
       <w:r>
+        <w:rPr>
+          <w:sz w:val="22"/>
+        </w:rPr>
         <w:t xml:space="preserve">El modelo usa notación de diagramas de clases UML (OMG, ISO/IEC 19501). Cada clase es un rectángulo con su nombre arriba y sus atributos clave debajo. Una línea es una asociación y sus extremos llevan la multiplicidad.</w:t>
       </w:r>
     </w:p>
@@ -2340,8 +2406,14 @@
     <w:p>
       <w:pPr>
         <w:pStyle w:val="FirstParagraph"/>
+        <w:spacing w:line="360" w:lineRule="auto" w:before="160" w:after="0"/>
+        <w:ind w:firstLine="709"/>
+        <w:jc w:val="both"/>
       </w:pPr>
       <w:r>
+        <w:rPr>
+          <w:sz w:val="22"/>
+        </w:rPr>
         <w:t xml:space="preserve">Hay un diagrama por área. Cada rectángulo es una clase con su nombre arriba y sus atributos principales debajo; la lista completa con tipos está en el diccionario. Una línea continua es una asociación y los números en sus extremos son la multiplicidad. Los rectángulos de borde punteado son clases de otra área que se repiten solo para mostrar el vínculo.</w:t>
       </w:r>
     </w:p>
@@ -2412,8 +2484,14 @@
     <w:p>
       <w:pPr>
         <w:pStyle w:val="BodyText"/>
+        <w:spacing w:line="360" w:lineRule="auto" w:before="160" w:after="0"/>
+        <w:ind w:firstLine="709"/>
+        <w:jc w:val="both"/>
       </w:pPr>
       <w:r>
+        <w:rPr>
+          <w:sz w:val="22"/>
+        </w:rPr>
         <w:t xml:space="preserve">Un usuario tiene un solo rol y puede pedir varios códigos de recuperación de contraseña.</w:t>
       </w:r>
     </w:p>
@@ -2485,8 +2563,14 @@
     <w:p>
       <w:pPr>
         <w:pStyle w:val="BodyText"/>
+        <w:spacing w:line="360" w:lineRule="auto" w:before="160" w:after="0"/>
+        <w:ind w:firstLine="709"/>
+        <w:jc w:val="both"/>
       </w:pPr>
       <w:r>
+        <w:rPr>
+          <w:sz w:val="22"/>
+        </w:rPr>
         <w:t xml:space="preserve">Un activo tiene un tipo, un estado y, si se conoce, una ubicación. Cada cambio queda en el historial del activo.</w:t>
       </w:r>
     </w:p>
@@ -2558,8 +2642,14 @@
     <w:p>
       <w:pPr>
         <w:pStyle w:val="BodyText"/>
+        <w:spacing w:line="360" w:lineRule="auto" w:before="160" w:after="0"/>
+        <w:ind w:firstLine="709"/>
+        <w:jc w:val="both"/>
       </w:pPr>
       <w:r>
+        <w:rPr>
+          <w:sz w:val="22"/>
+        </w:rPr>
         <w:t xml:space="preserve">Cada dispositivo mide una zona y sus lecturas se comparan con el umbral vigente de esa zona. Si se supera, la alerta genera un correo para cada responsable.</w:t>
       </w:r>
     </w:p>
@@ -2631,8 +2721,14 @@
     <w:p>
       <w:pPr>
         <w:pStyle w:val="BodyText"/>
+        <w:spacing w:line="360" w:lineRule="auto" w:before="160" w:after="0"/>
+        <w:ind w:firstLine="709"/>
+        <w:jc w:val="both"/>
       </w:pPr>
       <w:r>
+        <w:rPr>
+          <w:sz w:val="22"/>
+        </w:rPr>
         <w:t xml:space="preserve">Los servidores y sus eventos vienen de Zabbix. Los intentos de acceso vienen del lector y solo se vinculan a una huella si el lector la reconoce.</w:t>
       </w:r>
     </w:p>
@@ -2704,8 +2800,14 @@
     <w:p>
       <w:pPr>
         <w:pStyle w:val="BodyText"/>
+        <w:spacing w:line="360" w:lineRule="auto" w:before="160" w:after="0"/>
+        <w:ind w:firstLine="709"/>
+        <w:jc w:val="both"/>
       </w:pPr>
       <w:r>
+        <w:rPr>
+          <w:sz w:val="22"/>
+        </w:rPr>
         <w:t xml:space="preserve">Una intervención afecta a uno o más activos, recibe la decisión de la Jefatura y la ejecución del técnico, y guarda cada cambio de estado. El solicitante y el técnico son usuarios; el diagrama los une con una sola línea para no cruzar las demás.</w:t>
       </w:r>
     </w:p>
@@ -2723,38 +2825,64 @@
     <w:p>
       <w:pPr>
         <w:pStyle w:val="FirstParagraph"/>
+        <w:spacing w:line="360" w:lineRule="auto" w:before="160" w:after="0"/>
+        <w:ind w:firstLine="709"/>
+        <w:jc w:val="both"/>
       </w:pPr>
       <w:r>
+        <w:rPr>
+          <w:sz w:val="22"/>
+        </w:rPr>
         <w:t xml:space="preserve">Cada clase tiene un propósito y sus atributos con tipo. Todas las clases tienen un identificador</w:t>
       </w:r>
       <w:r>
+        <w:rPr>
+          <w:sz w:val="22"/>
+        </w:rPr>
         <w:t xml:space="preserve"> </w:t>
       </w:r>
       <w:r>
         <w:rPr>
           <w:rStyle w:val="VerbatimChar"/>
+          <w:sz w:val="22"/>
         </w:rPr>
         <w:t xml:space="preserve">id</w:t>
       </w:r>
       <w:r>
+        <w:rPr>
+          <w:sz w:val="22"/>
+        </w:rPr>
         <w:t xml:space="preserve"> </w:t>
       </w:r>
       <w:r>
+        <w:rPr>
+          <w:sz w:val="22"/>
+        </w:rPr>
         <w:t xml:space="preserve">(entero) que no se repite en la tabla. Los atributos con</w:t>
       </w:r>
       <w:r>
+        <w:rPr>
+          <w:sz w:val="22"/>
+        </w:rPr>
         <w:t xml:space="preserve"> </w:t>
       </w:r>
       <w:r>
         <w:rPr>
           <w:rStyle w:val="VerbatimChar"/>
+          <w:sz w:val="22"/>
         </w:rPr>
         <w:t xml:space="preserve">?</w:t>
       </w:r>
       <w:r>
+        <w:rPr>
+          <w:sz w:val="22"/>
+        </w:rPr>
         <w:t xml:space="preserve"> </w:t>
       </w:r>
       <w:r>
+        <w:rPr>
+          <w:sz w:val="22"/>
+        </w:rPr>
         <w:t xml:space="preserve">son opcionales. Las fechas son de tipo FechaHora y se guardan en UTC.</w:t>
       </w:r>
     </w:p>
@@ -4432,8 +4560,14 @@
     <w:p>
       <w:pPr>
         <w:pStyle w:val="BodyText"/>
+        <w:spacing w:line="360" w:lineRule="auto" w:before="160" w:after="0"/>
+        <w:ind w:firstLine="709"/>
+        <w:jc w:val="both"/>
       </w:pPr>
       <w:r>
+        <w:rPr>
+          <w:sz w:val="22"/>
+        </w:rPr>
         <w:t xml:space="preserve">Estados de una intervención: Pendiente, Aprobada, Rechazada, Asignada, En ejecución, Cerrada.</w:t>
       </w:r>
     </w:p>
@@ -4451,8 +4585,14 @@
     <w:p>
       <w:pPr>
         <w:pStyle w:val="FirstParagraph"/>
+        <w:spacing w:line="360" w:lineRule="auto" w:before="160" w:after="0"/>
+        <w:ind w:firstLine="709"/>
+        <w:jc w:val="both"/>
       </w:pPr>
       <w:r>
+        <w:rPr>
+          <w:sz w:val="22"/>
+        </w:rPr>
         <w:t xml:space="preserve">La multiplicidad se lee de origen a destino. Por ejemplo, Activo (muchos) a TipoActivo (uno) significa que un activo tiene un solo tipo y un tipo lo tienen muchos activos. Los nombres de rol aparecen entre paréntesis cuando una clase se relaciona dos veces con la misma.</w:t>
       </w:r>
     </w:p>
@@ -6604,8 +6744,14 @@
     <w:p>
       <w:pPr>
         <w:pStyle w:val="BodyText"/>
+        <w:spacing w:line="360" w:lineRule="auto" w:before="160" w:after="0"/>
+        <w:ind w:firstLine="709"/>
+        <w:jc w:val="both"/>
       </w:pPr>
       <w:r>
+        <w:rPr>
+          <w:sz w:val="22"/>
+        </w:rPr>
         <w:t xml:space="preserve">Las intervenciones se pueden consultar por activo a través de IntervencionActivo, que es la clase de asociación entre Intervencion y Activo.</w:t>
       </w:r>
     </w:p>
@@ -6622,8 +6768,14 @@
     <w:p>
       <w:pPr>
         <w:pStyle w:val="FirstParagraph"/>
+        <w:spacing w:line="360" w:lineRule="auto" w:before="160" w:after="0"/>
+        <w:ind w:firstLine="709"/>
+        <w:jc w:val="both"/>
       </w:pPr>
       <w:r>
+        <w:rPr>
+          <w:sz w:val="22"/>
+        </w:rPr>
         <w:t xml:space="preserve">Condiciones que el modelo debe cumplir siempre. La base de datos y la API las hacen cumplir; no basta con validarlas en la pantalla.</w:t>
       </w:r>
     </w:p>
@@ -7926,8 +8078,14 @@
     <w:p>
       <w:pPr>
         <w:pStyle w:val="BodyText"/>
+        <w:spacing w:line="360" w:lineRule="auto" w:before="160" w:after="0"/>
+        <w:ind w:firstLine="709"/>
+        <w:jc w:val="both"/>
       </w:pPr>
       <w:r>
+        <w:rPr>
+          <w:sz w:val="22"/>
+        </w:rPr>
         <w:t xml:space="preserve">Una regla que dependa de datos por definir usa el supuesto indicado en Supuestos y pendientes.</w:t>
       </w:r>
     </w:p>
@@ -7944,8 +8102,14 @@
     <w:p>
       <w:pPr>
         <w:pStyle w:val="FirstParagraph"/>
+        <w:spacing w:line="360" w:lineRule="auto" w:before="160" w:after="0"/>
+        <w:ind w:firstLine="709"/>
+        <w:jc w:val="both"/>
       </w:pPr>
       <w:r>
+        <w:rPr>
+          <w:sz w:val="22"/>
+        </w:rPr>
         <w:t>Cada caso de uso de SICMA-CUS v1.0 usa al menos una clase, y cada una de las 26 clases aparece en al menos un caso de uso.</w:t>
       </w:r>
     </w:p>
@@ -9634,8 +9798,14 @@
     <w:p>
       <w:pPr>
         <w:pStyle w:val="BodyText"/>
+        <w:spacing w:line="360" w:lineRule="auto" w:before="160" w:after="0"/>
+        <w:ind w:firstLine="709"/>
+        <w:jc w:val="both"/>
       </w:pPr>
       <w:r>
+        <w:rPr>
+          <w:sz w:val="22"/>
+        </w:rPr>
         <w:t xml:space="preserve">El diagrama de clases es el modelo de dominio. El modelo de base de datos (SICMA-BDD) lo traduce a tablas y puede agregar tablas técnicas que aquí no aparecen.</w:t>
       </w:r>
     </w:p>
@@ -10009,10 +10179,15 @@
     <w:p>
       <w:pPr>
         <w:pStyle w:val="BodyText"/>
+        <w:keepNext/>
+        <w:spacing w:line="360" w:lineRule="auto" w:before="160" w:after="0"/>
+        <w:ind w:firstLine="709"/>
+        <w:jc w:val="both"/>
       </w:pPr>
       <w:r>
         <w:rPr>
           <w:b/>
+          <w:sz w:val="22"/>
         </w:rPr>
         <w:t>Documentos del proyecto</w:t>
       </w:r>
@@ -10059,10 +10234,15 @@
     <w:p>
       <w:pPr>
         <w:pStyle w:val="BodyText"/>
+        <w:keepNext/>
+        <w:spacing w:line="360" w:lineRule="auto" w:before="160" w:after="0"/>
+        <w:ind w:firstLine="709"/>
+        <w:jc w:val="both"/>
       </w:pPr>
       <w:r>
         <w:rPr>
           <w:b/>
+          <w:sz w:val="22"/>
         </w:rPr>
         <w:t>Normas y fuentes externas</w:t>
       </w:r>
@@ -10084,7 +10264,7 @@
     <w:sectPr>
       <w:footerReference w:type="default" r:id="rId10"/>
       <w:pgSz w:w="12240" w:h="15840"/>
-      <w:pgMar w:left="1247" w:right="1247" w:top="1247" w:bottom="1247"/>
+      <w:pgMar w:left="1701" w:right="1701" w:top="1701" w:bottom="1701" w:header="850" w:footer="964"/>
       <w:titlePg/>
     </w:sectPr>
   </w:body>
@@ -11150,7 +11330,7 @@
     <w:basedOn w:val="Normal"/>
     <w:pPr>
       <w:tabs>
-        <w:tab w:pos="9746" w:val="right" w:leader="dot"/>
+        <w:tab w:pos="8838" w:val="right" w:leader="dot"/>
       </w:tabs>
       <w:spacing w:after="60" w:before="80"/>
       <w:ind w:left="0"/>
@@ -11165,7 +11345,7 @@
     <w:basedOn w:val="Normal"/>
     <w:pPr>
       <w:tabs>
-        <w:tab w:pos="9746" w:val="right" w:leader="dot"/>
+        <w:tab w:pos="8838" w:val="right" w:leader="dot"/>
       </w:tabs>
       <w:spacing w:after="40" w:before="0"/>
       <w:ind w:left="283"/>
@@ -11180,7 +11360,7 @@
     <w:basedOn w:val="Normal"/>
     <w:pPr>
       <w:tabs>
-        <w:tab w:pos="9746" w:val="right" w:leader="dot"/>
+        <w:tab w:pos="8838" w:val="right" w:leader="dot"/>
       </w:tabs>
       <w:spacing w:after="40" w:before="0"/>
       <w:ind w:left="567"/>
@@ -11195,7 +11375,7 @@
     <w:basedOn w:val="Normal"/>
     <w:pPr>
       <w:tabs>
-        <w:tab w:pos="9746" w:val="right" w:leader="dot"/>
+        <w:tab w:pos="8838" w:val="right" w:leader="dot"/>
       </w:tabs>
       <w:spacing w:after="40" w:before="0"/>
       <w:ind w:left="850"/>

--- a/Fase 2/Evidencias del Proyecto/SICMA_CLA_v1.0.docx
+++ b/Fase 2/Evidencias del Proyecto/SICMA_CLA_v1.0.docx
@@ -629,7 +629,7 @@
         <w:tab/>
       </w:r>
       <w:r>
-        <w:t>14</w:t>
+        <w:t>13</w:t>
       </w:r>
     </w:p>
     <w:p>
@@ -643,7 +643,7 @@
         <w:tab/>
       </w:r>
       <w:r>
-        <w:t>14</w:t>
+        <w:t>13</w:t>
       </w:r>
     </w:p>
     <w:p>
@@ -657,7 +657,7 @@
         <w:tab/>
       </w:r>
       <w:r>
-        <w:t>16</w:t>
+        <w:t>14</w:t>
       </w:r>
     </w:p>
     <w:p>
@@ -671,7 +671,7 @@
         <w:tab/>
       </w:r>
       <w:r>
-        <w:t>16</w:t>
+        <w:t>14</w:t>
       </w:r>
       <w:r>
         <w:fldChar w:fldCharType="end"/>
@@ -717,8 +717,8 @@
         </w:tblBorders>
       </w:tblPr>
       <w:tblGrid>
-        <w:gridCol w:w="3960"/>
-        <w:gridCol w:w="3960"/>
+        <w:gridCol w:w="3749"/>
+        <w:gridCol w:w="4168"/>
       </w:tblGrid>
       <w:tr>
         <w:trPr>
@@ -726,6 +726,7 @@
         </w:trPr>
         <w:tc>
           <w:tcPr>
+            <w:tcW w:w="3749" w:type="dxa"/>
             <w:shd w:val="clear" w:color="auto" w:fill="D9E2F3"/>
           </w:tcPr>
           <w:p>
@@ -744,6 +745,7 @@
         </w:tc>
         <w:tc>
           <w:tcPr>
+            <w:tcW w:w="4168" w:type="dxa"/>
             <w:shd w:val="clear" w:color="auto" w:fill="D9E2F3"/>
           </w:tcPr>
           <w:p>
@@ -763,7 +765,9 @@
       </w:tr>
       <w:tr>
         <w:tc>
-          <w:tcPr/>
+          <w:tcPr>
+            <w:tcW w:w="3749" w:type="dxa"/>
+          </w:tcPr>
           <w:p>
             <w:pPr>
               <w:pStyle w:val="Compact"/>
@@ -778,7 +782,9 @@
           </w:p>
         </w:tc>
         <w:tc>
-          <w:tcPr/>
+          <w:tcPr>
+            <w:tcW w:w="4168" w:type="dxa"/>
+          </w:tcPr>
           <w:p>
             <w:pPr>
               <w:pStyle w:val="Compact"/>
@@ -795,7 +801,9 @@
       </w:tr>
       <w:tr>
         <w:tc>
-          <w:tcPr/>
+          <w:tcPr>
+            <w:tcW w:w="3749" w:type="dxa"/>
+          </w:tcPr>
           <w:p>
             <w:pPr>
               <w:pStyle w:val="Compact"/>
@@ -810,7 +818,9 @@
           </w:p>
         </w:tc>
         <w:tc>
-          <w:tcPr/>
+          <w:tcPr>
+            <w:tcW w:w="4168" w:type="dxa"/>
+          </w:tcPr>
           <w:p>
             <w:pPr>
               <w:pStyle w:val="Compact"/>
@@ -827,7 +837,9 @@
       </w:tr>
       <w:tr>
         <w:tc>
-          <w:tcPr/>
+          <w:tcPr>
+            <w:tcW w:w="3749" w:type="dxa"/>
+          </w:tcPr>
           <w:p>
             <w:pPr>
               <w:pStyle w:val="Compact"/>
@@ -842,7 +854,9 @@
           </w:p>
         </w:tc>
         <w:tc>
-          <w:tcPr/>
+          <w:tcPr>
+            <w:tcW w:w="4168" w:type="dxa"/>
+          </w:tcPr>
           <w:p>
             <w:pPr>
               <w:pStyle w:val="Compact"/>
@@ -859,7 +873,9 @@
       </w:tr>
       <w:tr>
         <w:tc>
-          <w:tcPr/>
+          <w:tcPr>
+            <w:tcW w:w="3749" w:type="dxa"/>
+          </w:tcPr>
           <w:p>
             <w:pPr>
               <w:pStyle w:val="Compact"/>
@@ -874,7 +890,9 @@
           </w:p>
         </w:tc>
         <w:tc>
-          <w:tcPr/>
+          <w:tcPr>
+            <w:tcW w:w="4168" w:type="dxa"/>
+          </w:tcPr>
           <w:p>
             <w:pPr>
               <w:pStyle w:val="Compact"/>
@@ -891,7 +909,9 @@
       </w:tr>
       <w:tr>
         <w:tc>
-          <w:tcPr/>
+          <w:tcPr>
+            <w:tcW w:w="3749" w:type="dxa"/>
+          </w:tcPr>
           <w:p>
             <w:pPr>
               <w:pStyle w:val="Compact"/>
@@ -906,7 +926,9 @@
           </w:p>
         </w:tc>
         <w:tc>
-          <w:tcPr/>
+          <w:tcPr>
+            <w:tcW w:w="4168" w:type="dxa"/>
+          </w:tcPr>
           <w:p>
             <w:pPr>
               <w:pStyle w:val="Compact"/>
@@ -1300,7 +1322,7 @@
               <w:rPr>
                 <w:sz w:val="18"/>
               </w:rPr>
-              <w:t>Pasa de borrador a vigente. Se agrega la portada y se actualizan las referencias a las versiones vigentes de los demás documentos. Se agrega la tabla de contenido, la numeración de páginas y se completa la lista de referencias. Se quita la etiqueta Vigente de la portada. Se aplica el formato de entrega (márgenes de 3 cm, interlineado 1,5, sangría y texto justificado).</w:t>
+              <w:t>Pasa de borrador a vigente. Se agrega la portada y se actualizan las referencias a las versiones vigentes de los demás documentos. Se agrega la tabla de contenido, la numeración de páginas y se completa la lista de referencias. Se quita la etiqueta Vigente de la portada. Se aplica el formato de entrega (márgenes de 3 cm, interlineado 1,5, sangría y texto justificado). Se ajusta el ancho de las columnas de las tablas.</w:t>
             </w:r>
           </w:p>
         </w:tc>
@@ -1360,9 +1382,9 @@
         </w:tblBorders>
       </w:tblPr>
       <w:tblGrid>
-        <w:gridCol w:w="2640"/>
-        <w:gridCol w:w="2640"/>
-        <w:gridCol w:w="2640"/>
+        <w:gridCol w:w="2345"/>
+        <w:gridCol w:w="3600"/>
+        <w:gridCol w:w="1970"/>
       </w:tblGrid>
       <w:tr>
         <w:trPr>
@@ -1370,6 +1392,7 @@
         </w:trPr>
         <w:tc>
           <w:tcPr>
+            <w:tcW w:w="2345" w:type="dxa"/>
             <w:shd w:val="clear" w:color="auto" w:fill="D9E2F3"/>
           </w:tcPr>
           <w:p>
@@ -1388,6 +1411,7 @@
         </w:tc>
         <w:tc>
           <w:tcPr>
+            <w:tcW w:w="3600" w:type="dxa"/>
             <w:shd w:val="clear" w:color="auto" w:fill="D9E2F3"/>
           </w:tcPr>
           <w:p>
@@ -1406,6 +1430,7 @@
         </w:tc>
         <w:tc>
           <w:tcPr>
+            <w:tcW w:w="1970" w:type="dxa"/>
             <w:shd w:val="clear" w:color="auto" w:fill="D9E2F3"/>
           </w:tcPr>
           <w:p>
@@ -1425,7 +1450,9 @@
       </w:tr>
       <w:tr>
         <w:tc>
-          <w:tcPr/>
+          <w:tcPr>
+            <w:tcW w:w="2345" w:type="dxa"/>
+          </w:tcPr>
           <w:p>
             <w:pPr>
               <w:pStyle w:val="Compact"/>
@@ -1440,7 +1467,9 @@
           </w:p>
         </w:tc>
         <w:tc>
-          <w:tcPr/>
+          <w:tcPr>
+            <w:tcW w:w="3600" w:type="dxa"/>
+          </w:tcPr>
           <w:p>
             <w:pPr>
               <w:pStyle w:val="Compact"/>
@@ -1455,7 +1484,9 @@
           </w:p>
         </w:tc>
         <w:tc>
-          <w:tcPr/>
+          <w:tcPr>
+            <w:tcW w:w="1970" w:type="dxa"/>
+          </w:tcPr>
           <w:p>
             <w:pPr>
               <w:pStyle w:val="Compact"/>
@@ -1472,7 +1503,9 @@
       </w:tr>
       <w:tr>
         <w:tc>
-          <w:tcPr/>
+          <w:tcPr>
+            <w:tcW w:w="2345" w:type="dxa"/>
+          </w:tcPr>
           <w:p>
             <w:pPr>
               <w:pStyle w:val="Compact"/>
@@ -1487,7 +1520,9 @@
           </w:p>
         </w:tc>
         <w:tc>
-          <w:tcPr/>
+          <w:tcPr>
+            <w:tcW w:w="3600" w:type="dxa"/>
+          </w:tcPr>
           <w:p>
             <w:pPr>
               <w:pStyle w:val="Compact"/>
@@ -1502,7 +1537,9 @@
           </w:p>
         </w:tc>
         <w:tc>
-          <w:tcPr/>
+          <w:tcPr>
+            <w:tcW w:w="1970" w:type="dxa"/>
+          </w:tcPr>
           <w:p>
             <w:pPr>
               <w:pStyle w:val="Compact"/>
@@ -1519,7 +1556,9 @@
       </w:tr>
       <w:tr>
         <w:tc>
-          <w:tcPr/>
+          <w:tcPr>
+            <w:tcW w:w="2345" w:type="dxa"/>
+          </w:tcPr>
           <w:p>
             <w:pPr>
               <w:pStyle w:val="Compact"/>
@@ -1534,7 +1573,9 @@
           </w:p>
         </w:tc>
         <w:tc>
-          <w:tcPr/>
+          <w:tcPr>
+            <w:tcW w:w="3600" w:type="dxa"/>
+          </w:tcPr>
           <w:p>
             <w:pPr>
               <w:pStyle w:val="Compact"/>
@@ -1549,7 +1590,9 @@
           </w:p>
         </w:tc>
         <w:tc>
-          <w:tcPr/>
+          <w:tcPr>
+            <w:tcW w:w="1970" w:type="dxa"/>
+          </w:tcPr>
           <w:p>
             <w:pPr>
               <w:pStyle w:val="Compact"/>
@@ -1566,7 +1609,9 @@
       </w:tr>
       <w:tr>
         <w:tc>
-          <w:tcPr/>
+          <w:tcPr>
+            <w:tcW w:w="2345" w:type="dxa"/>
+          </w:tcPr>
           <w:p>
             <w:pPr>
               <w:pStyle w:val="Compact"/>
@@ -1581,7 +1626,9 @@
           </w:p>
         </w:tc>
         <w:tc>
-          <w:tcPr/>
+          <w:tcPr>
+            <w:tcW w:w="3600" w:type="dxa"/>
+          </w:tcPr>
           <w:p>
             <w:pPr>
               <w:pStyle w:val="Compact"/>
@@ -1596,7 +1643,9 @@
           </w:p>
         </w:tc>
         <w:tc>
-          <w:tcPr/>
+          <w:tcPr>
+            <w:tcW w:w="1970" w:type="dxa"/>
+          </w:tcPr>
           <w:p>
             <w:pPr>
               <w:pStyle w:val="Compact"/>
@@ -1613,7 +1662,9 @@
       </w:tr>
       <w:tr>
         <w:tc>
-          <w:tcPr/>
+          <w:tcPr>
+            <w:tcW w:w="2345" w:type="dxa"/>
+          </w:tcPr>
           <w:p>
             <w:pPr>
               <w:pStyle w:val="Compact"/>
@@ -1628,7 +1679,9 @@
           </w:p>
         </w:tc>
         <w:tc>
-          <w:tcPr/>
+          <w:tcPr>
+            <w:tcW w:w="3600" w:type="dxa"/>
+          </w:tcPr>
           <w:p>
             <w:pPr>
               <w:pStyle w:val="Compact"/>
@@ -1643,7 +1696,9 @@
           </w:p>
         </w:tc>
         <w:tc>
-          <w:tcPr/>
+          <w:tcPr>
+            <w:tcW w:w="1970" w:type="dxa"/>
+          </w:tcPr>
           <w:p>
             <w:pPr>
               <w:pStyle w:val="Compact"/>
@@ -1713,8 +1768,8 @@
         </w:tblBorders>
       </w:tblPr>
       <w:tblGrid>
-        <w:gridCol w:w="3960"/>
-        <w:gridCol w:w="3960"/>
+        <w:gridCol w:w="2628"/>
+        <w:gridCol w:w="5289"/>
       </w:tblGrid>
       <w:tr>
         <w:trPr>
@@ -1722,6 +1777,7 @@
         </w:trPr>
         <w:tc>
           <w:tcPr>
+            <w:tcW w:w="2628" w:type="dxa"/>
             <w:shd w:val="clear" w:color="auto" w:fill="D9E2F3"/>
           </w:tcPr>
           <w:p>
@@ -1740,6 +1796,7 @@
         </w:tc>
         <w:tc>
           <w:tcPr>
+            <w:tcW w:w="5289" w:type="dxa"/>
             <w:shd w:val="clear" w:color="auto" w:fill="D9E2F3"/>
           </w:tcPr>
           <w:p>
@@ -1759,7 +1816,9 @@
       </w:tr>
       <w:tr>
         <w:tc>
-          <w:tcPr/>
+          <w:tcPr>
+            <w:tcW w:w="2628" w:type="dxa"/>
+          </w:tcPr>
           <w:p>
             <w:pPr>
               <w:pStyle w:val="Compact"/>
@@ -1774,7 +1833,9 @@
           </w:p>
         </w:tc>
         <w:tc>
-          <w:tcPr/>
+          <w:tcPr>
+            <w:tcW w:w="5289" w:type="dxa"/>
+          </w:tcPr>
           <w:p>
             <w:pPr>
               <w:pStyle w:val="Compact"/>
@@ -1835,7 +1896,9 @@
       </w:tr>
       <w:tr>
         <w:tc>
-          <w:tcPr/>
+          <w:tcPr>
+            <w:tcW w:w="2628" w:type="dxa"/>
+          </w:tcPr>
           <w:p>
             <w:pPr>
               <w:pStyle w:val="Compact"/>
@@ -1850,7 +1913,9 @@
           </w:p>
         </w:tc>
         <w:tc>
-          <w:tcPr/>
+          <w:tcPr>
+            <w:tcW w:w="5289" w:type="dxa"/>
+          </w:tcPr>
           <w:p>
             <w:pPr>
               <w:pStyle w:val="Compact"/>
@@ -1886,7 +1951,9 @@
       </w:tr>
       <w:tr>
         <w:tc>
-          <w:tcPr/>
+          <w:tcPr>
+            <w:tcW w:w="2628" w:type="dxa"/>
+          </w:tcPr>
           <w:p>
             <w:pPr>
               <w:pStyle w:val="Compact"/>
@@ -1901,7 +1968,9 @@
           </w:p>
         </w:tc>
         <w:tc>
-          <w:tcPr/>
+          <w:tcPr>
+            <w:tcW w:w="5289" w:type="dxa"/>
+          </w:tcPr>
           <w:p>
             <w:pPr>
               <w:pStyle w:val="Compact"/>
@@ -1943,7 +2012,9 @@
       </w:tr>
       <w:tr>
         <w:tc>
-          <w:tcPr/>
+          <w:tcPr>
+            <w:tcW w:w="2628" w:type="dxa"/>
+          </w:tcPr>
           <w:p>
             <w:pPr>
               <w:pStyle w:val="Compact"/>
@@ -1958,7 +2029,9 @@
           </w:p>
         </w:tc>
         <w:tc>
-          <w:tcPr/>
+          <w:tcPr>
+            <w:tcW w:w="5289" w:type="dxa"/>
+          </w:tcPr>
           <w:p>
             <w:pPr>
               <w:pStyle w:val="Compact"/>
@@ -2063,7 +2136,9 @@
       </w:tr>
       <w:tr>
         <w:tc>
-          <w:tcPr/>
+          <w:tcPr>
+            <w:tcW w:w="2628" w:type="dxa"/>
+          </w:tcPr>
           <w:p>
             <w:pPr>
               <w:pStyle w:val="Compact"/>
@@ -2078,7 +2153,9 @@
           </w:p>
         </w:tc>
         <w:tc>
-          <w:tcPr/>
+          <w:tcPr>
+            <w:tcW w:w="5289" w:type="dxa"/>
+          </w:tcPr>
           <w:p>
             <w:pPr>
               <w:pStyle w:val="Compact"/>
@@ -2095,7 +2172,9 @@
       </w:tr>
       <w:tr>
         <w:tc>
-          <w:tcPr/>
+          <w:tcPr>
+            <w:tcW w:w="2628" w:type="dxa"/>
+          </w:tcPr>
           <w:p>
             <w:pPr>
               <w:pStyle w:val="Compact"/>
@@ -2110,7 +2189,9 @@
           </w:p>
         </w:tc>
         <w:tc>
-          <w:tcPr/>
+          <w:tcPr>
+            <w:tcW w:w="5289" w:type="dxa"/>
+          </w:tcPr>
           <w:p>
             <w:pPr>
               <w:pStyle w:val="Compact"/>
@@ -2171,7 +2252,9 @@
       </w:tr>
       <w:tr>
         <w:tc>
-          <w:tcPr/>
+          <w:tcPr>
+            <w:tcW w:w="2628" w:type="dxa"/>
+          </w:tcPr>
           <w:p>
             <w:pPr>
               <w:pStyle w:val="Compact"/>
@@ -2186,7 +2269,9 @@
           </w:p>
         </w:tc>
         <w:tc>
-          <w:tcPr/>
+          <w:tcPr>
+            <w:tcW w:w="5289" w:type="dxa"/>
+          </w:tcPr>
           <w:p>
             <w:pPr>
               <w:pStyle w:val="Compact"/>
@@ -2203,7 +2288,9 @@
       </w:tr>
       <w:tr>
         <w:tc>
-          <w:tcPr/>
+          <w:tcPr>
+            <w:tcW w:w="2628" w:type="dxa"/>
+          </w:tcPr>
           <w:p>
             <w:pPr>
               <w:pStyle w:val="Compact"/>
@@ -2218,7 +2305,9 @@
           </w:p>
         </w:tc>
         <w:tc>
-          <w:tcPr/>
+          <w:tcPr>
+            <w:tcW w:w="5289" w:type="dxa"/>
+          </w:tcPr>
           <w:p>
             <w:pPr>
               <w:pStyle w:val="Compact"/>
@@ -2330,7 +2419,9 @@
       </w:tr>
       <w:tr>
         <w:tc>
-          <w:tcPr/>
+          <w:tcPr>
+            <w:tcW w:w="2628" w:type="dxa"/>
+          </w:tcPr>
           <w:p>
             <w:pPr>
               <w:pStyle w:val="Compact"/>
@@ -2345,7 +2436,9 @@
           </w:p>
         </w:tc>
         <w:tc>
-          <w:tcPr/>
+          <w:tcPr>
+            <w:tcW w:w="5289" w:type="dxa"/>
+          </w:tcPr>
           <w:p>
             <w:pPr>
               <w:pStyle w:val="Compact"/>
@@ -2362,7 +2455,9 @@
       </w:tr>
       <w:tr>
         <w:tc>
-          <w:tcPr/>
+          <w:tcPr>
+            <w:tcW w:w="2628" w:type="dxa"/>
+          </w:tcPr>
           <w:p>
             <w:pPr>
               <w:pStyle w:val="Compact"/>
@@ -2377,7 +2472,9 @@
           </w:p>
         </w:tc>
         <w:tc>
-          <w:tcPr/>
+          <w:tcPr>
+            <w:tcW w:w="5289" w:type="dxa"/>
+          </w:tcPr>
           <w:p>
             <w:pPr>
               <w:pStyle w:val="Compact"/>
@@ -2911,9 +3008,9 @@
         </w:tblBorders>
       </w:tblPr>
       <w:tblGrid>
-        <w:gridCol w:w="2640"/>
-        <w:gridCol w:w="2640"/>
-        <w:gridCol w:w="2640"/>
+        <w:gridCol w:w="1599"/>
+        <w:gridCol w:w="3141"/>
+        <w:gridCol w:w="3174"/>
       </w:tblGrid>
       <w:tr>
         <w:trPr>
@@ -2921,6 +3018,7 @@
         </w:trPr>
         <w:tc>
           <w:tcPr>
+            <w:tcW w:w="1599" w:type="dxa"/>
             <w:shd w:val="clear" w:color="auto" w:fill="D9E2F3"/>
           </w:tcPr>
           <w:p>
@@ -2939,6 +3037,7 @@
         </w:tc>
         <w:tc>
           <w:tcPr>
+            <w:tcW w:w="3141" w:type="dxa"/>
             <w:shd w:val="clear" w:color="auto" w:fill="D9E2F3"/>
           </w:tcPr>
           <w:p>
@@ -2957,6 +3056,7 @@
         </w:tc>
         <w:tc>
           <w:tcPr>
+            <w:tcW w:w="3174" w:type="dxa"/>
             <w:shd w:val="clear" w:color="auto" w:fill="D9E2F3"/>
           </w:tcPr>
           <w:p>
@@ -2976,7 +3076,9 @@
       </w:tr>
       <w:tr>
         <w:tc>
-          <w:tcPr/>
+          <w:tcPr>
+            <w:tcW w:w="1599" w:type="dxa"/>
+          </w:tcPr>
           <w:p>
             <w:pPr>
               <w:pStyle w:val="Compact"/>
@@ -2991,7 +3093,9 @@
           </w:p>
         </w:tc>
         <w:tc>
-          <w:tcPr/>
+          <w:tcPr>
+            <w:tcW w:w="3141" w:type="dxa"/>
+          </w:tcPr>
           <w:p>
             <w:pPr>
               <w:pStyle w:val="Compact"/>
@@ -3006,7 +3110,9 @@
           </w:p>
         </w:tc>
         <w:tc>
-          <w:tcPr/>
+          <w:tcPr>
+            <w:tcW w:w="3174" w:type="dxa"/>
+          </w:tcPr>
           <w:p>
             <w:pPr>
               <w:pStyle w:val="Compact"/>
@@ -3023,7 +3129,9 @@
       </w:tr>
       <w:tr>
         <w:tc>
-          <w:tcPr/>
+          <w:tcPr>
+            <w:tcW w:w="1599" w:type="dxa"/>
+          </w:tcPr>
           <w:p>
             <w:pPr>
               <w:pStyle w:val="Compact"/>
@@ -3038,7 +3146,9 @@
           </w:p>
         </w:tc>
         <w:tc>
-          <w:tcPr/>
+          <w:tcPr>
+            <w:tcW w:w="3141" w:type="dxa"/>
+          </w:tcPr>
           <w:p>
             <w:pPr>
               <w:pStyle w:val="Compact"/>
@@ -3053,7 +3163,9 @@
           </w:p>
         </w:tc>
         <w:tc>
-          <w:tcPr/>
+          <w:tcPr>
+            <w:tcW w:w="3174" w:type="dxa"/>
+          </w:tcPr>
           <w:p>
             <w:pPr>
               <w:pStyle w:val="Compact"/>
@@ -3070,7 +3182,9 @@
       </w:tr>
       <w:tr>
         <w:tc>
-          <w:tcPr/>
+          <w:tcPr>
+            <w:tcW w:w="1599" w:type="dxa"/>
+          </w:tcPr>
           <w:p>
             <w:pPr>
               <w:pStyle w:val="Compact"/>
@@ -3085,7 +3199,9 @@
           </w:p>
         </w:tc>
         <w:tc>
-          <w:tcPr/>
+          <w:tcPr>
+            <w:tcW w:w="3141" w:type="dxa"/>
+          </w:tcPr>
           <w:p>
             <w:pPr>
               <w:pStyle w:val="Compact"/>
@@ -3100,7 +3216,9 @@
           </w:p>
         </w:tc>
         <w:tc>
-          <w:tcPr/>
+          <w:tcPr>
+            <w:tcW w:w="3174" w:type="dxa"/>
+          </w:tcPr>
           <w:p>
             <w:pPr>
               <w:pStyle w:val="Compact"/>
@@ -3142,9 +3260,9 @@
         </w:tblBorders>
       </w:tblPr>
       <w:tblGrid>
-        <w:gridCol w:w="2640"/>
-        <w:gridCol w:w="2640"/>
-        <w:gridCol w:w="2640"/>
+        <w:gridCol w:w="1574"/>
+        <w:gridCol w:w="3171"/>
+        <w:gridCol w:w="3171"/>
       </w:tblGrid>
       <w:tr>
         <w:trPr>
@@ -3152,6 +3270,7 @@
         </w:trPr>
         <w:tc>
           <w:tcPr>
+            <w:tcW w:w="1574" w:type="dxa"/>
             <w:shd w:val="clear" w:color="auto" w:fill="D9E2F3"/>
           </w:tcPr>
           <w:p>
@@ -3170,6 +3289,7 @@
         </w:tc>
         <w:tc>
           <w:tcPr>
+            <w:tcW w:w="3171" w:type="dxa"/>
             <w:shd w:val="clear" w:color="auto" w:fill="D9E2F3"/>
           </w:tcPr>
           <w:p>
@@ -3188,6 +3308,7 @@
         </w:tc>
         <w:tc>
           <w:tcPr>
+            <w:tcW w:w="3171" w:type="dxa"/>
             <w:shd w:val="clear" w:color="auto" w:fill="D9E2F3"/>
           </w:tcPr>
           <w:p>
@@ -3207,7 +3328,9 @@
       </w:tr>
       <w:tr>
         <w:tc>
-          <w:tcPr/>
+          <w:tcPr>
+            <w:tcW w:w="1574" w:type="dxa"/>
+          </w:tcPr>
           <w:p>
             <w:pPr>
               <w:pStyle w:val="Compact"/>
@@ -3222,7 +3345,9 @@
           </w:p>
         </w:tc>
         <w:tc>
-          <w:tcPr/>
+          <w:tcPr>
+            <w:tcW w:w="3171" w:type="dxa"/>
+          </w:tcPr>
           <w:p>
             <w:pPr>
               <w:pStyle w:val="Compact"/>
@@ -3237,7 +3362,9 @@
           </w:p>
         </w:tc>
         <w:tc>
-          <w:tcPr/>
+          <w:tcPr>
+            <w:tcW w:w="3171" w:type="dxa"/>
+          </w:tcPr>
           <w:p>
             <w:pPr>
               <w:pStyle w:val="Compact"/>
@@ -3254,7 +3381,9 @@
       </w:tr>
       <w:tr>
         <w:tc>
-          <w:tcPr/>
+          <w:tcPr>
+            <w:tcW w:w="1574" w:type="dxa"/>
+          </w:tcPr>
           <w:p>
             <w:pPr>
               <w:pStyle w:val="Compact"/>
@@ -3269,7 +3398,9 @@
           </w:p>
         </w:tc>
         <w:tc>
-          <w:tcPr/>
+          <w:tcPr>
+            <w:tcW w:w="3171" w:type="dxa"/>
+          </w:tcPr>
           <w:p>
             <w:pPr>
               <w:pStyle w:val="Compact"/>
@@ -3284,7 +3415,9 @@
           </w:p>
         </w:tc>
         <w:tc>
-          <w:tcPr/>
+          <w:tcPr>
+            <w:tcW w:w="3171" w:type="dxa"/>
+          </w:tcPr>
           <w:p>
             <w:pPr>
               <w:pStyle w:val="Compact"/>
@@ -3301,7 +3434,9 @@
       </w:tr>
       <w:tr>
         <w:tc>
-          <w:tcPr/>
+          <w:tcPr>
+            <w:tcW w:w="1574" w:type="dxa"/>
+          </w:tcPr>
           <w:p>
             <w:pPr>
               <w:pStyle w:val="Compact"/>
@@ -3316,7 +3451,9 @@
           </w:p>
         </w:tc>
         <w:tc>
-          <w:tcPr/>
+          <w:tcPr>
+            <w:tcW w:w="3171" w:type="dxa"/>
+          </w:tcPr>
           <w:p>
             <w:pPr>
               <w:pStyle w:val="Compact"/>
@@ -3331,7 +3468,9 @@
           </w:p>
         </w:tc>
         <w:tc>
-          <w:tcPr/>
+          <w:tcPr>
+            <w:tcW w:w="3171" w:type="dxa"/>
+          </w:tcPr>
           <w:p>
             <w:pPr>
               <w:pStyle w:val="Compact"/>
@@ -3348,7 +3487,9 @@
       </w:tr>
       <w:tr>
         <w:tc>
-          <w:tcPr/>
+          <w:tcPr>
+            <w:tcW w:w="1574" w:type="dxa"/>
+          </w:tcPr>
           <w:p>
             <w:pPr>
               <w:pStyle w:val="Compact"/>
@@ -3363,7 +3504,9 @@
           </w:p>
         </w:tc>
         <w:tc>
-          <w:tcPr/>
+          <w:tcPr>
+            <w:tcW w:w="3171" w:type="dxa"/>
+          </w:tcPr>
           <w:p>
             <w:pPr>
               <w:pStyle w:val="Compact"/>
@@ -3378,7 +3521,9 @@
           </w:p>
         </w:tc>
         <w:tc>
-          <w:tcPr/>
+          <w:tcPr>
+            <w:tcW w:w="3171" w:type="dxa"/>
+          </w:tcPr>
           <w:p>
             <w:pPr>
               <w:pStyle w:val="Compact"/>
@@ -3395,7 +3540,9 @@
       </w:tr>
       <w:tr>
         <w:tc>
-          <w:tcPr/>
+          <w:tcPr>
+            <w:tcW w:w="1574" w:type="dxa"/>
+          </w:tcPr>
           <w:p>
             <w:pPr>
               <w:pStyle w:val="Compact"/>
@@ -3410,7 +3557,9 @@
           </w:p>
         </w:tc>
         <w:tc>
-          <w:tcPr/>
+          <w:tcPr>
+            <w:tcW w:w="3171" w:type="dxa"/>
+          </w:tcPr>
           <w:p>
             <w:pPr>
               <w:pStyle w:val="Compact"/>
@@ -3425,7 +3574,9 @@
           </w:p>
         </w:tc>
         <w:tc>
-          <w:tcPr/>
+          <w:tcPr>
+            <w:tcW w:w="3171" w:type="dxa"/>
+          </w:tcPr>
           <w:p>
             <w:pPr>
               <w:pStyle w:val="Compact"/>
@@ -3442,7 +3593,9 @@
       </w:tr>
       <w:tr>
         <w:tc>
-          <w:tcPr/>
+          <w:tcPr>
+            <w:tcW w:w="1574" w:type="dxa"/>
+          </w:tcPr>
           <w:p>
             <w:pPr>
               <w:pStyle w:val="Compact"/>
@@ -3457,7 +3610,9 @@
           </w:p>
         </w:tc>
         <w:tc>
-          <w:tcPr/>
+          <w:tcPr>
+            <w:tcW w:w="3171" w:type="dxa"/>
+          </w:tcPr>
           <w:p>
             <w:pPr>
               <w:pStyle w:val="Compact"/>
@@ -3472,7 +3627,9 @@
           </w:p>
         </w:tc>
         <w:tc>
-          <w:tcPr/>
+          <w:tcPr>
+            <w:tcW w:w="3171" w:type="dxa"/>
+          </w:tcPr>
           <w:p>
             <w:pPr>
               <w:pStyle w:val="Compact"/>
@@ -3514,9 +3671,9 @@
         </w:tblBorders>
       </w:tblPr>
       <w:tblGrid>
-        <w:gridCol w:w="2640"/>
-        <w:gridCol w:w="2640"/>
-        <w:gridCol w:w="2640"/>
+        <w:gridCol w:w="1557"/>
+        <w:gridCol w:w="3053"/>
+        <w:gridCol w:w="3306"/>
       </w:tblGrid>
       <w:tr>
         <w:trPr>
@@ -3524,6 +3681,7 @@
         </w:trPr>
         <w:tc>
           <w:tcPr>
+            <w:tcW w:w="1557" w:type="dxa"/>
             <w:shd w:val="clear" w:color="auto" w:fill="D9E2F3"/>
           </w:tcPr>
           <w:p>
@@ -3542,6 +3700,7 @@
         </w:tc>
         <w:tc>
           <w:tcPr>
+            <w:tcW w:w="3053" w:type="dxa"/>
             <w:shd w:val="clear" w:color="auto" w:fill="D9E2F3"/>
           </w:tcPr>
           <w:p>
@@ -3560,6 +3719,7 @@
         </w:tc>
         <w:tc>
           <w:tcPr>
+            <w:tcW w:w="3306" w:type="dxa"/>
             <w:shd w:val="clear" w:color="auto" w:fill="D9E2F3"/>
           </w:tcPr>
           <w:p>
@@ -3579,7 +3739,9 @@
       </w:tr>
       <w:tr>
         <w:tc>
-          <w:tcPr/>
+          <w:tcPr>
+            <w:tcW w:w="1557" w:type="dxa"/>
+          </w:tcPr>
           <w:p>
             <w:pPr>
               <w:pStyle w:val="Compact"/>
@@ -3594,7 +3756,9 @@
           </w:p>
         </w:tc>
         <w:tc>
-          <w:tcPr/>
+          <w:tcPr>
+            <w:tcW w:w="3053" w:type="dxa"/>
+          </w:tcPr>
           <w:p>
             <w:pPr>
               <w:pStyle w:val="Compact"/>
@@ -3609,7 +3773,9 @@
           </w:p>
         </w:tc>
         <w:tc>
-          <w:tcPr/>
+          <w:tcPr>
+            <w:tcW w:w="3306" w:type="dxa"/>
+          </w:tcPr>
           <w:p>
             <w:pPr>
               <w:pStyle w:val="Compact"/>
@@ -3626,7 +3792,9 @@
       </w:tr>
       <w:tr>
         <w:tc>
-          <w:tcPr/>
+          <w:tcPr>
+            <w:tcW w:w="1557" w:type="dxa"/>
+          </w:tcPr>
           <w:p>
             <w:pPr>
               <w:pStyle w:val="Compact"/>
@@ -3641,7 +3809,9 @@
           </w:p>
         </w:tc>
         <w:tc>
-          <w:tcPr/>
+          <w:tcPr>
+            <w:tcW w:w="3053" w:type="dxa"/>
+          </w:tcPr>
           <w:p>
             <w:pPr>
               <w:pStyle w:val="Compact"/>
@@ -3656,7 +3826,9 @@
           </w:p>
         </w:tc>
         <w:tc>
-          <w:tcPr/>
+          <w:tcPr>
+            <w:tcW w:w="3306" w:type="dxa"/>
+          </w:tcPr>
           <w:p>
             <w:pPr>
               <w:pStyle w:val="Compact"/>
@@ -3673,7 +3845,9 @@
       </w:tr>
       <w:tr>
         <w:tc>
-          <w:tcPr/>
+          <w:tcPr>
+            <w:tcW w:w="1557" w:type="dxa"/>
+          </w:tcPr>
           <w:p>
             <w:pPr>
               <w:pStyle w:val="Compact"/>
@@ -3688,7 +3862,9 @@
           </w:p>
         </w:tc>
         <w:tc>
-          <w:tcPr/>
+          <w:tcPr>
+            <w:tcW w:w="3053" w:type="dxa"/>
+          </w:tcPr>
           <w:p>
             <w:pPr>
               <w:pStyle w:val="Compact"/>
@@ -3703,7 +3879,9 @@
           </w:p>
         </w:tc>
         <w:tc>
-          <w:tcPr/>
+          <w:tcPr>
+            <w:tcW w:w="3306" w:type="dxa"/>
+          </w:tcPr>
           <w:p>
             <w:pPr>
               <w:pStyle w:val="Compact"/>
@@ -3720,7 +3898,9 @@
       </w:tr>
       <w:tr>
         <w:tc>
-          <w:tcPr/>
+          <w:tcPr>
+            <w:tcW w:w="1557" w:type="dxa"/>
+          </w:tcPr>
           <w:p>
             <w:pPr>
               <w:pStyle w:val="Compact"/>
@@ -3735,7 +3915,9 @@
           </w:p>
         </w:tc>
         <w:tc>
-          <w:tcPr/>
+          <w:tcPr>
+            <w:tcW w:w="3053" w:type="dxa"/>
+          </w:tcPr>
           <w:p>
             <w:pPr>
               <w:pStyle w:val="Compact"/>
@@ -3750,7 +3932,9 @@
           </w:p>
         </w:tc>
         <w:tc>
-          <w:tcPr/>
+          <w:tcPr>
+            <w:tcW w:w="3306" w:type="dxa"/>
+          </w:tcPr>
           <w:p>
             <w:pPr>
               <w:pStyle w:val="Compact"/>
@@ -3767,7 +3951,9 @@
       </w:tr>
       <w:tr>
         <w:tc>
-          <w:tcPr/>
+          <w:tcPr>
+            <w:tcW w:w="1557" w:type="dxa"/>
+          </w:tcPr>
           <w:p>
             <w:pPr>
               <w:pStyle w:val="Compact"/>
@@ -3782,7 +3968,9 @@
           </w:p>
         </w:tc>
         <w:tc>
-          <w:tcPr/>
+          <w:tcPr>
+            <w:tcW w:w="3053" w:type="dxa"/>
+          </w:tcPr>
           <w:p>
             <w:pPr>
               <w:pStyle w:val="Compact"/>
@@ -3797,7 +3985,9 @@
           </w:p>
         </w:tc>
         <w:tc>
-          <w:tcPr/>
+          <w:tcPr>
+            <w:tcW w:w="3306" w:type="dxa"/>
+          </w:tcPr>
           <w:p>
             <w:pPr>
               <w:pStyle w:val="Compact"/>
@@ -3814,7 +4004,9 @@
       </w:tr>
       <w:tr>
         <w:tc>
-          <w:tcPr/>
+          <w:tcPr>
+            <w:tcW w:w="1557" w:type="dxa"/>
+          </w:tcPr>
           <w:p>
             <w:pPr>
               <w:pStyle w:val="Compact"/>
@@ -3829,7 +4021,9 @@
           </w:p>
         </w:tc>
         <w:tc>
-          <w:tcPr/>
+          <w:tcPr>
+            <w:tcW w:w="3053" w:type="dxa"/>
+          </w:tcPr>
           <w:p>
             <w:pPr>
               <w:pStyle w:val="Compact"/>
@@ -3844,7 +4038,9 @@
           </w:p>
         </w:tc>
         <w:tc>
-          <w:tcPr/>
+          <w:tcPr>
+            <w:tcW w:w="3306" w:type="dxa"/>
+          </w:tcPr>
           <w:p>
             <w:pPr>
               <w:pStyle w:val="Compact"/>
@@ -3886,9 +4082,9 @@
         </w:tblBorders>
       </w:tblPr>
       <w:tblGrid>
-        <w:gridCol w:w="2640"/>
-        <w:gridCol w:w="2640"/>
-        <w:gridCol w:w="2640"/>
+        <w:gridCol w:w="1655"/>
+        <w:gridCol w:w="3101"/>
+        <w:gridCol w:w="3160"/>
       </w:tblGrid>
       <w:tr>
         <w:trPr>
@@ -3896,6 +4092,7 @@
         </w:trPr>
         <w:tc>
           <w:tcPr>
+            <w:tcW w:w="1655" w:type="dxa"/>
             <w:shd w:val="clear" w:color="auto" w:fill="D9E2F3"/>
           </w:tcPr>
           <w:p>
@@ -3914,6 +4111,7 @@
         </w:tc>
         <w:tc>
           <w:tcPr>
+            <w:tcW w:w="3101" w:type="dxa"/>
             <w:shd w:val="clear" w:color="auto" w:fill="D9E2F3"/>
           </w:tcPr>
           <w:p>
@@ -3932,6 +4130,7 @@
         </w:tc>
         <w:tc>
           <w:tcPr>
+            <w:tcW w:w="3160" w:type="dxa"/>
             <w:shd w:val="clear" w:color="auto" w:fill="D9E2F3"/>
           </w:tcPr>
           <w:p>
@@ -3951,7 +4150,9 @@
       </w:tr>
       <w:tr>
         <w:tc>
-          <w:tcPr/>
+          <w:tcPr>
+            <w:tcW w:w="1655" w:type="dxa"/>
+          </w:tcPr>
           <w:p>
             <w:pPr>
               <w:pStyle w:val="Compact"/>
@@ -3966,7 +4167,9 @@
           </w:p>
         </w:tc>
         <w:tc>
-          <w:tcPr/>
+          <w:tcPr>
+            <w:tcW w:w="3101" w:type="dxa"/>
+          </w:tcPr>
           <w:p>
             <w:pPr>
               <w:pStyle w:val="Compact"/>
@@ -3981,7 +4184,9 @@
           </w:p>
         </w:tc>
         <w:tc>
-          <w:tcPr/>
+          <w:tcPr>
+            <w:tcW w:w="3160" w:type="dxa"/>
+          </w:tcPr>
           <w:p>
             <w:pPr>
               <w:pStyle w:val="Compact"/>
@@ -3998,7 +4203,9 @@
       </w:tr>
       <w:tr>
         <w:tc>
-          <w:tcPr/>
+          <w:tcPr>
+            <w:tcW w:w="1655" w:type="dxa"/>
+          </w:tcPr>
           <w:p>
             <w:pPr>
               <w:pStyle w:val="Compact"/>
@@ -4013,7 +4220,9 @@
           </w:p>
         </w:tc>
         <w:tc>
-          <w:tcPr/>
+          <w:tcPr>
+            <w:tcW w:w="3101" w:type="dxa"/>
+          </w:tcPr>
           <w:p>
             <w:pPr>
               <w:pStyle w:val="Compact"/>
@@ -4028,7 +4237,9 @@
           </w:p>
         </w:tc>
         <w:tc>
-          <w:tcPr/>
+          <w:tcPr>
+            <w:tcW w:w="3160" w:type="dxa"/>
+          </w:tcPr>
           <w:p>
             <w:pPr>
               <w:pStyle w:val="Compact"/>
@@ -4045,7 +4256,9 @@
       </w:tr>
       <w:tr>
         <w:tc>
-          <w:tcPr/>
+          <w:tcPr>
+            <w:tcW w:w="1655" w:type="dxa"/>
+          </w:tcPr>
           <w:p>
             <w:pPr>
               <w:pStyle w:val="Compact"/>
@@ -4060,7 +4273,9 @@
           </w:p>
         </w:tc>
         <w:tc>
-          <w:tcPr/>
+          <w:tcPr>
+            <w:tcW w:w="3101" w:type="dxa"/>
+          </w:tcPr>
           <w:p>
             <w:pPr>
               <w:pStyle w:val="Compact"/>
@@ -4075,7 +4290,9 @@
           </w:p>
         </w:tc>
         <w:tc>
-          <w:tcPr/>
+          <w:tcPr>
+            <w:tcW w:w="3160" w:type="dxa"/>
+          </w:tcPr>
           <w:p>
             <w:pPr>
               <w:pStyle w:val="Compact"/>
@@ -4092,7 +4309,9 @@
       </w:tr>
       <w:tr>
         <w:tc>
-          <w:tcPr/>
+          <w:tcPr>
+            <w:tcW w:w="1655" w:type="dxa"/>
+          </w:tcPr>
           <w:p>
             <w:pPr>
               <w:pStyle w:val="Compact"/>
@@ -4107,7 +4326,9 @@
           </w:p>
         </w:tc>
         <w:tc>
-          <w:tcPr/>
+          <w:tcPr>
+            <w:tcW w:w="3101" w:type="dxa"/>
+          </w:tcPr>
           <w:p>
             <w:pPr>
               <w:pStyle w:val="Compact"/>
@@ -4122,7 +4343,9 @@
           </w:p>
         </w:tc>
         <w:tc>
-          <w:tcPr/>
+          <w:tcPr>
+            <w:tcW w:w="3160" w:type="dxa"/>
+          </w:tcPr>
           <w:p>
             <w:pPr>
               <w:pStyle w:val="Compact"/>
@@ -4139,7 +4362,9 @@
       </w:tr>
       <w:tr>
         <w:tc>
-          <w:tcPr/>
+          <w:tcPr>
+            <w:tcW w:w="1655" w:type="dxa"/>
+          </w:tcPr>
           <w:p>
             <w:pPr>
               <w:pStyle w:val="Compact"/>
@@ -4154,7 +4379,9 @@
           </w:p>
         </w:tc>
         <w:tc>
-          <w:tcPr/>
+          <w:tcPr>
+            <w:tcW w:w="3101" w:type="dxa"/>
+          </w:tcPr>
           <w:p>
             <w:pPr>
               <w:pStyle w:val="Compact"/>
@@ -4169,7 +4396,9 @@
           </w:p>
         </w:tc>
         <w:tc>
-          <w:tcPr/>
+          <w:tcPr>
+            <w:tcW w:w="3160" w:type="dxa"/>
+          </w:tcPr>
           <w:p>
             <w:pPr>
               <w:pStyle w:val="Compact"/>
@@ -4186,7 +4415,9 @@
       </w:tr>
       <w:tr>
         <w:tc>
-          <w:tcPr/>
+          <w:tcPr>
+            <w:tcW w:w="1655" w:type="dxa"/>
+          </w:tcPr>
           <w:p>
             <w:pPr>
               <w:pStyle w:val="Compact"/>
@@ -4201,7 +4432,9 @@
           </w:p>
         </w:tc>
         <w:tc>
-          <w:tcPr/>
+          <w:tcPr>
+            <w:tcW w:w="3101" w:type="dxa"/>
+          </w:tcPr>
           <w:p>
             <w:pPr>
               <w:pStyle w:val="Compact"/>
@@ -4216,7 +4449,9 @@
           </w:p>
         </w:tc>
         <w:tc>
-          <w:tcPr/>
+          <w:tcPr>
+            <w:tcW w:w="3160" w:type="dxa"/>
+          </w:tcPr>
           <w:p>
             <w:pPr>
               <w:pStyle w:val="Compact"/>
@@ -4258,9 +4493,9 @@
         </w:tblBorders>
       </w:tblPr>
       <w:tblGrid>
-        <w:gridCol w:w="2640"/>
-        <w:gridCol w:w="2640"/>
-        <w:gridCol w:w="2640"/>
+        <w:gridCol w:w="1902"/>
+        <w:gridCol w:w="2949"/>
+        <w:gridCol w:w="3065"/>
       </w:tblGrid>
       <w:tr>
         <w:trPr>
@@ -4268,6 +4503,7 @@
         </w:trPr>
         <w:tc>
           <w:tcPr>
+            <w:tcW w:w="1902" w:type="dxa"/>
             <w:shd w:val="clear" w:color="auto" w:fill="D9E2F3"/>
           </w:tcPr>
           <w:p>
@@ -4286,6 +4522,7 @@
         </w:tc>
         <w:tc>
           <w:tcPr>
+            <w:tcW w:w="2949" w:type="dxa"/>
             <w:shd w:val="clear" w:color="auto" w:fill="D9E2F3"/>
           </w:tcPr>
           <w:p>
@@ -4304,6 +4541,7 @@
         </w:tc>
         <w:tc>
           <w:tcPr>
+            <w:tcW w:w="3065" w:type="dxa"/>
             <w:shd w:val="clear" w:color="auto" w:fill="D9E2F3"/>
           </w:tcPr>
           <w:p>
@@ -4323,7 +4561,9 @@
       </w:tr>
       <w:tr>
         <w:tc>
-          <w:tcPr/>
+          <w:tcPr>
+            <w:tcW w:w="1902" w:type="dxa"/>
+          </w:tcPr>
           <w:p>
             <w:pPr>
               <w:pStyle w:val="Compact"/>
@@ -4338,7 +4578,9 @@
           </w:p>
         </w:tc>
         <w:tc>
-          <w:tcPr/>
+          <w:tcPr>
+            <w:tcW w:w="2949" w:type="dxa"/>
+          </w:tcPr>
           <w:p>
             <w:pPr>
               <w:pStyle w:val="Compact"/>
@@ -4353,7 +4595,9 @@
           </w:p>
         </w:tc>
         <w:tc>
-          <w:tcPr/>
+          <w:tcPr>
+            <w:tcW w:w="3065" w:type="dxa"/>
+          </w:tcPr>
           <w:p>
             <w:pPr>
               <w:pStyle w:val="Compact"/>
@@ -4370,7 +4614,9 @@
       </w:tr>
       <w:tr>
         <w:tc>
-          <w:tcPr/>
+          <w:tcPr>
+            <w:tcW w:w="1902" w:type="dxa"/>
+          </w:tcPr>
           <w:p>
             <w:pPr>
               <w:pStyle w:val="Compact"/>
@@ -4385,7 +4631,9 @@
           </w:p>
         </w:tc>
         <w:tc>
-          <w:tcPr/>
+          <w:tcPr>
+            <w:tcW w:w="2949" w:type="dxa"/>
+          </w:tcPr>
           <w:p>
             <w:pPr>
               <w:pStyle w:val="Compact"/>
@@ -4400,7 +4648,9 @@
           </w:p>
         </w:tc>
         <w:tc>
-          <w:tcPr/>
+          <w:tcPr>
+            <w:tcW w:w="3065" w:type="dxa"/>
+          </w:tcPr>
           <w:p>
             <w:pPr>
               <w:pStyle w:val="Compact"/>
@@ -4417,7 +4667,9 @@
       </w:tr>
       <w:tr>
         <w:tc>
-          <w:tcPr/>
+          <w:tcPr>
+            <w:tcW w:w="1902" w:type="dxa"/>
+          </w:tcPr>
           <w:p>
             <w:pPr>
               <w:pStyle w:val="Compact"/>
@@ -4432,7 +4684,9 @@
           </w:p>
         </w:tc>
         <w:tc>
-          <w:tcPr/>
+          <w:tcPr>
+            <w:tcW w:w="2949" w:type="dxa"/>
+          </w:tcPr>
           <w:p>
             <w:pPr>
               <w:pStyle w:val="Compact"/>
@@ -4447,7 +4701,9 @@
           </w:p>
         </w:tc>
         <w:tc>
-          <w:tcPr/>
+          <w:tcPr>
+            <w:tcW w:w="3065" w:type="dxa"/>
+          </w:tcPr>
           <w:p>
             <w:pPr>
               <w:pStyle w:val="Compact"/>
@@ -4464,7 +4720,9 @@
       </w:tr>
       <w:tr>
         <w:tc>
-          <w:tcPr/>
+          <w:tcPr>
+            <w:tcW w:w="1902" w:type="dxa"/>
+          </w:tcPr>
           <w:p>
             <w:pPr>
               <w:pStyle w:val="Compact"/>
@@ -4479,7 +4737,9 @@
           </w:p>
         </w:tc>
         <w:tc>
-          <w:tcPr/>
+          <w:tcPr>
+            <w:tcW w:w="2949" w:type="dxa"/>
+          </w:tcPr>
           <w:p>
             <w:pPr>
               <w:pStyle w:val="Compact"/>
@@ -4494,7 +4754,9 @@
           </w:p>
         </w:tc>
         <w:tc>
-          <w:tcPr/>
+          <w:tcPr>
+            <w:tcW w:w="3065" w:type="dxa"/>
+          </w:tcPr>
           <w:p>
             <w:pPr>
               <w:pStyle w:val="Compact"/>
@@ -4511,7 +4773,9 @@
       </w:tr>
       <w:tr>
         <w:tc>
-          <w:tcPr/>
+          <w:tcPr>
+            <w:tcW w:w="1902" w:type="dxa"/>
+          </w:tcPr>
           <w:p>
             <w:pPr>
               <w:pStyle w:val="Compact"/>
@@ -4526,7 +4790,9 @@
           </w:p>
         </w:tc>
         <w:tc>
-          <w:tcPr/>
+          <w:tcPr>
+            <w:tcW w:w="2949" w:type="dxa"/>
+          </w:tcPr>
           <w:p>
             <w:pPr>
               <w:pStyle w:val="Compact"/>
@@ -4541,7 +4807,9 @@
           </w:p>
         </w:tc>
         <w:tc>
-          <w:tcPr/>
+          <w:tcPr>
+            <w:tcW w:w="3065" w:type="dxa"/>
+          </w:tcPr>
           <w:p>
             <w:pPr>
               <w:pStyle w:val="Compact"/>
@@ -4612,10 +4880,10 @@
         </w:tblBorders>
       </w:tblPr>
       <w:tblGrid>
-        <w:gridCol w:w="1980"/>
-        <w:gridCol w:w="1980"/>
-        <w:gridCol w:w="1980"/>
-        <w:gridCol w:w="1980"/>
+        <w:gridCol w:w="1815"/>
+        <w:gridCol w:w="1619"/>
+        <w:gridCol w:w="1431"/>
+        <w:gridCol w:w="3050"/>
       </w:tblGrid>
       <w:tr>
         <w:trPr>
@@ -4623,6 +4891,7 @@
         </w:trPr>
         <w:tc>
           <w:tcPr>
+            <w:tcW w:w="1815" w:type="dxa"/>
             <w:shd w:val="clear" w:color="auto" w:fill="D9E2F3"/>
           </w:tcPr>
           <w:p>
@@ -4641,6 +4910,7 @@
         </w:tc>
         <w:tc>
           <w:tcPr>
+            <w:tcW w:w="1619" w:type="dxa"/>
             <w:shd w:val="clear" w:color="auto" w:fill="D9E2F3"/>
           </w:tcPr>
           <w:p>
@@ -4659,6 +4929,7 @@
         </w:tc>
         <w:tc>
           <w:tcPr>
+            <w:tcW w:w="1431" w:type="dxa"/>
             <w:shd w:val="clear" w:color="auto" w:fill="D9E2F3"/>
           </w:tcPr>
           <w:p>
@@ -4677,6 +4948,7 @@
         </w:tc>
         <w:tc>
           <w:tcPr>
+            <w:tcW w:w="3050" w:type="dxa"/>
             <w:shd w:val="clear" w:color="auto" w:fill="D9E2F3"/>
           </w:tcPr>
           <w:p>
@@ -4696,7 +4968,9 @@
       </w:tr>
       <w:tr>
         <w:tc>
-          <w:tcPr/>
+          <w:tcPr>
+            <w:tcW w:w="1815" w:type="dxa"/>
+          </w:tcPr>
           <w:p>
             <w:pPr>
               <w:pStyle w:val="Compact"/>
@@ -4711,7 +4985,9 @@
           </w:p>
         </w:tc>
         <w:tc>
-          <w:tcPr/>
+          <w:tcPr>
+            <w:tcW w:w="1619" w:type="dxa"/>
+          </w:tcPr>
           <w:p>
             <w:pPr>
               <w:pStyle w:val="Compact"/>
@@ -4726,7 +5002,9 @@
           </w:p>
         </w:tc>
         <w:tc>
-          <w:tcPr/>
+          <w:tcPr>
+            <w:tcW w:w="1431" w:type="dxa"/>
+          </w:tcPr>
           <w:p>
             <w:pPr>
               <w:pStyle w:val="Compact"/>
@@ -4741,7 +5019,9 @@
           </w:p>
         </w:tc>
         <w:tc>
-          <w:tcPr/>
+          <w:tcPr>
+            <w:tcW w:w="3050" w:type="dxa"/>
+          </w:tcPr>
           <w:p>
             <w:pPr>
               <w:pStyle w:val="Compact"/>
@@ -4758,7 +5038,9 @@
       </w:tr>
       <w:tr>
         <w:tc>
-          <w:tcPr/>
+          <w:tcPr>
+            <w:tcW w:w="1815" w:type="dxa"/>
+          </w:tcPr>
           <w:p>
             <w:pPr>
               <w:pStyle w:val="Compact"/>
@@ -4773,7 +5055,9 @@
           </w:p>
         </w:tc>
         <w:tc>
-          <w:tcPr/>
+          <w:tcPr>
+            <w:tcW w:w="1619" w:type="dxa"/>
+          </w:tcPr>
           <w:p>
             <w:pPr>
               <w:pStyle w:val="Compact"/>
@@ -4788,7 +5072,9 @@
           </w:p>
         </w:tc>
         <w:tc>
-          <w:tcPr/>
+          <w:tcPr>
+            <w:tcW w:w="1431" w:type="dxa"/>
+          </w:tcPr>
           <w:p>
             <w:pPr>
               <w:pStyle w:val="Compact"/>
@@ -4803,7 +5089,9 @@
           </w:p>
         </w:tc>
         <w:tc>
-          <w:tcPr/>
+          <w:tcPr>
+            <w:tcW w:w="3050" w:type="dxa"/>
+          </w:tcPr>
           <w:p>
             <w:pPr>
               <w:pStyle w:val="Compact"/>
@@ -4820,7 +5108,9 @@
       </w:tr>
       <w:tr>
         <w:tc>
-          <w:tcPr/>
+          <w:tcPr>
+            <w:tcW w:w="1815" w:type="dxa"/>
+          </w:tcPr>
           <w:p>
             <w:pPr>
               <w:pStyle w:val="Compact"/>
@@ -4835,7 +5125,9 @@
           </w:p>
         </w:tc>
         <w:tc>
-          <w:tcPr/>
+          <w:tcPr>
+            <w:tcW w:w="1619" w:type="dxa"/>
+          </w:tcPr>
           <w:p>
             <w:pPr>
               <w:pStyle w:val="Compact"/>
@@ -4850,7 +5142,9 @@
           </w:p>
         </w:tc>
         <w:tc>
-          <w:tcPr/>
+          <w:tcPr>
+            <w:tcW w:w="1431" w:type="dxa"/>
+          </w:tcPr>
           <w:p>
             <w:pPr>
               <w:pStyle w:val="Compact"/>
@@ -4865,7 +5159,9 @@
           </w:p>
         </w:tc>
         <w:tc>
-          <w:tcPr/>
+          <w:tcPr>
+            <w:tcW w:w="3050" w:type="dxa"/>
+          </w:tcPr>
           <w:p>
             <w:pPr>
               <w:pStyle w:val="Compact"/>
@@ -4882,7 +5178,9 @@
       </w:tr>
       <w:tr>
         <w:tc>
-          <w:tcPr/>
+          <w:tcPr>
+            <w:tcW w:w="1815" w:type="dxa"/>
+          </w:tcPr>
           <w:p>
             <w:pPr>
               <w:pStyle w:val="Compact"/>
@@ -4897,7 +5195,9 @@
           </w:p>
         </w:tc>
         <w:tc>
-          <w:tcPr/>
+          <w:tcPr>
+            <w:tcW w:w="1619" w:type="dxa"/>
+          </w:tcPr>
           <w:p>
             <w:pPr>
               <w:pStyle w:val="Compact"/>
@@ -4912,7 +5212,9 @@
           </w:p>
         </w:tc>
         <w:tc>
-          <w:tcPr/>
+          <w:tcPr>
+            <w:tcW w:w="1431" w:type="dxa"/>
+          </w:tcPr>
           <w:p>
             <w:pPr>
               <w:pStyle w:val="Compact"/>
@@ -4927,7 +5229,9 @@
           </w:p>
         </w:tc>
         <w:tc>
-          <w:tcPr/>
+          <w:tcPr>
+            <w:tcW w:w="3050" w:type="dxa"/>
+          </w:tcPr>
           <w:p>
             <w:pPr>
               <w:pStyle w:val="Compact"/>
@@ -4944,7 +5248,9 @@
       </w:tr>
       <w:tr>
         <w:tc>
-          <w:tcPr/>
+          <w:tcPr>
+            <w:tcW w:w="1815" w:type="dxa"/>
+          </w:tcPr>
           <w:p>
             <w:pPr>
               <w:pStyle w:val="Compact"/>
@@ -4959,7 +5265,9 @@
           </w:p>
         </w:tc>
         <w:tc>
-          <w:tcPr/>
+          <w:tcPr>
+            <w:tcW w:w="1619" w:type="dxa"/>
+          </w:tcPr>
           <w:p>
             <w:pPr>
               <w:pStyle w:val="Compact"/>
@@ -4974,7 +5282,9 @@
           </w:p>
         </w:tc>
         <w:tc>
-          <w:tcPr/>
+          <w:tcPr>
+            <w:tcW w:w="1431" w:type="dxa"/>
+          </w:tcPr>
           <w:p>
             <w:pPr>
               <w:pStyle w:val="Compact"/>
@@ -4989,7 +5299,9 @@
           </w:p>
         </w:tc>
         <w:tc>
-          <w:tcPr/>
+          <w:tcPr>
+            <w:tcW w:w="3050" w:type="dxa"/>
+          </w:tcPr>
           <w:p>
             <w:pPr>
               <w:pStyle w:val="Compact"/>
@@ -5006,7 +5318,9 @@
       </w:tr>
       <w:tr>
         <w:tc>
-          <w:tcPr/>
+          <w:tcPr>
+            <w:tcW w:w="1815" w:type="dxa"/>
+          </w:tcPr>
           <w:p>
             <w:pPr>
               <w:pStyle w:val="Compact"/>
@@ -5021,7 +5335,9 @@
           </w:p>
         </w:tc>
         <w:tc>
-          <w:tcPr/>
+          <w:tcPr>
+            <w:tcW w:w="1619" w:type="dxa"/>
+          </w:tcPr>
           <w:p>
             <w:pPr>
               <w:pStyle w:val="Compact"/>
@@ -5036,7 +5352,9 @@
           </w:p>
         </w:tc>
         <w:tc>
-          <w:tcPr/>
+          <w:tcPr>
+            <w:tcW w:w="1431" w:type="dxa"/>
+          </w:tcPr>
           <w:p>
             <w:pPr>
               <w:pStyle w:val="Compact"/>
@@ -5051,7 +5369,9 @@
           </w:p>
         </w:tc>
         <w:tc>
-          <w:tcPr/>
+          <w:tcPr>
+            <w:tcW w:w="3050" w:type="dxa"/>
+          </w:tcPr>
           <w:p>
             <w:pPr>
               <w:pStyle w:val="Compact"/>
@@ -5068,7 +5388,9 @@
       </w:tr>
       <w:tr>
         <w:tc>
-          <w:tcPr/>
+          <w:tcPr>
+            <w:tcW w:w="1815" w:type="dxa"/>
+          </w:tcPr>
           <w:p>
             <w:pPr>
               <w:pStyle w:val="Compact"/>
@@ -5083,7 +5405,9 @@
           </w:p>
         </w:tc>
         <w:tc>
-          <w:tcPr/>
+          <w:tcPr>
+            <w:tcW w:w="1619" w:type="dxa"/>
+          </w:tcPr>
           <w:p>
             <w:pPr>
               <w:pStyle w:val="Compact"/>
@@ -5098,7 +5422,9 @@
           </w:p>
         </w:tc>
         <w:tc>
-          <w:tcPr/>
+          <w:tcPr>
+            <w:tcW w:w="1431" w:type="dxa"/>
+          </w:tcPr>
           <w:p>
             <w:pPr>
               <w:pStyle w:val="Compact"/>
@@ -5113,7 +5439,9 @@
           </w:p>
         </w:tc>
         <w:tc>
-          <w:tcPr/>
+          <w:tcPr>
+            <w:tcW w:w="3050" w:type="dxa"/>
+          </w:tcPr>
           <w:p>
             <w:pPr>
               <w:pStyle w:val="Compact"/>
@@ -5130,7 +5458,9 @@
       </w:tr>
       <w:tr>
         <w:tc>
-          <w:tcPr/>
+          <w:tcPr>
+            <w:tcW w:w="1815" w:type="dxa"/>
+          </w:tcPr>
           <w:p>
             <w:pPr>
               <w:pStyle w:val="Compact"/>
@@ -5145,7 +5475,9 @@
           </w:p>
         </w:tc>
         <w:tc>
-          <w:tcPr/>
+          <w:tcPr>
+            <w:tcW w:w="1619" w:type="dxa"/>
+          </w:tcPr>
           <w:p>
             <w:pPr>
               <w:pStyle w:val="Compact"/>
@@ -5160,7 +5492,9 @@
           </w:p>
         </w:tc>
         <w:tc>
-          <w:tcPr/>
+          <w:tcPr>
+            <w:tcW w:w="1431" w:type="dxa"/>
+          </w:tcPr>
           <w:p>
             <w:pPr>
               <w:pStyle w:val="Compact"/>
@@ -5175,7 +5509,9 @@
           </w:p>
         </w:tc>
         <w:tc>
-          <w:tcPr/>
+          <w:tcPr>
+            <w:tcW w:w="3050" w:type="dxa"/>
+          </w:tcPr>
           <w:p>
             <w:pPr>
               <w:pStyle w:val="Compact"/>
@@ -5192,7 +5528,9 @@
       </w:tr>
       <w:tr>
         <w:tc>
-          <w:tcPr/>
+          <w:tcPr>
+            <w:tcW w:w="1815" w:type="dxa"/>
+          </w:tcPr>
           <w:p>
             <w:pPr>
               <w:pStyle w:val="Compact"/>
@@ -5207,7 +5545,9 @@
           </w:p>
         </w:tc>
         <w:tc>
-          <w:tcPr/>
+          <w:tcPr>
+            <w:tcW w:w="1619" w:type="dxa"/>
+          </w:tcPr>
           <w:p>
             <w:pPr>
               <w:pStyle w:val="Compact"/>
@@ -5222,7 +5562,9 @@
           </w:p>
         </w:tc>
         <w:tc>
-          <w:tcPr/>
+          <w:tcPr>
+            <w:tcW w:w="1431" w:type="dxa"/>
+          </w:tcPr>
           <w:p>
             <w:pPr>
               <w:pStyle w:val="Compact"/>
@@ -5237,7 +5579,9 @@
           </w:p>
         </w:tc>
         <w:tc>
-          <w:tcPr/>
+          <w:tcPr>
+            <w:tcW w:w="3050" w:type="dxa"/>
+          </w:tcPr>
           <w:p>
             <w:pPr>
               <w:pStyle w:val="Compact"/>
@@ -5254,7 +5598,9 @@
       </w:tr>
       <w:tr>
         <w:tc>
-          <w:tcPr/>
+          <w:tcPr>
+            <w:tcW w:w="1815" w:type="dxa"/>
+          </w:tcPr>
           <w:p>
             <w:pPr>
               <w:pStyle w:val="Compact"/>
@@ -5269,7 +5615,9 @@
           </w:p>
         </w:tc>
         <w:tc>
-          <w:tcPr/>
+          <w:tcPr>
+            <w:tcW w:w="1619" w:type="dxa"/>
+          </w:tcPr>
           <w:p>
             <w:pPr>
               <w:pStyle w:val="Compact"/>
@@ -5284,7 +5632,9 @@
           </w:p>
         </w:tc>
         <w:tc>
-          <w:tcPr/>
+          <w:tcPr>
+            <w:tcW w:w="1431" w:type="dxa"/>
+          </w:tcPr>
           <w:p>
             <w:pPr>
               <w:pStyle w:val="Compact"/>
@@ -5299,7 +5649,9 @@
           </w:p>
         </w:tc>
         <w:tc>
-          <w:tcPr/>
+          <w:tcPr>
+            <w:tcW w:w="3050" w:type="dxa"/>
+          </w:tcPr>
           <w:p>
             <w:pPr>
               <w:pStyle w:val="Compact"/>
@@ -5316,7 +5668,9 @@
       </w:tr>
       <w:tr>
         <w:tc>
-          <w:tcPr/>
+          <w:tcPr>
+            <w:tcW w:w="1815" w:type="dxa"/>
+          </w:tcPr>
           <w:p>
             <w:pPr>
               <w:pStyle w:val="Compact"/>
@@ -5331,7 +5685,9 @@
           </w:p>
         </w:tc>
         <w:tc>
-          <w:tcPr/>
+          <w:tcPr>
+            <w:tcW w:w="1619" w:type="dxa"/>
+          </w:tcPr>
           <w:p>
             <w:pPr>
               <w:pStyle w:val="Compact"/>
@@ -5346,7 +5702,9 @@
           </w:p>
         </w:tc>
         <w:tc>
-          <w:tcPr/>
+          <w:tcPr>
+            <w:tcW w:w="1431" w:type="dxa"/>
+          </w:tcPr>
           <w:p>
             <w:pPr>
               <w:pStyle w:val="Compact"/>
@@ -5361,7 +5719,9 @@
           </w:p>
         </w:tc>
         <w:tc>
-          <w:tcPr/>
+          <w:tcPr>
+            <w:tcW w:w="3050" w:type="dxa"/>
+          </w:tcPr>
           <w:p>
             <w:pPr>
               <w:pStyle w:val="Compact"/>
@@ -5378,7 +5738,9 @@
       </w:tr>
       <w:tr>
         <w:tc>
-          <w:tcPr/>
+          <w:tcPr>
+            <w:tcW w:w="1815" w:type="dxa"/>
+          </w:tcPr>
           <w:p>
             <w:pPr>
               <w:pStyle w:val="Compact"/>
@@ -5393,7 +5755,9 @@
           </w:p>
         </w:tc>
         <w:tc>
-          <w:tcPr/>
+          <w:tcPr>
+            <w:tcW w:w="1619" w:type="dxa"/>
+          </w:tcPr>
           <w:p>
             <w:pPr>
               <w:pStyle w:val="Compact"/>
@@ -5408,7 +5772,9 @@
           </w:p>
         </w:tc>
         <w:tc>
-          <w:tcPr/>
+          <w:tcPr>
+            <w:tcW w:w="1431" w:type="dxa"/>
+          </w:tcPr>
           <w:p>
             <w:pPr>
               <w:pStyle w:val="Compact"/>
@@ -5423,7 +5789,9 @@
           </w:p>
         </w:tc>
         <w:tc>
-          <w:tcPr/>
+          <w:tcPr>
+            <w:tcW w:w="3050" w:type="dxa"/>
+          </w:tcPr>
           <w:p>
             <w:pPr>
               <w:pStyle w:val="Compact"/>
@@ -5440,7 +5808,9 @@
       </w:tr>
       <w:tr>
         <w:tc>
-          <w:tcPr/>
+          <w:tcPr>
+            <w:tcW w:w="1815" w:type="dxa"/>
+          </w:tcPr>
           <w:p>
             <w:pPr>
               <w:pStyle w:val="Compact"/>
@@ -5455,7 +5825,9 @@
           </w:p>
         </w:tc>
         <w:tc>
-          <w:tcPr/>
+          <w:tcPr>
+            <w:tcW w:w="1619" w:type="dxa"/>
+          </w:tcPr>
           <w:p>
             <w:pPr>
               <w:pStyle w:val="Compact"/>
@@ -5470,7 +5842,9 @@
           </w:p>
         </w:tc>
         <w:tc>
-          <w:tcPr/>
+          <w:tcPr>
+            <w:tcW w:w="1431" w:type="dxa"/>
+          </w:tcPr>
           <w:p>
             <w:pPr>
               <w:pStyle w:val="Compact"/>
@@ -5485,7 +5859,9 @@
           </w:p>
         </w:tc>
         <w:tc>
-          <w:tcPr/>
+          <w:tcPr>
+            <w:tcW w:w="3050" w:type="dxa"/>
+          </w:tcPr>
           <w:p>
             <w:pPr>
               <w:pStyle w:val="Compact"/>
@@ -5502,7 +5878,9 @@
       </w:tr>
       <w:tr>
         <w:tc>
-          <w:tcPr/>
+          <w:tcPr>
+            <w:tcW w:w="1815" w:type="dxa"/>
+          </w:tcPr>
           <w:p>
             <w:pPr>
               <w:pStyle w:val="Compact"/>
@@ -5517,7 +5895,9 @@
           </w:p>
         </w:tc>
         <w:tc>
-          <w:tcPr/>
+          <w:tcPr>
+            <w:tcW w:w="1619" w:type="dxa"/>
+          </w:tcPr>
           <w:p>
             <w:pPr>
               <w:pStyle w:val="Compact"/>
@@ -5532,7 +5912,9 @@
           </w:p>
         </w:tc>
         <w:tc>
-          <w:tcPr/>
+          <w:tcPr>
+            <w:tcW w:w="1431" w:type="dxa"/>
+          </w:tcPr>
           <w:p>
             <w:pPr>
               <w:pStyle w:val="Compact"/>
@@ -5547,7 +5929,9 @@
           </w:p>
         </w:tc>
         <w:tc>
-          <w:tcPr/>
+          <w:tcPr>
+            <w:tcW w:w="3050" w:type="dxa"/>
+          </w:tcPr>
           <w:p>
             <w:pPr>
               <w:pStyle w:val="Compact"/>
@@ -5564,7 +5948,9 @@
       </w:tr>
       <w:tr>
         <w:tc>
-          <w:tcPr/>
+          <w:tcPr>
+            <w:tcW w:w="1815" w:type="dxa"/>
+          </w:tcPr>
           <w:p>
             <w:pPr>
               <w:pStyle w:val="Compact"/>
@@ -5579,7 +5965,9 @@
           </w:p>
         </w:tc>
         <w:tc>
-          <w:tcPr/>
+          <w:tcPr>
+            <w:tcW w:w="1619" w:type="dxa"/>
+          </w:tcPr>
           <w:p>
             <w:pPr>
               <w:pStyle w:val="Compact"/>
@@ -5594,7 +5982,9 @@
           </w:p>
         </w:tc>
         <w:tc>
-          <w:tcPr/>
+          <w:tcPr>
+            <w:tcW w:w="1431" w:type="dxa"/>
+          </w:tcPr>
           <w:p>
             <w:pPr>
               <w:pStyle w:val="Compact"/>
@@ -5609,7 +5999,9 @@
           </w:p>
         </w:tc>
         <w:tc>
-          <w:tcPr/>
+          <w:tcPr>
+            <w:tcW w:w="3050" w:type="dxa"/>
+          </w:tcPr>
           <w:p>
             <w:pPr>
               <w:pStyle w:val="Compact"/>
@@ -5626,7 +6018,9 @@
       </w:tr>
       <w:tr>
         <w:tc>
-          <w:tcPr/>
+          <w:tcPr>
+            <w:tcW w:w="1815" w:type="dxa"/>
+          </w:tcPr>
           <w:p>
             <w:pPr>
               <w:pStyle w:val="Compact"/>
@@ -5641,7 +6035,9 @@
           </w:p>
         </w:tc>
         <w:tc>
-          <w:tcPr/>
+          <w:tcPr>
+            <w:tcW w:w="1619" w:type="dxa"/>
+          </w:tcPr>
           <w:p>
             <w:pPr>
               <w:pStyle w:val="Compact"/>
@@ -5656,7 +6052,9 @@
           </w:p>
         </w:tc>
         <w:tc>
-          <w:tcPr/>
+          <w:tcPr>
+            <w:tcW w:w="1431" w:type="dxa"/>
+          </w:tcPr>
           <w:p>
             <w:pPr>
               <w:pStyle w:val="Compact"/>
@@ -5671,7 +6069,9 @@
           </w:p>
         </w:tc>
         <w:tc>
-          <w:tcPr/>
+          <w:tcPr>
+            <w:tcW w:w="3050" w:type="dxa"/>
+          </w:tcPr>
           <w:p>
             <w:pPr>
               <w:pStyle w:val="Compact"/>
@@ -5688,7 +6088,9 @@
       </w:tr>
       <w:tr>
         <w:tc>
-          <w:tcPr/>
+          <w:tcPr>
+            <w:tcW w:w="1815" w:type="dxa"/>
+          </w:tcPr>
           <w:p>
             <w:pPr>
               <w:pStyle w:val="Compact"/>
@@ -5703,7 +6105,9 @@
           </w:p>
         </w:tc>
         <w:tc>
-          <w:tcPr/>
+          <w:tcPr>
+            <w:tcW w:w="1619" w:type="dxa"/>
+          </w:tcPr>
           <w:p>
             <w:pPr>
               <w:pStyle w:val="Compact"/>
@@ -5718,7 +6122,9 @@
           </w:p>
         </w:tc>
         <w:tc>
-          <w:tcPr/>
+          <w:tcPr>
+            <w:tcW w:w="1431" w:type="dxa"/>
+          </w:tcPr>
           <w:p>
             <w:pPr>
               <w:pStyle w:val="Compact"/>
@@ -5733,7 +6139,9 @@
           </w:p>
         </w:tc>
         <w:tc>
-          <w:tcPr/>
+          <w:tcPr>
+            <w:tcW w:w="3050" w:type="dxa"/>
+          </w:tcPr>
           <w:p>
             <w:pPr>
               <w:pStyle w:val="Compact"/>
@@ -5750,7 +6158,9 @@
       </w:tr>
       <w:tr>
         <w:tc>
-          <w:tcPr/>
+          <w:tcPr>
+            <w:tcW w:w="1815" w:type="dxa"/>
+          </w:tcPr>
           <w:p>
             <w:pPr>
               <w:pStyle w:val="Compact"/>
@@ -5765,7 +6175,9 @@
           </w:p>
         </w:tc>
         <w:tc>
-          <w:tcPr/>
+          <w:tcPr>
+            <w:tcW w:w="1619" w:type="dxa"/>
+          </w:tcPr>
           <w:p>
             <w:pPr>
               <w:pStyle w:val="Compact"/>
@@ -5780,7 +6192,9 @@
           </w:p>
         </w:tc>
         <w:tc>
-          <w:tcPr/>
+          <w:tcPr>
+            <w:tcW w:w="1431" w:type="dxa"/>
+          </w:tcPr>
           <w:p>
             <w:pPr>
               <w:pStyle w:val="Compact"/>
@@ -5795,7 +6209,9 @@
           </w:p>
         </w:tc>
         <w:tc>
-          <w:tcPr/>
+          <w:tcPr>
+            <w:tcW w:w="3050" w:type="dxa"/>
+          </w:tcPr>
           <w:p>
             <w:pPr>
               <w:pStyle w:val="Compact"/>
@@ -5812,7 +6228,9 @@
       </w:tr>
       <w:tr>
         <w:tc>
-          <w:tcPr/>
+          <w:tcPr>
+            <w:tcW w:w="1815" w:type="dxa"/>
+          </w:tcPr>
           <w:p>
             <w:pPr>
               <w:pStyle w:val="Compact"/>
@@ -5827,7 +6245,9 @@
           </w:p>
         </w:tc>
         <w:tc>
-          <w:tcPr/>
+          <w:tcPr>
+            <w:tcW w:w="1619" w:type="dxa"/>
+          </w:tcPr>
           <w:p>
             <w:pPr>
               <w:pStyle w:val="Compact"/>
@@ -5842,7 +6262,9 @@
           </w:p>
         </w:tc>
         <w:tc>
-          <w:tcPr/>
+          <w:tcPr>
+            <w:tcW w:w="1431" w:type="dxa"/>
+          </w:tcPr>
           <w:p>
             <w:pPr>
               <w:pStyle w:val="Compact"/>
@@ -5857,7 +6279,9 @@
           </w:p>
         </w:tc>
         <w:tc>
-          <w:tcPr/>
+          <w:tcPr>
+            <w:tcW w:w="3050" w:type="dxa"/>
+          </w:tcPr>
           <w:p>
             <w:pPr>
               <w:pStyle w:val="Compact"/>
@@ -5874,7 +6298,9 @@
       </w:tr>
       <w:tr>
         <w:tc>
-          <w:tcPr/>
+          <w:tcPr>
+            <w:tcW w:w="1815" w:type="dxa"/>
+          </w:tcPr>
           <w:p>
             <w:pPr>
               <w:pStyle w:val="Compact"/>
@@ -5889,7 +6315,9 @@
           </w:p>
         </w:tc>
         <w:tc>
-          <w:tcPr/>
+          <w:tcPr>
+            <w:tcW w:w="1619" w:type="dxa"/>
+          </w:tcPr>
           <w:p>
             <w:pPr>
               <w:pStyle w:val="Compact"/>
@@ -5904,7 +6332,9 @@
           </w:p>
         </w:tc>
         <w:tc>
-          <w:tcPr/>
+          <w:tcPr>
+            <w:tcW w:w="1431" w:type="dxa"/>
+          </w:tcPr>
           <w:p>
             <w:pPr>
               <w:pStyle w:val="Compact"/>
@@ -5919,7 +6349,9 @@
           </w:p>
         </w:tc>
         <w:tc>
-          <w:tcPr/>
+          <w:tcPr>
+            <w:tcW w:w="3050" w:type="dxa"/>
+          </w:tcPr>
           <w:p>
             <w:pPr>
               <w:pStyle w:val="Compact"/>
@@ -5936,7 +6368,9 @@
       </w:tr>
       <w:tr>
         <w:tc>
-          <w:tcPr/>
+          <w:tcPr>
+            <w:tcW w:w="1815" w:type="dxa"/>
+          </w:tcPr>
           <w:p>
             <w:pPr>
               <w:pStyle w:val="Compact"/>
@@ -5951,7 +6385,9 @@
           </w:p>
         </w:tc>
         <w:tc>
-          <w:tcPr/>
+          <w:tcPr>
+            <w:tcW w:w="1619" w:type="dxa"/>
+          </w:tcPr>
           <w:p>
             <w:pPr>
               <w:pStyle w:val="Compact"/>
@@ -5966,7 +6402,9 @@
           </w:p>
         </w:tc>
         <w:tc>
-          <w:tcPr/>
+          <w:tcPr>
+            <w:tcW w:w="1431" w:type="dxa"/>
+          </w:tcPr>
           <w:p>
             <w:pPr>
               <w:pStyle w:val="Compact"/>
@@ -5981,7 +6419,9 @@
           </w:p>
         </w:tc>
         <w:tc>
-          <w:tcPr/>
+          <w:tcPr>
+            <w:tcW w:w="3050" w:type="dxa"/>
+          </w:tcPr>
           <w:p>
             <w:pPr>
               <w:pStyle w:val="Compact"/>
@@ -5998,7 +6438,9 @@
       </w:tr>
       <w:tr>
         <w:tc>
-          <w:tcPr/>
+          <w:tcPr>
+            <w:tcW w:w="1815" w:type="dxa"/>
+          </w:tcPr>
           <w:p>
             <w:pPr>
               <w:pStyle w:val="Compact"/>
@@ -6013,7 +6455,9 @@
           </w:p>
         </w:tc>
         <w:tc>
-          <w:tcPr/>
+          <w:tcPr>
+            <w:tcW w:w="1619" w:type="dxa"/>
+          </w:tcPr>
           <w:p>
             <w:pPr>
               <w:pStyle w:val="Compact"/>
@@ -6028,7 +6472,9 @@
           </w:p>
         </w:tc>
         <w:tc>
-          <w:tcPr/>
+          <w:tcPr>
+            <w:tcW w:w="1431" w:type="dxa"/>
+          </w:tcPr>
           <w:p>
             <w:pPr>
               <w:pStyle w:val="Compact"/>
@@ -6043,7 +6489,9 @@
           </w:p>
         </w:tc>
         <w:tc>
-          <w:tcPr/>
+          <w:tcPr>
+            <w:tcW w:w="3050" w:type="dxa"/>
+          </w:tcPr>
           <w:p>
             <w:pPr>
               <w:pStyle w:val="Compact"/>
@@ -6060,7 +6508,9 @@
       </w:tr>
       <w:tr>
         <w:tc>
-          <w:tcPr/>
+          <w:tcPr>
+            <w:tcW w:w="1815" w:type="dxa"/>
+          </w:tcPr>
           <w:p>
             <w:pPr>
               <w:pStyle w:val="Compact"/>
@@ -6075,7 +6525,9 @@
           </w:p>
         </w:tc>
         <w:tc>
-          <w:tcPr/>
+          <w:tcPr>
+            <w:tcW w:w="1619" w:type="dxa"/>
+          </w:tcPr>
           <w:p>
             <w:pPr>
               <w:pStyle w:val="Compact"/>
@@ -6090,7 +6542,9 @@
           </w:p>
         </w:tc>
         <w:tc>
-          <w:tcPr/>
+          <w:tcPr>
+            <w:tcW w:w="1431" w:type="dxa"/>
+          </w:tcPr>
           <w:p>
             <w:pPr>
               <w:pStyle w:val="Compact"/>
@@ -6105,7 +6559,9 @@
           </w:p>
         </w:tc>
         <w:tc>
-          <w:tcPr/>
+          <w:tcPr>
+            <w:tcW w:w="3050" w:type="dxa"/>
+          </w:tcPr>
           <w:p>
             <w:pPr>
               <w:pStyle w:val="Compact"/>
@@ -6122,7 +6578,9 @@
       </w:tr>
       <w:tr>
         <w:tc>
-          <w:tcPr/>
+          <w:tcPr>
+            <w:tcW w:w="1815" w:type="dxa"/>
+          </w:tcPr>
           <w:p>
             <w:pPr>
               <w:pStyle w:val="Compact"/>
@@ -6137,7 +6595,9 @@
           </w:p>
         </w:tc>
         <w:tc>
-          <w:tcPr/>
+          <w:tcPr>
+            <w:tcW w:w="1619" w:type="dxa"/>
+          </w:tcPr>
           <w:p>
             <w:pPr>
               <w:pStyle w:val="Compact"/>
@@ -6152,7 +6612,9 @@
           </w:p>
         </w:tc>
         <w:tc>
-          <w:tcPr/>
+          <w:tcPr>
+            <w:tcW w:w="1431" w:type="dxa"/>
+          </w:tcPr>
           <w:p>
             <w:pPr>
               <w:pStyle w:val="Compact"/>
@@ -6167,7 +6629,9 @@
           </w:p>
         </w:tc>
         <w:tc>
-          <w:tcPr/>
+          <w:tcPr>
+            <w:tcW w:w="3050" w:type="dxa"/>
+          </w:tcPr>
           <w:p>
             <w:pPr>
               <w:pStyle w:val="Compact"/>
@@ -6184,7 +6648,9 @@
       </w:tr>
       <w:tr>
         <w:tc>
-          <w:tcPr/>
+          <w:tcPr>
+            <w:tcW w:w="1815" w:type="dxa"/>
+          </w:tcPr>
           <w:p>
             <w:pPr>
               <w:pStyle w:val="Compact"/>
@@ -6199,7 +6665,9 @@
           </w:p>
         </w:tc>
         <w:tc>
-          <w:tcPr/>
+          <w:tcPr>
+            <w:tcW w:w="1619" w:type="dxa"/>
+          </w:tcPr>
           <w:p>
             <w:pPr>
               <w:pStyle w:val="Compact"/>
@@ -6214,7 +6682,9 @@
           </w:p>
         </w:tc>
         <w:tc>
-          <w:tcPr/>
+          <w:tcPr>
+            <w:tcW w:w="1431" w:type="dxa"/>
+          </w:tcPr>
           <w:p>
             <w:pPr>
               <w:pStyle w:val="Compact"/>
@@ -6229,7 +6699,9 @@
           </w:p>
         </w:tc>
         <w:tc>
-          <w:tcPr/>
+          <w:tcPr>
+            <w:tcW w:w="3050" w:type="dxa"/>
+          </w:tcPr>
           <w:p>
             <w:pPr>
               <w:pStyle w:val="Compact"/>
@@ -6246,7 +6718,9 @@
       </w:tr>
       <w:tr>
         <w:tc>
-          <w:tcPr/>
+          <w:tcPr>
+            <w:tcW w:w="1815" w:type="dxa"/>
+          </w:tcPr>
           <w:p>
             <w:pPr>
               <w:pStyle w:val="Compact"/>
@@ -6261,7 +6735,9 @@
           </w:p>
         </w:tc>
         <w:tc>
-          <w:tcPr/>
+          <w:tcPr>
+            <w:tcW w:w="1619" w:type="dxa"/>
+          </w:tcPr>
           <w:p>
             <w:pPr>
               <w:pStyle w:val="Compact"/>
@@ -6276,7 +6752,9 @@
           </w:p>
         </w:tc>
         <w:tc>
-          <w:tcPr/>
+          <w:tcPr>
+            <w:tcW w:w="1431" w:type="dxa"/>
+          </w:tcPr>
           <w:p>
             <w:pPr>
               <w:pStyle w:val="Compact"/>
@@ -6291,7 +6769,9 @@
           </w:p>
         </w:tc>
         <w:tc>
-          <w:tcPr/>
+          <w:tcPr>
+            <w:tcW w:w="3050" w:type="dxa"/>
+          </w:tcPr>
           <w:p>
             <w:pPr>
               <w:pStyle w:val="Compact"/>
@@ -6308,7 +6788,9 @@
       </w:tr>
       <w:tr>
         <w:tc>
-          <w:tcPr/>
+          <w:tcPr>
+            <w:tcW w:w="1815" w:type="dxa"/>
+          </w:tcPr>
           <w:p>
             <w:pPr>
               <w:pStyle w:val="Compact"/>
@@ -6323,7 +6805,9 @@
           </w:p>
         </w:tc>
         <w:tc>
-          <w:tcPr/>
+          <w:tcPr>
+            <w:tcW w:w="1619" w:type="dxa"/>
+          </w:tcPr>
           <w:p>
             <w:pPr>
               <w:pStyle w:val="Compact"/>
@@ -6338,7 +6822,9 @@
           </w:p>
         </w:tc>
         <w:tc>
-          <w:tcPr/>
+          <w:tcPr>
+            <w:tcW w:w="1431" w:type="dxa"/>
+          </w:tcPr>
           <w:p>
             <w:pPr>
               <w:pStyle w:val="Compact"/>
@@ -6353,7 +6839,9 @@
           </w:p>
         </w:tc>
         <w:tc>
-          <w:tcPr/>
+          <w:tcPr>
+            <w:tcW w:w="3050" w:type="dxa"/>
+          </w:tcPr>
           <w:p>
             <w:pPr>
               <w:pStyle w:val="Compact"/>
@@ -6370,7 +6858,9 @@
       </w:tr>
       <w:tr>
         <w:tc>
-          <w:tcPr/>
+          <w:tcPr>
+            <w:tcW w:w="1815" w:type="dxa"/>
+          </w:tcPr>
           <w:p>
             <w:pPr>
               <w:pStyle w:val="Compact"/>
@@ -6385,7 +6875,9 @@
           </w:p>
         </w:tc>
         <w:tc>
-          <w:tcPr/>
+          <w:tcPr>
+            <w:tcW w:w="1619" w:type="dxa"/>
+          </w:tcPr>
           <w:p>
             <w:pPr>
               <w:pStyle w:val="Compact"/>
@@ -6400,7 +6892,9 @@
           </w:p>
         </w:tc>
         <w:tc>
-          <w:tcPr/>
+          <w:tcPr>
+            <w:tcW w:w="1431" w:type="dxa"/>
+          </w:tcPr>
           <w:p>
             <w:pPr>
               <w:pStyle w:val="Compact"/>
@@ -6415,7 +6909,9 @@
           </w:p>
         </w:tc>
         <w:tc>
-          <w:tcPr/>
+          <w:tcPr>
+            <w:tcW w:w="3050" w:type="dxa"/>
+          </w:tcPr>
           <w:p>
             <w:pPr>
               <w:pStyle w:val="Compact"/>
@@ -6432,7 +6928,9 @@
       </w:tr>
       <w:tr>
         <w:tc>
-          <w:tcPr/>
+          <w:tcPr>
+            <w:tcW w:w="1815" w:type="dxa"/>
+          </w:tcPr>
           <w:p>
             <w:pPr>
               <w:pStyle w:val="Compact"/>
@@ -6447,7 +6945,9 @@
           </w:p>
         </w:tc>
         <w:tc>
-          <w:tcPr/>
+          <w:tcPr>
+            <w:tcW w:w="1619" w:type="dxa"/>
+          </w:tcPr>
           <w:p>
             <w:pPr>
               <w:pStyle w:val="Compact"/>
@@ -6462,7 +6962,9 @@
           </w:p>
         </w:tc>
         <w:tc>
-          <w:tcPr/>
+          <w:tcPr>
+            <w:tcW w:w="1431" w:type="dxa"/>
+          </w:tcPr>
           <w:p>
             <w:pPr>
               <w:pStyle w:val="Compact"/>
@@ -6477,7 +6979,9 @@
           </w:p>
         </w:tc>
         <w:tc>
-          <w:tcPr/>
+          <w:tcPr>
+            <w:tcW w:w="3050" w:type="dxa"/>
+          </w:tcPr>
           <w:p>
             <w:pPr>
               <w:pStyle w:val="Compact"/>
@@ -6494,7 +6998,9 @@
       </w:tr>
       <w:tr>
         <w:tc>
-          <w:tcPr/>
+          <w:tcPr>
+            <w:tcW w:w="1815" w:type="dxa"/>
+          </w:tcPr>
           <w:p>
             <w:pPr>
               <w:pStyle w:val="Compact"/>
@@ -6509,7 +7015,9 @@
           </w:p>
         </w:tc>
         <w:tc>
-          <w:tcPr/>
+          <w:tcPr>
+            <w:tcW w:w="1619" w:type="dxa"/>
+          </w:tcPr>
           <w:p>
             <w:pPr>
               <w:pStyle w:val="Compact"/>
@@ -6524,7 +7032,9 @@
           </w:p>
         </w:tc>
         <w:tc>
-          <w:tcPr/>
+          <w:tcPr>
+            <w:tcW w:w="1431" w:type="dxa"/>
+          </w:tcPr>
           <w:p>
             <w:pPr>
               <w:pStyle w:val="Compact"/>
@@ -6539,7 +7049,9 @@
           </w:p>
         </w:tc>
         <w:tc>
-          <w:tcPr/>
+          <w:tcPr>
+            <w:tcW w:w="3050" w:type="dxa"/>
+          </w:tcPr>
           <w:p>
             <w:pPr>
               <w:pStyle w:val="Compact"/>
@@ -6556,7 +7068,9 @@
       </w:tr>
       <w:tr>
         <w:tc>
-          <w:tcPr/>
+          <w:tcPr>
+            <w:tcW w:w="1815" w:type="dxa"/>
+          </w:tcPr>
           <w:p>
             <w:pPr>
               <w:pStyle w:val="Compact"/>
@@ -6571,7 +7085,9 @@
           </w:p>
         </w:tc>
         <w:tc>
-          <w:tcPr/>
+          <w:tcPr>
+            <w:tcW w:w="1619" w:type="dxa"/>
+          </w:tcPr>
           <w:p>
             <w:pPr>
               <w:pStyle w:val="Compact"/>
@@ -6586,7 +7102,9 @@
           </w:p>
         </w:tc>
         <w:tc>
-          <w:tcPr/>
+          <w:tcPr>
+            <w:tcW w:w="1431" w:type="dxa"/>
+          </w:tcPr>
           <w:p>
             <w:pPr>
               <w:pStyle w:val="Compact"/>
@@ -6601,7 +7119,9 @@
           </w:p>
         </w:tc>
         <w:tc>
-          <w:tcPr/>
+          <w:tcPr>
+            <w:tcW w:w="3050" w:type="dxa"/>
+          </w:tcPr>
           <w:p>
             <w:pPr>
               <w:pStyle w:val="Compact"/>
@@ -6618,7 +7138,9 @@
       </w:tr>
       <w:tr>
         <w:tc>
-          <w:tcPr/>
+          <w:tcPr>
+            <w:tcW w:w="1815" w:type="dxa"/>
+          </w:tcPr>
           <w:p>
             <w:pPr>
               <w:pStyle w:val="Compact"/>
@@ -6633,7 +7155,9 @@
           </w:p>
         </w:tc>
         <w:tc>
-          <w:tcPr/>
+          <w:tcPr>
+            <w:tcW w:w="1619" w:type="dxa"/>
+          </w:tcPr>
           <w:p>
             <w:pPr>
               <w:pStyle w:val="Compact"/>
@@ -6648,7 +7172,9 @@
           </w:p>
         </w:tc>
         <w:tc>
-          <w:tcPr/>
+          <w:tcPr>
+            <w:tcW w:w="1431" w:type="dxa"/>
+          </w:tcPr>
           <w:p>
             <w:pPr>
               <w:pStyle w:val="Compact"/>
@@ -6663,7 +7189,9 @@
           </w:p>
         </w:tc>
         <w:tc>
-          <w:tcPr/>
+          <w:tcPr>
+            <w:tcW w:w="3050" w:type="dxa"/>
+          </w:tcPr>
           <w:p>
             <w:pPr>
               <w:pStyle w:val="Compact"/>
@@ -6680,7 +7208,9 @@
       </w:tr>
       <w:tr>
         <w:tc>
-          <w:tcPr/>
+          <w:tcPr>
+            <w:tcW w:w="1815" w:type="dxa"/>
+          </w:tcPr>
           <w:p>
             <w:pPr>
               <w:pStyle w:val="Compact"/>
@@ -6695,7 +7225,9 @@
           </w:p>
         </w:tc>
         <w:tc>
-          <w:tcPr/>
+          <w:tcPr>
+            <w:tcW w:w="1619" w:type="dxa"/>
+          </w:tcPr>
           <w:p>
             <w:pPr>
               <w:pStyle w:val="Compact"/>
@@ -6710,7 +7242,9 @@
           </w:p>
         </w:tc>
         <w:tc>
-          <w:tcPr/>
+          <w:tcPr>
+            <w:tcW w:w="1431" w:type="dxa"/>
+          </w:tcPr>
           <w:p>
             <w:pPr>
               <w:pStyle w:val="Compact"/>
@@ -6725,7 +7259,9 @@
           </w:p>
         </w:tc>
         <w:tc>
-          <w:tcPr/>
+          <w:tcPr>
+            <w:tcW w:w="3050" w:type="dxa"/>
+          </w:tcPr>
           <w:p>
             <w:pPr>
               <w:pStyle w:val="Compact"/>
@@ -6795,10 +7331,10 @@
         </w:tblBorders>
       </w:tblPr>
       <w:tblGrid>
-        <w:gridCol w:w="1980"/>
-        <w:gridCol w:w="1980"/>
-        <w:gridCol w:w="1980"/>
-        <w:gridCol w:w="1980"/>
+        <w:gridCol w:w="1221"/>
+        <w:gridCol w:w="3255"/>
+        <w:gridCol w:w="1872"/>
+        <w:gridCol w:w="1565"/>
       </w:tblGrid>
       <w:tr>
         <w:trPr>
@@ -6806,6 +7342,7 @@
         </w:trPr>
         <w:tc>
           <w:tcPr>
+            <w:tcW w:w="1221" w:type="dxa"/>
             <w:shd w:val="clear" w:color="auto" w:fill="D9E2F3"/>
           </w:tcPr>
           <w:p>
@@ -6824,6 +7361,7 @@
         </w:tc>
         <w:tc>
           <w:tcPr>
+            <w:tcW w:w="3255" w:type="dxa"/>
             <w:shd w:val="clear" w:color="auto" w:fill="D9E2F3"/>
           </w:tcPr>
           <w:p>
@@ -6842,6 +7380,7 @@
         </w:tc>
         <w:tc>
           <w:tcPr>
+            <w:tcW w:w="1872" w:type="dxa"/>
             <w:shd w:val="clear" w:color="auto" w:fill="D9E2F3"/>
           </w:tcPr>
           <w:p>
@@ -6860,6 +7399,7 @@
         </w:tc>
         <w:tc>
           <w:tcPr>
+            <w:tcW w:w="1565" w:type="dxa"/>
             <w:shd w:val="clear" w:color="auto" w:fill="D9E2F3"/>
           </w:tcPr>
           <w:p>
@@ -6879,7 +7419,9 @@
       </w:tr>
       <w:tr>
         <w:tc>
-          <w:tcPr/>
+          <w:tcPr>
+            <w:tcW w:w="1221" w:type="dxa"/>
+          </w:tcPr>
           <w:p>
             <w:pPr>
               <w:pStyle w:val="Compact"/>
@@ -6894,7 +7436,9 @@
           </w:p>
         </w:tc>
         <w:tc>
-          <w:tcPr/>
+          <w:tcPr>
+            <w:tcW w:w="3255" w:type="dxa"/>
+          </w:tcPr>
           <w:p>
             <w:pPr>
               <w:pStyle w:val="Compact"/>
@@ -6909,7 +7453,9 @@
           </w:p>
         </w:tc>
         <w:tc>
-          <w:tcPr/>
+          <w:tcPr>
+            <w:tcW w:w="1872" w:type="dxa"/>
+          </w:tcPr>
           <w:p>
             <w:pPr>
               <w:pStyle w:val="Compact"/>
@@ -6924,7 +7470,9 @@
           </w:p>
         </w:tc>
         <w:tc>
-          <w:tcPr/>
+          <w:tcPr>
+            <w:tcW w:w="1565" w:type="dxa"/>
+          </w:tcPr>
           <w:p>
             <w:pPr>
               <w:pStyle w:val="Compact"/>
@@ -6941,7 +7489,9 @@
       </w:tr>
       <w:tr>
         <w:tc>
-          <w:tcPr/>
+          <w:tcPr>
+            <w:tcW w:w="1221" w:type="dxa"/>
+          </w:tcPr>
           <w:p>
             <w:pPr>
               <w:pStyle w:val="Compact"/>
@@ -6956,7 +7506,9 @@
           </w:p>
         </w:tc>
         <w:tc>
-          <w:tcPr/>
+          <w:tcPr>
+            <w:tcW w:w="3255" w:type="dxa"/>
+          </w:tcPr>
           <w:p>
             <w:pPr>
               <w:pStyle w:val="Compact"/>
@@ -6971,7 +7523,9 @@
           </w:p>
         </w:tc>
         <w:tc>
-          <w:tcPr/>
+          <w:tcPr>
+            <w:tcW w:w="1872" w:type="dxa"/>
+          </w:tcPr>
           <w:p>
             <w:pPr>
               <w:pStyle w:val="Compact"/>
@@ -6986,7 +7540,9 @@
           </w:p>
         </w:tc>
         <w:tc>
-          <w:tcPr/>
+          <w:tcPr>
+            <w:tcW w:w="1565" w:type="dxa"/>
+          </w:tcPr>
           <w:p>
             <w:pPr>
               <w:pStyle w:val="Compact"/>
@@ -7003,7 +7559,9 @@
       </w:tr>
       <w:tr>
         <w:tc>
-          <w:tcPr/>
+          <w:tcPr>
+            <w:tcW w:w="1221" w:type="dxa"/>
+          </w:tcPr>
           <w:p>
             <w:pPr>
               <w:pStyle w:val="Compact"/>
@@ -7018,7 +7576,9 @@
           </w:p>
         </w:tc>
         <w:tc>
-          <w:tcPr/>
+          <w:tcPr>
+            <w:tcW w:w="3255" w:type="dxa"/>
+          </w:tcPr>
           <w:p>
             <w:pPr>
               <w:pStyle w:val="Compact"/>
@@ -7052,7 +7612,9 @@
           </w:p>
         </w:tc>
         <w:tc>
-          <w:tcPr/>
+          <w:tcPr>
+            <w:tcW w:w="1872" w:type="dxa"/>
+          </w:tcPr>
           <w:p>
             <w:pPr>
               <w:pStyle w:val="Compact"/>
@@ -7067,7 +7629,9 @@
           </w:p>
         </w:tc>
         <w:tc>
-          <w:tcPr/>
+          <w:tcPr>
+            <w:tcW w:w="1565" w:type="dxa"/>
+          </w:tcPr>
           <w:p>
             <w:pPr>
               <w:pStyle w:val="Compact"/>
@@ -7084,7 +7648,9 @@
       </w:tr>
       <w:tr>
         <w:tc>
-          <w:tcPr/>
+          <w:tcPr>
+            <w:tcW w:w="1221" w:type="dxa"/>
+          </w:tcPr>
           <w:p>
             <w:pPr>
               <w:pStyle w:val="Compact"/>
@@ -7099,7 +7665,9 @@
           </w:p>
         </w:tc>
         <w:tc>
-          <w:tcPr/>
+          <w:tcPr>
+            <w:tcW w:w="3255" w:type="dxa"/>
+          </w:tcPr>
           <w:p>
             <w:pPr>
               <w:pStyle w:val="Compact"/>
@@ -7114,7 +7682,9 @@
           </w:p>
         </w:tc>
         <w:tc>
-          <w:tcPr/>
+          <w:tcPr>
+            <w:tcW w:w="1872" w:type="dxa"/>
+          </w:tcPr>
           <w:p>
             <w:pPr>
               <w:pStyle w:val="Compact"/>
@@ -7129,7 +7699,9 @@
           </w:p>
         </w:tc>
         <w:tc>
-          <w:tcPr/>
+          <w:tcPr>
+            <w:tcW w:w="1565" w:type="dxa"/>
+          </w:tcPr>
           <w:p>
             <w:pPr>
               <w:pStyle w:val="Compact"/>
@@ -7146,7 +7718,9 @@
       </w:tr>
       <w:tr>
         <w:tc>
-          <w:tcPr/>
+          <w:tcPr>
+            <w:tcW w:w="1221" w:type="dxa"/>
+          </w:tcPr>
           <w:p>
             <w:pPr>
               <w:pStyle w:val="Compact"/>
@@ -7161,7 +7735,9 @@
           </w:p>
         </w:tc>
         <w:tc>
-          <w:tcPr/>
+          <w:tcPr>
+            <w:tcW w:w="3255" w:type="dxa"/>
+          </w:tcPr>
           <w:p>
             <w:pPr>
               <w:pStyle w:val="Compact"/>
@@ -7176,7 +7752,9 @@
           </w:p>
         </w:tc>
         <w:tc>
-          <w:tcPr/>
+          <w:tcPr>
+            <w:tcW w:w="1872" w:type="dxa"/>
+          </w:tcPr>
           <w:p>
             <w:pPr>
               <w:pStyle w:val="Compact"/>
@@ -7191,7 +7769,9 @@
           </w:p>
         </w:tc>
         <w:tc>
-          <w:tcPr/>
+          <w:tcPr>
+            <w:tcW w:w="1565" w:type="dxa"/>
+          </w:tcPr>
           <w:p>
             <w:pPr>
               <w:pStyle w:val="Compact"/>
@@ -7208,7 +7788,9 @@
       </w:tr>
       <w:tr>
         <w:tc>
-          <w:tcPr/>
+          <w:tcPr>
+            <w:tcW w:w="1221" w:type="dxa"/>
+          </w:tcPr>
           <w:p>
             <w:pPr>
               <w:pStyle w:val="Compact"/>
@@ -7223,7 +7805,9 @@
           </w:p>
         </w:tc>
         <w:tc>
-          <w:tcPr/>
+          <w:tcPr>
+            <w:tcW w:w="3255" w:type="dxa"/>
+          </w:tcPr>
           <w:p>
             <w:pPr>
               <w:pStyle w:val="Compact"/>
@@ -7238,7 +7822,9 @@
           </w:p>
         </w:tc>
         <w:tc>
-          <w:tcPr/>
+          <w:tcPr>
+            <w:tcW w:w="1872" w:type="dxa"/>
+          </w:tcPr>
           <w:p>
             <w:pPr>
               <w:pStyle w:val="Compact"/>
@@ -7253,7 +7839,9 @@
           </w:p>
         </w:tc>
         <w:tc>
-          <w:tcPr/>
+          <w:tcPr>
+            <w:tcW w:w="1565" w:type="dxa"/>
+          </w:tcPr>
           <w:p>
             <w:pPr>
               <w:pStyle w:val="Compact"/>
@@ -7270,7 +7858,9 @@
       </w:tr>
       <w:tr>
         <w:tc>
-          <w:tcPr/>
+          <w:tcPr>
+            <w:tcW w:w="1221" w:type="dxa"/>
+          </w:tcPr>
           <w:p>
             <w:pPr>
               <w:pStyle w:val="Compact"/>
@@ -7285,7 +7875,9 @@
           </w:p>
         </w:tc>
         <w:tc>
-          <w:tcPr/>
+          <w:tcPr>
+            <w:tcW w:w="3255" w:type="dxa"/>
+          </w:tcPr>
           <w:p>
             <w:pPr>
               <w:pStyle w:val="Compact"/>
@@ -7300,7 +7892,9 @@
           </w:p>
         </w:tc>
         <w:tc>
-          <w:tcPr/>
+          <w:tcPr>
+            <w:tcW w:w="1872" w:type="dxa"/>
+          </w:tcPr>
           <w:p>
             <w:pPr>
               <w:pStyle w:val="Compact"/>
@@ -7315,7 +7909,9 @@
           </w:p>
         </w:tc>
         <w:tc>
-          <w:tcPr/>
+          <w:tcPr>
+            <w:tcW w:w="1565" w:type="dxa"/>
+          </w:tcPr>
           <w:p>
             <w:pPr>
               <w:pStyle w:val="Compact"/>
@@ -7332,7 +7928,9 @@
       </w:tr>
       <w:tr>
         <w:tc>
-          <w:tcPr/>
+          <w:tcPr>
+            <w:tcW w:w="1221" w:type="dxa"/>
+          </w:tcPr>
           <w:p>
             <w:pPr>
               <w:pStyle w:val="Compact"/>
@@ -7347,7 +7945,9 @@
           </w:p>
         </w:tc>
         <w:tc>
-          <w:tcPr/>
+          <w:tcPr>
+            <w:tcW w:w="3255" w:type="dxa"/>
+          </w:tcPr>
           <w:p>
             <w:pPr>
               <w:pStyle w:val="Compact"/>
@@ -7362,7 +7962,9 @@
           </w:p>
         </w:tc>
         <w:tc>
-          <w:tcPr/>
+          <w:tcPr>
+            <w:tcW w:w="1872" w:type="dxa"/>
+          </w:tcPr>
           <w:p>
             <w:pPr>
               <w:pStyle w:val="Compact"/>
@@ -7377,7 +7979,9 @@
           </w:p>
         </w:tc>
         <w:tc>
-          <w:tcPr/>
+          <w:tcPr>
+            <w:tcW w:w="1565" w:type="dxa"/>
+          </w:tcPr>
           <w:p>
             <w:pPr>
               <w:pStyle w:val="Compact"/>
@@ -7394,7 +7998,9 @@
       </w:tr>
       <w:tr>
         <w:tc>
-          <w:tcPr/>
+          <w:tcPr>
+            <w:tcW w:w="1221" w:type="dxa"/>
+          </w:tcPr>
           <w:p>
             <w:pPr>
               <w:pStyle w:val="Compact"/>
@@ -7409,7 +8015,9 @@
           </w:p>
         </w:tc>
         <w:tc>
-          <w:tcPr/>
+          <w:tcPr>
+            <w:tcW w:w="3255" w:type="dxa"/>
+          </w:tcPr>
           <w:p>
             <w:pPr>
               <w:pStyle w:val="Compact"/>
@@ -7424,7 +8032,9 @@
           </w:p>
         </w:tc>
         <w:tc>
-          <w:tcPr/>
+          <w:tcPr>
+            <w:tcW w:w="1872" w:type="dxa"/>
+          </w:tcPr>
           <w:p>
             <w:pPr>
               <w:pStyle w:val="Compact"/>
@@ -7439,7 +8049,9 @@
           </w:p>
         </w:tc>
         <w:tc>
-          <w:tcPr/>
+          <w:tcPr>
+            <w:tcW w:w="1565" w:type="dxa"/>
+          </w:tcPr>
           <w:p>
             <w:pPr>
               <w:pStyle w:val="Compact"/>
@@ -7456,7 +8068,9 @@
       </w:tr>
       <w:tr>
         <w:tc>
-          <w:tcPr/>
+          <w:tcPr>
+            <w:tcW w:w="1221" w:type="dxa"/>
+          </w:tcPr>
           <w:p>
             <w:pPr>
               <w:pStyle w:val="Compact"/>
@@ -7471,7 +8085,9 @@
           </w:p>
         </w:tc>
         <w:tc>
-          <w:tcPr/>
+          <w:tcPr>
+            <w:tcW w:w="3255" w:type="dxa"/>
+          </w:tcPr>
           <w:p>
             <w:pPr>
               <w:pStyle w:val="Compact"/>
@@ -7486,7 +8102,9 @@
           </w:p>
         </w:tc>
         <w:tc>
-          <w:tcPr/>
+          <w:tcPr>
+            <w:tcW w:w="1872" w:type="dxa"/>
+          </w:tcPr>
           <w:p>
             <w:pPr>
               <w:pStyle w:val="Compact"/>
@@ -7501,7 +8119,9 @@
           </w:p>
         </w:tc>
         <w:tc>
-          <w:tcPr/>
+          <w:tcPr>
+            <w:tcW w:w="1565" w:type="dxa"/>
+          </w:tcPr>
           <w:p>
             <w:pPr>
               <w:pStyle w:val="Compact"/>
@@ -7518,7 +8138,9 @@
       </w:tr>
       <w:tr>
         <w:tc>
-          <w:tcPr/>
+          <w:tcPr>
+            <w:tcW w:w="1221" w:type="dxa"/>
+          </w:tcPr>
           <w:p>
             <w:pPr>
               <w:pStyle w:val="Compact"/>
@@ -7533,7 +8155,9 @@
           </w:p>
         </w:tc>
         <w:tc>
-          <w:tcPr/>
+          <w:tcPr>
+            <w:tcW w:w="3255" w:type="dxa"/>
+          </w:tcPr>
           <w:p>
             <w:pPr>
               <w:pStyle w:val="Compact"/>
@@ -7548,7 +8172,9 @@
           </w:p>
         </w:tc>
         <w:tc>
-          <w:tcPr/>
+          <w:tcPr>
+            <w:tcW w:w="1872" w:type="dxa"/>
+          </w:tcPr>
           <w:p>
             <w:pPr>
               <w:pStyle w:val="Compact"/>
@@ -7563,7 +8189,9 @@
           </w:p>
         </w:tc>
         <w:tc>
-          <w:tcPr/>
+          <w:tcPr>
+            <w:tcW w:w="1565" w:type="dxa"/>
+          </w:tcPr>
           <w:p>
             <w:pPr>
               <w:pStyle w:val="Compact"/>
@@ -7580,7 +8208,9 @@
       </w:tr>
       <w:tr>
         <w:tc>
-          <w:tcPr/>
+          <w:tcPr>
+            <w:tcW w:w="1221" w:type="dxa"/>
+          </w:tcPr>
           <w:p>
             <w:pPr>
               <w:pStyle w:val="Compact"/>
@@ -7595,7 +8225,9 @@
           </w:p>
         </w:tc>
         <w:tc>
-          <w:tcPr/>
+          <w:tcPr>
+            <w:tcW w:w="3255" w:type="dxa"/>
+          </w:tcPr>
           <w:p>
             <w:pPr>
               <w:pStyle w:val="Compact"/>
@@ -7610,7 +8242,9 @@
           </w:p>
         </w:tc>
         <w:tc>
-          <w:tcPr/>
+          <w:tcPr>
+            <w:tcW w:w="1872" w:type="dxa"/>
+          </w:tcPr>
           <w:p>
             <w:pPr>
               <w:pStyle w:val="Compact"/>
@@ -7625,7 +8259,9 @@
           </w:p>
         </w:tc>
         <w:tc>
-          <w:tcPr/>
+          <w:tcPr>
+            <w:tcW w:w="1565" w:type="dxa"/>
+          </w:tcPr>
           <w:p>
             <w:pPr>
               <w:pStyle w:val="Compact"/>
@@ -7642,7 +8278,9 @@
       </w:tr>
       <w:tr>
         <w:tc>
-          <w:tcPr/>
+          <w:tcPr>
+            <w:tcW w:w="1221" w:type="dxa"/>
+          </w:tcPr>
           <w:p>
             <w:pPr>
               <w:pStyle w:val="Compact"/>
@@ -7657,7 +8295,9 @@
           </w:p>
         </w:tc>
         <w:tc>
-          <w:tcPr/>
+          <w:tcPr>
+            <w:tcW w:w="3255" w:type="dxa"/>
+          </w:tcPr>
           <w:p>
             <w:pPr>
               <w:pStyle w:val="Compact"/>
@@ -7672,7 +8312,9 @@
           </w:p>
         </w:tc>
         <w:tc>
-          <w:tcPr/>
+          <w:tcPr>
+            <w:tcW w:w="1872" w:type="dxa"/>
+          </w:tcPr>
           <w:p>
             <w:pPr>
               <w:pStyle w:val="Compact"/>
@@ -7687,7 +8329,9 @@
           </w:p>
         </w:tc>
         <w:tc>
-          <w:tcPr/>
+          <w:tcPr>
+            <w:tcW w:w="1565" w:type="dxa"/>
+          </w:tcPr>
           <w:p>
             <w:pPr>
               <w:pStyle w:val="Compact"/>
@@ -7704,7 +8348,9 @@
       </w:tr>
       <w:tr>
         <w:tc>
-          <w:tcPr/>
+          <w:tcPr>
+            <w:tcW w:w="1221" w:type="dxa"/>
+          </w:tcPr>
           <w:p>
             <w:pPr>
               <w:pStyle w:val="Compact"/>
@@ -7719,7 +8365,9 @@
           </w:p>
         </w:tc>
         <w:tc>
-          <w:tcPr/>
+          <w:tcPr>
+            <w:tcW w:w="3255" w:type="dxa"/>
+          </w:tcPr>
           <w:p>
             <w:pPr>
               <w:pStyle w:val="Compact"/>
@@ -7734,7 +8382,9 @@
           </w:p>
         </w:tc>
         <w:tc>
-          <w:tcPr/>
+          <w:tcPr>
+            <w:tcW w:w="1872" w:type="dxa"/>
+          </w:tcPr>
           <w:p>
             <w:pPr>
               <w:pStyle w:val="Compact"/>
@@ -7749,7 +8399,9 @@
           </w:p>
         </w:tc>
         <w:tc>
-          <w:tcPr/>
+          <w:tcPr>
+            <w:tcW w:w="1565" w:type="dxa"/>
+          </w:tcPr>
           <w:p>
             <w:pPr>
               <w:pStyle w:val="Compact"/>
@@ -7766,7 +8418,9 @@
       </w:tr>
       <w:tr>
         <w:tc>
-          <w:tcPr/>
+          <w:tcPr>
+            <w:tcW w:w="1221" w:type="dxa"/>
+          </w:tcPr>
           <w:p>
             <w:pPr>
               <w:pStyle w:val="Compact"/>
@@ -7781,7 +8435,9 @@
           </w:p>
         </w:tc>
         <w:tc>
-          <w:tcPr/>
+          <w:tcPr>
+            <w:tcW w:w="3255" w:type="dxa"/>
+          </w:tcPr>
           <w:p>
             <w:pPr>
               <w:pStyle w:val="Compact"/>
@@ -7796,7 +8452,9 @@
           </w:p>
         </w:tc>
         <w:tc>
-          <w:tcPr/>
+          <w:tcPr>
+            <w:tcW w:w="1872" w:type="dxa"/>
+          </w:tcPr>
           <w:p>
             <w:pPr>
               <w:pStyle w:val="Compact"/>
@@ -7811,7 +8469,9 @@
           </w:p>
         </w:tc>
         <w:tc>
-          <w:tcPr/>
+          <w:tcPr>
+            <w:tcW w:w="1565" w:type="dxa"/>
+          </w:tcPr>
           <w:p>
             <w:pPr>
               <w:pStyle w:val="Compact"/>
@@ -7828,7 +8488,9 @@
       </w:tr>
       <w:tr>
         <w:tc>
-          <w:tcPr/>
+          <w:tcPr>
+            <w:tcW w:w="1221" w:type="dxa"/>
+          </w:tcPr>
           <w:p>
             <w:pPr>
               <w:pStyle w:val="Compact"/>
@@ -7843,7 +8505,9 @@
           </w:p>
         </w:tc>
         <w:tc>
-          <w:tcPr/>
+          <w:tcPr>
+            <w:tcW w:w="3255" w:type="dxa"/>
+          </w:tcPr>
           <w:p>
             <w:pPr>
               <w:pStyle w:val="Compact"/>
@@ -7858,7 +8522,9 @@
           </w:p>
         </w:tc>
         <w:tc>
-          <w:tcPr/>
+          <w:tcPr>
+            <w:tcW w:w="1872" w:type="dxa"/>
+          </w:tcPr>
           <w:p>
             <w:pPr>
               <w:pStyle w:val="Compact"/>
@@ -7873,7 +8539,9 @@
           </w:p>
         </w:tc>
         <w:tc>
-          <w:tcPr/>
+          <w:tcPr>
+            <w:tcW w:w="1565" w:type="dxa"/>
+          </w:tcPr>
           <w:p>
             <w:pPr>
               <w:pStyle w:val="Compact"/>
@@ -7890,7 +8558,9 @@
       </w:tr>
       <w:tr>
         <w:tc>
-          <w:tcPr/>
+          <w:tcPr>
+            <w:tcW w:w="1221" w:type="dxa"/>
+          </w:tcPr>
           <w:p>
             <w:pPr>
               <w:pStyle w:val="Compact"/>
@@ -7905,7 +8575,9 @@
           </w:p>
         </w:tc>
         <w:tc>
-          <w:tcPr/>
+          <w:tcPr>
+            <w:tcW w:w="3255" w:type="dxa"/>
+          </w:tcPr>
           <w:p>
             <w:pPr>
               <w:pStyle w:val="Compact"/>
@@ -7920,7 +8592,9 @@
           </w:p>
         </w:tc>
         <w:tc>
-          <w:tcPr/>
+          <w:tcPr>
+            <w:tcW w:w="1872" w:type="dxa"/>
+          </w:tcPr>
           <w:p>
             <w:pPr>
               <w:pStyle w:val="Compact"/>
@@ -7935,7 +8609,9 @@
           </w:p>
         </w:tc>
         <w:tc>
-          <w:tcPr/>
+          <w:tcPr>
+            <w:tcW w:w="1565" w:type="dxa"/>
+          </w:tcPr>
           <w:p>
             <w:pPr>
               <w:pStyle w:val="Compact"/>
@@ -7952,7 +8628,9 @@
       </w:tr>
       <w:tr>
         <w:tc>
-          <w:tcPr/>
+          <w:tcPr>
+            <w:tcW w:w="1221" w:type="dxa"/>
+          </w:tcPr>
           <w:p>
             <w:pPr>
               <w:pStyle w:val="Compact"/>
@@ -7967,7 +8645,9 @@
           </w:p>
         </w:tc>
         <w:tc>
-          <w:tcPr/>
+          <w:tcPr>
+            <w:tcW w:w="3255" w:type="dxa"/>
+          </w:tcPr>
           <w:p>
             <w:pPr>
               <w:pStyle w:val="Compact"/>
@@ -7982,7 +8662,9 @@
           </w:p>
         </w:tc>
         <w:tc>
-          <w:tcPr/>
+          <w:tcPr>
+            <w:tcW w:w="1872" w:type="dxa"/>
+          </w:tcPr>
           <w:p>
             <w:pPr>
               <w:pStyle w:val="Compact"/>
@@ -7997,7 +8679,9 @@
           </w:p>
         </w:tc>
         <w:tc>
-          <w:tcPr/>
+          <w:tcPr>
+            <w:tcW w:w="1565" w:type="dxa"/>
+          </w:tcPr>
           <w:p>
             <w:pPr>
               <w:pStyle w:val="Compact"/>
@@ -8014,7 +8698,9 @@
       </w:tr>
       <w:tr>
         <w:tc>
-          <w:tcPr/>
+          <w:tcPr>
+            <w:tcW w:w="1221" w:type="dxa"/>
+          </w:tcPr>
           <w:p>
             <w:pPr>
               <w:pStyle w:val="Compact"/>
@@ -8029,7 +8715,9 @@
           </w:p>
         </w:tc>
         <w:tc>
-          <w:tcPr/>
+          <w:tcPr>
+            <w:tcW w:w="3255" w:type="dxa"/>
+          </w:tcPr>
           <w:p>
             <w:pPr>
               <w:pStyle w:val="Compact"/>
@@ -8044,7 +8732,9 @@
           </w:p>
         </w:tc>
         <w:tc>
-          <w:tcPr/>
+          <w:tcPr>
+            <w:tcW w:w="1872" w:type="dxa"/>
+          </w:tcPr>
           <w:p>
             <w:pPr>
               <w:pStyle w:val="Compact"/>
@@ -8059,7 +8749,9 @@
           </w:p>
         </w:tc>
         <w:tc>
-          <w:tcPr/>
+          <w:tcPr>
+            <w:tcW w:w="1565" w:type="dxa"/>
+          </w:tcPr>
           <w:p>
             <w:pPr>
               <w:pStyle w:val="Compact"/>
@@ -8129,8 +8821,8 @@
         </w:tblBorders>
       </w:tblPr>
       <w:tblGrid>
-        <w:gridCol w:w="3960"/>
-        <w:gridCol w:w="3960"/>
+        <w:gridCol w:w="3860"/>
+        <w:gridCol w:w="4057"/>
       </w:tblGrid>
       <w:tr>
         <w:trPr>
@@ -8138,6 +8830,7 @@
         </w:trPr>
         <w:tc>
           <w:tcPr>
+            <w:tcW w:w="3860" w:type="dxa"/>
             <w:shd w:val="clear" w:color="auto" w:fill="D9E2F3"/>
           </w:tcPr>
           <w:p>
@@ -8156,6 +8849,7 @@
         </w:tc>
         <w:tc>
           <w:tcPr>
+            <w:tcW w:w="4057" w:type="dxa"/>
             <w:shd w:val="clear" w:color="auto" w:fill="D9E2F3"/>
           </w:tcPr>
           <w:p>
@@ -8175,7 +8869,9 @@
       </w:tr>
       <w:tr>
         <w:tc>
-          <w:tcPr/>
+          <w:tcPr>
+            <w:tcW w:w="3860" w:type="dxa"/>
+          </w:tcPr>
           <w:p>
             <w:pPr>
               <w:pStyle w:val="Compact"/>
@@ -8190,7 +8886,9 @@
           </w:p>
         </w:tc>
         <w:tc>
-          <w:tcPr/>
+          <w:tcPr>
+            <w:tcW w:w="4057" w:type="dxa"/>
+          </w:tcPr>
           <w:p>
             <w:pPr>
               <w:pStyle w:val="Compact"/>
@@ -8207,7 +8905,9 @@
       </w:tr>
       <w:tr>
         <w:tc>
-          <w:tcPr/>
+          <w:tcPr>
+            <w:tcW w:w="3860" w:type="dxa"/>
+          </w:tcPr>
           <w:p>
             <w:pPr>
               <w:pStyle w:val="Compact"/>
@@ -8222,7 +8922,9 @@
           </w:p>
         </w:tc>
         <w:tc>
-          <w:tcPr/>
+          <w:tcPr>
+            <w:tcW w:w="4057" w:type="dxa"/>
+          </w:tcPr>
           <w:p>
             <w:pPr>
               <w:pStyle w:val="Compact"/>
@@ -8239,7 +8941,9 @@
       </w:tr>
       <w:tr>
         <w:tc>
-          <w:tcPr/>
+          <w:tcPr>
+            <w:tcW w:w="3860" w:type="dxa"/>
+          </w:tcPr>
           <w:p>
             <w:pPr>
               <w:pStyle w:val="Compact"/>
@@ -8254,7 +8958,9 @@
           </w:p>
         </w:tc>
         <w:tc>
-          <w:tcPr/>
+          <w:tcPr>
+            <w:tcW w:w="4057" w:type="dxa"/>
+          </w:tcPr>
           <w:p>
             <w:pPr>
               <w:pStyle w:val="Compact"/>
@@ -8271,7 +8977,9 @@
       </w:tr>
       <w:tr>
         <w:tc>
-          <w:tcPr/>
+          <w:tcPr>
+            <w:tcW w:w="3860" w:type="dxa"/>
+          </w:tcPr>
           <w:p>
             <w:pPr>
               <w:pStyle w:val="Compact"/>
@@ -8286,7 +8994,9 @@
           </w:p>
         </w:tc>
         <w:tc>
-          <w:tcPr/>
+          <w:tcPr>
+            <w:tcW w:w="4057" w:type="dxa"/>
+          </w:tcPr>
           <w:p>
             <w:pPr>
               <w:pStyle w:val="Compact"/>
@@ -8303,7 +9013,9 @@
       </w:tr>
       <w:tr>
         <w:tc>
-          <w:tcPr/>
+          <w:tcPr>
+            <w:tcW w:w="3860" w:type="dxa"/>
+          </w:tcPr>
           <w:p>
             <w:pPr>
               <w:pStyle w:val="Compact"/>
@@ -8318,7 +9030,9 @@
           </w:p>
         </w:tc>
         <w:tc>
-          <w:tcPr/>
+          <w:tcPr>
+            <w:tcW w:w="4057" w:type="dxa"/>
+          </w:tcPr>
           <w:p>
             <w:pPr>
               <w:pStyle w:val="Compact"/>
@@ -8335,7 +9049,9 @@
       </w:tr>
       <w:tr>
         <w:tc>
-          <w:tcPr/>
+          <w:tcPr>
+            <w:tcW w:w="3860" w:type="dxa"/>
+          </w:tcPr>
           <w:p>
             <w:pPr>
               <w:pStyle w:val="Compact"/>
@@ -8350,7 +9066,9 @@
           </w:p>
         </w:tc>
         <w:tc>
-          <w:tcPr/>
+          <w:tcPr>
+            <w:tcW w:w="4057" w:type="dxa"/>
+          </w:tcPr>
           <w:p>
             <w:pPr>
               <w:pStyle w:val="Compact"/>
@@ -8367,7 +9085,9 @@
       </w:tr>
       <w:tr>
         <w:tc>
-          <w:tcPr/>
+          <w:tcPr>
+            <w:tcW w:w="3860" w:type="dxa"/>
+          </w:tcPr>
           <w:p>
             <w:pPr>
               <w:pStyle w:val="Compact"/>
@@ -8382,7 +9102,9 @@
           </w:p>
         </w:tc>
         <w:tc>
-          <w:tcPr/>
+          <w:tcPr>
+            <w:tcW w:w="4057" w:type="dxa"/>
+          </w:tcPr>
           <w:p>
             <w:pPr>
               <w:pStyle w:val="Compact"/>
@@ -8399,7 +9121,9 @@
       </w:tr>
       <w:tr>
         <w:tc>
-          <w:tcPr/>
+          <w:tcPr>
+            <w:tcW w:w="3860" w:type="dxa"/>
+          </w:tcPr>
           <w:p>
             <w:pPr>
               <w:pStyle w:val="Compact"/>
@@ -8414,7 +9138,9 @@
           </w:p>
         </w:tc>
         <w:tc>
-          <w:tcPr/>
+          <w:tcPr>
+            <w:tcW w:w="4057" w:type="dxa"/>
+          </w:tcPr>
           <w:p>
             <w:pPr>
               <w:pStyle w:val="Compact"/>
@@ -8431,7 +9157,9 @@
       </w:tr>
       <w:tr>
         <w:tc>
-          <w:tcPr/>
+          <w:tcPr>
+            <w:tcW w:w="3860" w:type="dxa"/>
+          </w:tcPr>
           <w:p>
             <w:pPr>
               <w:pStyle w:val="Compact"/>
@@ -8446,7 +9174,9 @@
           </w:p>
         </w:tc>
         <w:tc>
-          <w:tcPr/>
+          <w:tcPr>
+            <w:tcW w:w="4057" w:type="dxa"/>
+          </w:tcPr>
           <w:p>
             <w:pPr>
               <w:pStyle w:val="Compact"/>
@@ -8463,7 +9193,9 @@
       </w:tr>
       <w:tr>
         <w:tc>
-          <w:tcPr/>
+          <w:tcPr>
+            <w:tcW w:w="3860" w:type="dxa"/>
+          </w:tcPr>
           <w:p>
             <w:pPr>
               <w:pStyle w:val="Compact"/>
@@ -8478,7 +9210,9 @@
           </w:p>
         </w:tc>
         <w:tc>
-          <w:tcPr/>
+          <w:tcPr>
+            <w:tcW w:w="4057" w:type="dxa"/>
+          </w:tcPr>
           <w:p>
             <w:pPr>
               <w:pStyle w:val="Compact"/>
@@ -8495,7 +9229,9 @@
       </w:tr>
       <w:tr>
         <w:tc>
-          <w:tcPr/>
+          <w:tcPr>
+            <w:tcW w:w="3860" w:type="dxa"/>
+          </w:tcPr>
           <w:p>
             <w:pPr>
               <w:pStyle w:val="Compact"/>
@@ -8510,7 +9246,9 @@
           </w:p>
         </w:tc>
         <w:tc>
-          <w:tcPr/>
+          <w:tcPr>
+            <w:tcW w:w="4057" w:type="dxa"/>
+          </w:tcPr>
           <w:p>
             <w:pPr>
               <w:pStyle w:val="Compact"/>
@@ -8527,7 +9265,9 @@
       </w:tr>
       <w:tr>
         <w:tc>
-          <w:tcPr/>
+          <w:tcPr>
+            <w:tcW w:w="3860" w:type="dxa"/>
+          </w:tcPr>
           <w:p>
             <w:pPr>
               <w:pStyle w:val="Compact"/>
@@ -8542,7 +9282,9 @@
           </w:p>
         </w:tc>
         <w:tc>
-          <w:tcPr/>
+          <w:tcPr>
+            <w:tcW w:w="4057" w:type="dxa"/>
+          </w:tcPr>
           <w:p>
             <w:pPr>
               <w:pStyle w:val="Compact"/>
@@ -8559,7 +9301,9 @@
       </w:tr>
       <w:tr>
         <w:tc>
-          <w:tcPr/>
+          <w:tcPr>
+            <w:tcW w:w="3860" w:type="dxa"/>
+          </w:tcPr>
           <w:p>
             <w:pPr>
               <w:pStyle w:val="Compact"/>
@@ -8574,7 +9318,9 @@
           </w:p>
         </w:tc>
         <w:tc>
-          <w:tcPr/>
+          <w:tcPr>
+            <w:tcW w:w="4057" w:type="dxa"/>
+          </w:tcPr>
           <w:p>
             <w:pPr>
               <w:pStyle w:val="Compact"/>
@@ -8591,7 +9337,9 @@
       </w:tr>
       <w:tr>
         <w:tc>
-          <w:tcPr/>
+          <w:tcPr>
+            <w:tcW w:w="3860" w:type="dxa"/>
+          </w:tcPr>
           <w:p>
             <w:pPr>
               <w:pStyle w:val="Compact"/>
@@ -8606,7 +9354,9 @@
           </w:p>
         </w:tc>
         <w:tc>
-          <w:tcPr/>
+          <w:tcPr>
+            <w:tcW w:w="4057" w:type="dxa"/>
+          </w:tcPr>
           <w:p>
             <w:pPr>
               <w:pStyle w:val="Compact"/>
@@ -8623,7 +9373,9 @@
       </w:tr>
       <w:tr>
         <w:tc>
-          <w:tcPr/>
+          <w:tcPr>
+            <w:tcW w:w="3860" w:type="dxa"/>
+          </w:tcPr>
           <w:p>
             <w:pPr>
               <w:pStyle w:val="Compact"/>
@@ -8638,7 +9390,9 @@
           </w:p>
         </w:tc>
         <w:tc>
-          <w:tcPr/>
+          <w:tcPr>
+            <w:tcW w:w="4057" w:type="dxa"/>
+          </w:tcPr>
           <w:p>
             <w:pPr>
               <w:pStyle w:val="Compact"/>
@@ -8655,7 +9409,9 @@
       </w:tr>
       <w:tr>
         <w:tc>
-          <w:tcPr/>
+          <w:tcPr>
+            <w:tcW w:w="3860" w:type="dxa"/>
+          </w:tcPr>
           <w:p>
             <w:pPr>
               <w:pStyle w:val="Compact"/>
@@ -8670,7 +9426,9 @@
           </w:p>
         </w:tc>
         <w:tc>
-          <w:tcPr/>
+          <w:tcPr>
+            <w:tcW w:w="4057" w:type="dxa"/>
+          </w:tcPr>
           <w:p>
             <w:pPr>
               <w:pStyle w:val="Compact"/>
@@ -8687,7 +9445,9 @@
       </w:tr>
       <w:tr>
         <w:tc>
-          <w:tcPr/>
+          <w:tcPr>
+            <w:tcW w:w="3860" w:type="dxa"/>
+          </w:tcPr>
           <w:p>
             <w:pPr>
               <w:pStyle w:val="Compact"/>
@@ -8702,7 +9462,9 @@
           </w:p>
         </w:tc>
         <w:tc>
-          <w:tcPr/>
+          <w:tcPr>
+            <w:tcW w:w="4057" w:type="dxa"/>
+          </w:tcPr>
           <w:p>
             <w:pPr>
               <w:pStyle w:val="Compact"/>
@@ -8719,7 +9481,9 @@
       </w:tr>
       <w:tr>
         <w:tc>
-          <w:tcPr/>
+          <w:tcPr>
+            <w:tcW w:w="3860" w:type="dxa"/>
+          </w:tcPr>
           <w:p>
             <w:pPr>
               <w:pStyle w:val="Compact"/>
@@ -8734,7 +9498,9 @@
           </w:p>
         </w:tc>
         <w:tc>
-          <w:tcPr/>
+          <w:tcPr>
+            <w:tcW w:w="4057" w:type="dxa"/>
+          </w:tcPr>
           <w:p>
             <w:pPr>
               <w:pStyle w:val="Compact"/>
@@ -8751,7 +9517,9 @@
       </w:tr>
       <w:tr>
         <w:tc>
-          <w:tcPr/>
+          <w:tcPr>
+            <w:tcW w:w="3860" w:type="dxa"/>
+          </w:tcPr>
           <w:p>
             <w:pPr>
               <w:pStyle w:val="Compact"/>
@@ -8766,7 +9534,9 @@
           </w:p>
         </w:tc>
         <w:tc>
-          <w:tcPr/>
+          <w:tcPr>
+            <w:tcW w:w="4057" w:type="dxa"/>
+          </w:tcPr>
           <w:p>
             <w:pPr>
               <w:pStyle w:val="Compact"/>
@@ -8783,7 +9553,9 @@
       </w:tr>
       <w:tr>
         <w:tc>
-          <w:tcPr/>
+          <w:tcPr>
+            <w:tcW w:w="3860" w:type="dxa"/>
+          </w:tcPr>
           <w:p>
             <w:pPr>
               <w:pStyle w:val="Compact"/>
@@ -8798,7 +9570,9 @@
           </w:p>
         </w:tc>
         <w:tc>
-          <w:tcPr/>
+          <w:tcPr>
+            <w:tcW w:w="4057" w:type="dxa"/>
+          </w:tcPr>
           <w:p>
             <w:pPr>
               <w:pStyle w:val="Compact"/>
@@ -8815,7 +9589,9 @@
       </w:tr>
       <w:tr>
         <w:tc>
-          <w:tcPr/>
+          <w:tcPr>
+            <w:tcW w:w="3860" w:type="dxa"/>
+          </w:tcPr>
           <w:p>
             <w:pPr>
               <w:pStyle w:val="Compact"/>
@@ -8830,7 +9606,9 @@
           </w:p>
         </w:tc>
         <w:tc>
-          <w:tcPr/>
+          <w:tcPr>
+            <w:tcW w:w="4057" w:type="dxa"/>
+          </w:tcPr>
           <w:p>
             <w:pPr>
               <w:pStyle w:val="Compact"/>
@@ -8847,7 +9625,9 @@
       </w:tr>
       <w:tr>
         <w:tc>
-          <w:tcPr/>
+          <w:tcPr>
+            <w:tcW w:w="3860" w:type="dxa"/>
+          </w:tcPr>
           <w:p>
             <w:pPr>
               <w:pStyle w:val="Compact"/>
@@ -8862,7 +9642,9 @@
           </w:p>
         </w:tc>
         <w:tc>
-          <w:tcPr/>
+          <w:tcPr>
+            <w:tcW w:w="4057" w:type="dxa"/>
+          </w:tcPr>
           <w:p>
             <w:pPr>
               <w:pStyle w:val="Compact"/>
@@ -8879,7 +9661,9 @@
       </w:tr>
       <w:tr>
         <w:tc>
-          <w:tcPr/>
+          <w:tcPr>
+            <w:tcW w:w="3860" w:type="dxa"/>
+          </w:tcPr>
           <w:p>
             <w:pPr>
               <w:pStyle w:val="Compact"/>
@@ -8894,7 +9678,9 @@
           </w:p>
         </w:tc>
         <w:tc>
-          <w:tcPr/>
+          <w:tcPr>
+            <w:tcW w:w="4057" w:type="dxa"/>
+          </w:tcPr>
           <w:p>
             <w:pPr>
               <w:pStyle w:val="Compact"/>
@@ -8911,7 +9697,9 @@
       </w:tr>
       <w:tr>
         <w:tc>
-          <w:tcPr/>
+          <w:tcPr>
+            <w:tcW w:w="3860" w:type="dxa"/>
+          </w:tcPr>
           <w:p>
             <w:pPr>
               <w:pStyle w:val="Compact"/>
@@ -8926,7 +9714,9 @@
           </w:p>
         </w:tc>
         <w:tc>
-          <w:tcPr/>
+          <w:tcPr>
+            <w:tcW w:w="4057" w:type="dxa"/>
+          </w:tcPr>
           <w:p>
             <w:pPr>
               <w:pStyle w:val="Compact"/>
@@ -8943,7 +9733,9 @@
       </w:tr>
       <w:tr>
         <w:tc>
-          <w:tcPr/>
+          <w:tcPr>
+            <w:tcW w:w="3860" w:type="dxa"/>
+          </w:tcPr>
           <w:p>
             <w:pPr>
               <w:pStyle w:val="Compact"/>
@@ -8958,7 +9750,9 @@
           </w:p>
         </w:tc>
         <w:tc>
-          <w:tcPr/>
+          <w:tcPr>
+            <w:tcW w:w="4057" w:type="dxa"/>
+          </w:tcPr>
           <w:p>
             <w:pPr>
               <w:pStyle w:val="Compact"/>
@@ -9000,11 +9794,11 @@
         </w:tblBorders>
       </w:tblPr>
       <w:tblGrid>
-        <w:gridCol w:w="1584"/>
-        <w:gridCol w:w="1584"/>
-        <w:gridCol w:w="1584"/>
-        <w:gridCol w:w="1584"/>
-        <w:gridCol w:w="1584"/>
+        <w:gridCol w:w="884"/>
+        <w:gridCol w:w="2412"/>
+        <w:gridCol w:w="2219"/>
+        <w:gridCol w:w="1340"/>
+        <w:gridCol w:w="1055"/>
       </w:tblGrid>
       <w:tr>
         <w:trPr>
@@ -9012,6 +9806,7 @@
         </w:trPr>
         <w:tc>
           <w:tcPr>
+            <w:tcW w:w="884" w:type="dxa"/>
             <w:shd w:val="clear" w:color="auto" w:fill="D9E2F3"/>
           </w:tcPr>
           <w:p>
@@ -9030,6 +9825,7 @@
         </w:tc>
         <w:tc>
           <w:tcPr>
+            <w:tcW w:w="2412" w:type="dxa"/>
             <w:shd w:val="clear" w:color="auto" w:fill="D9E2F3"/>
           </w:tcPr>
           <w:p>
@@ -9048,6 +9844,7 @@
         </w:tc>
         <w:tc>
           <w:tcPr>
+            <w:tcW w:w="2219" w:type="dxa"/>
             <w:shd w:val="clear" w:color="auto" w:fill="D9E2F3"/>
           </w:tcPr>
           <w:p>
@@ -9066,6 +9863,7 @@
         </w:tc>
         <w:tc>
           <w:tcPr>
+            <w:tcW w:w="1340" w:type="dxa"/>
             <w:shd w:val="clear" w:color="auto" w:fill="D9E2F3"/>
           </w:tcPr>
           <w:p>
@@ -9084,6 +9882,7 @@
         </w:tc>
         <w:tc>
           <w:tcPr>
+            <w:tcW w:w="1055" w:type="dxa"/>
             <w:shd w:val="clear" w:color="auto" w:fill="D9E2F3"/>
           </w:tcPr>
           <w:p>
@@ -9103,7 +9902,9 @@
       </w:tr>
       <w:tr>
         <w:tc>
-          <w:tcPr/>
+          <w:tcPr>
+            <w:tcW w:w="884" w:type="dxa"/>
+          </w:tcPr>
           <w:p>
             <w:pPr>
               <w:pStyle w:val="Compact"/>
@@ -9118,7 +9919,9 @@
           </w:p>
         </w:tc>
         <w:tc>
-          <w:tcPr/>
+          <w:tcPr>
+            <w:tcW w:w="2412" w:type="dxa"/>
+          </w:tcPr>
           <w:p>
             <w:pPr>
               <w:pStyle w:val="Compact"/>
@@ -9133,7 +9936,9 @@
           </w:p>
         </w:tc>
         <w:tc>
-          <w:tcPr/>
+          <w:tcPr>
+            <w:tcW w:w="2219" w:type="dxa"/>
+          </w:tcPr>
           <w:p>
             <w:pPr>
               <w:pStyle w:val="Compact"/>
@@ -9148,7 +9953,9 @@
           </w:p>
         </w:tc>
         <w:tc>
-          <w:tcPr/>
+          <w:tcPr>
+            <w:tcW w:w="1340" w:type="dxa"/>
+          </w:tcPr>
           <w:p>
             <w:pPr>
               <w:pStyle w:val="Compact"/>
@@ -9163,7 +9970,9 @@
           </w:p>
         </w:tc>
         <w:tc>
-          <w:tcPr/>
+          <w:tcPr>
+            <w:tcW w:w="1055" w:type="dxa"/>
+          </w:tcPr>
           <w:p>
             <w:pPr>
               <w:pStyle w:val="Compact"/>
@@ -9180,7 +9989,9 @@
       </w:tr>
       <w:tr>
         <w:tc>
-          <w:tcPr/>
+          <w:tcPr>
+            <w:tcW w:w="884" w:type="dxa"/>
+          </w:tcPr>
           <w:p>
             <w:pPr>
               <w:pStyle w:val="Compact"/>
@@ -9195,7 +10006,9 @@
           </w:p>
         </w:tc>
         <w:tc>
-          <w:tcPr/>
+          <w:tcPr>
+            <w:tcW w:w="2412" w:type="dxa"/>
+          </w:tcPr>
           <w:p>
             <w:pPr>
               <w:pStyle w:val="Compact"/>
@@ -9210,7 +10023,9 @@
           </w:p>
         </w:tc>
         <w:tc>
-          <w:tcPr/>
+          <w:tcPr>
+            <w:tcW w:w="2219" w:type="dxa"/>
+          </w:tcPr>
           <w:p>
             <w:pPr>
               <w:pStyle w:val="Compact"/>
@@ -9225,7 +10040,9 @@
           </w:p>
         </w:tc>
         <w:tc>
-          <w:tcPr/>
+          <w:tcPr>
+            <w:tcW w:w="1340" w:type="dxa"/>
+          </w:tcPr>
           <w:p>
             <w:pPr>
               <w:pStyle w:val="Compact"/>
@@ -9240,7 +10057,9 @@
           </w:p>
         </w:tc>
         <w:tc>
-          <w:tcPr/>
+          <w:tcPr>
+            <w:tcW w:w="1055" w:type="dxa"/>
+          </w:tcPr>
           <w:p>
             <w:pPr>
               <w:pStyle w:val="Compact"/>
@@ -9257,7 +10076,9 @@
       </w:tr>
       <w:tr>
         <w:tc>
-          <w:tcPr/>
+          <w:tcPr>
+            <w:tcW w:w="884" w:type="dxa"/>
+          </w:tcPr>
           <w:p>
             <w:pPr>
               <w:pStyle w:val="Compact"/>
@@ -9272,7 +10093,9 @@
           </w:p>
         </w:tc>
         <w:tc>
-          <w:tcPr/>
+          <w:tcPr>
+            <w:tcW w:w="2412" w:type="dxa"/>
+          </w:tcPr>
           <w:p>
             <w:pPr>
               <w:pStyle w:val="Compact"/>
@@ -9287,7 +10110,9 @@
           </w:p>
         </w:tc>
         <w:tc>
-          <w:tcPr/>
+          <w:tcPr>
+            <w:tcW w:w="2219" w:type="dxa"/>
+          </w:tcPr>
           <w:p>
             <w:pPr>
               <w:pStyle w:val="Compact"/>
@@ -9302,7 +10127,9 @@
           </w:p>
         </w:tc>
         <w:tc>
-          <w:tcPr/>
+          <w:tcPr>
+            <w:tcW w:w="1340" w:type="dxa"/>
+          </w:tcPr>
           <w:p>
             <w:pPr>
               <w:pStyle w:val="Compact"/>
@@ -9317,7 +10144,9 @@
           </w:p>
         </w:tc>
         <w:tc>
-          <w:tcPr/>
+          <w:tcPr>
+            <w:tcW w:w="1055" w:type="dxa"/>
+          </w:tcPr>
           <w:p>
             <w:pPr>
               <w:pStyle w:val="Compact"/>
@@ -9334,7 +10163,9 @@
       </w:tr>
       <w:tr>
         <w:tc>
-          <w:tcPr/>
+          <w:tcPr>
+            <w:tcW w:w="884" w:type="dxa"/>
+          </w:tcPr>
           <w:p>
             <w:pPr>
               <w:pStyle w:val="Compact"/>
@@ -9349,7 +10180,9 @@
           </w:p>
         </w:tc>
         <w:tc>
-          <w:tcPr/>
+          <w:tcPr>
+            <w:tcW w:w="2412" w:type="dxa"/>
+          </w:tcPr>
           <w:p>
             <w:pPr>
               <w:pStyle w:val="Compact"/>
@@ -9364,7 +10197,9 @@
           </w:p>
         </w:tc>
         <w:tc>
-          <w:tcPr/>
+          <w:tcPr>
+            <w:tcW w:w="2219" w:type="dxa"/>
+          </w:tcPr>
           <w:p>
             <w:pPr>
               <w:pStyle w:val="Compact"/>
@@ -9379,7 +10214,9 @@
           </w:p>
         </w:tc>
         <w:tc>
-          <w:tcPr/>
+          <w:tcPr>
+            <w:tcW w:w="1340" w:type="dxa"/>
+          </w:tcPr>
           <w:p>
             <w:pPr>
               <w:pStyle w:val="Compact"/>
@@ -9394,7 +10231,9 @@
           </w:p>
         </w:tc>
         <w:tc>
-          <w:tcPr/>
+          <w:tcPr>
+            <w:tcW w:w="1055" w:type="dxa"/>
+          </w:tcPr>
           <w:p>
             <w:pPr>
               <w:pStyle w:val="Compact"/>
@@ -9411,7 +10250,9 @@
       </w:tr>
       <w:tr>
         <w:tc>
-          <w:tcPr/>
+          <w:tcPr>
+            <w:tcW w:w="884" w:type="dxa"/>
+          </w:tcPr>
           <w:p>
             <w:pPr>
               <w:pStyle w:val="Compact"/>
@@ -9426,7 +10267,9 @@
           </w:p>
         </w:tc>
         <w:tc>
-          <w:tcPr/>
+          <w:tcPr>
+            <w:tcW w:w="2412" w:type="dxa"/>
+          </w:tcPr>
           <w:p>
             <w:pPr>
               <w:pStyle w:val="Compact"/>
@@ -9441,7 +10284,9 @@
           </w:p>
         </w:tc>
         <w:tc>
-          <w:tcPr/>
+          <w:tcPr>
+            <w:tcW w:w="2219" w:type="dxa"/>
+          </w:tcPr>
           <w:p>
             <w:pPr>
               <w:pStyle w:val="Compact"/>
@@ -9456,7 +10301,9 @@
           </w:p>
         </w:tc>
         <w:tc>
-          <w:tcPr/>
+          <w:tcPr>
+            <w:tcW w:w="1340" w:type="dxa"/>
+          </w:tcPr>
           <w:p>
             <w:pPr>
               <w:pStyle w:val="Compact"/>
@@ -9471,7 +10318,9 @@
           </w:p>
         </w:tc>
         <w:tc>
-          <w:tcPr/>
+          <w:tcPr>
+            <w:tcW w:w="1055" w:type="dxa"/>
+          </w:tcPr>
           <w:p>
             <w:pPr>
               <w:pStyle w:val="Compact"/>
@@ -9488,7 +10337,9 @@
       </w:tr>
       <w:tr>
         <w:tc>
-          <w:tcPr/>
+          <w:tcPr>
+            <w:tcW w:w="884" w:type="dxa"/>
+          </w:tcPr>
           <w:p>
             <w:pPr>
               <w:pStyle w:val="Compact"/>
@@ -9503,7 +10354,9 @@
           </w:p>
         </w:tc>
         <w:tc>
-          <w:tcPr/>
+          <w:tcPr>
+            <w:tcW w:w="2412" w:type="dxa"/>
+          </w:tcPr>
           <w:p>
             <w:pPr>
               <w:pStyle w:val="Compact"/>
@@ -9518,7 +10371,9 @@
           </w:p>
         </w:tc>
         <w:tc>
-          <w:tcPr/>
+          <w:tcPr>
+            <w:tcW w:w="2219" w:type="dxa"/>
+          </w:tcPr>
           <w:p>
             <w:pPr>
               <w:pStyle w:val="Compact"/>
@@ -9533,7 +10388,9 @@
           </w:p>
         </w:tc>
         <w:tc>
-          <w:tcPr/>
+          <w:tcPr>
+            <w:tcW w:w="1340" w:type="dxa"/>
+          </w:tcPr>
           <w:p>
             <w:pPr>
               <w:pStyle w:val="Compact"/>
@@ -9548,7 +10405,9 @@
           </w:p>
         </w:tc>
         <w:tc>
-          <w:tcPr/>
+          <w:tcPr>
+            <w:tcW w:w="1055" w:type="dxa"/>
+          </w:tcPr>
           <w:p>
             <w:pPr>
               <w:pStyle w:val="Compact"/>
@@ -9565,7 +10424,9 @@
       </w:tr>
       <w:tr>
         <w:tc>
-          <w:tcPr/>
+          <w:tcPr>
+            <w:tcW w:w="884" w:type="dxa"/>
+          </w:tcPr>
           <w:p>
             <w:pPr>
               <w:pStyle w:val="Compact"/>
@@ -9580,7 +10441,9 @@
           </w:p>
         </w:tc>
         <w:tc>
-          <w:tcPr/>
+          <w:tcPr>
+            <w:tcW w:w="2412" w:type="dxa"/>
+          </w:tcPr>
           <w:p>
             <w:pPr>
               <w:pStyle w:val="Compact"/>
@@ -9595,7 +10458,9 @@
           </w:p>
         </w:tc>
         <w:tc>
-          <w:tcPr/>
+          <w:tcPr>
+            <w:tcW w:w="2219" w:type="dxa"/>
+          </w:tcPr>
           <w:p>
             <w:pPr>
               <w:pStyle w:val="Compact"/>
@@ -9610,7 +10475,9 @@
           </w:p>
         </w:tc>
         <w:tc>
-          <w:tcPr/>
+          <w:tcPr>
+            <w:tcW w:w="1340" w:type="dxa"/>
+          </w:tcPr>
           <w:p>
             <w:pPr>
               <w:pStyle w:val="Compact"/>
@@ -9625,7 +10492,9 @@
           </w:p>
         </w:tc>
         <w:tc>
-          <w:tcPr/>
+          <w:tcPr>
+            <w:tcW w:w="1055" w:type="dxa"/>
+          </w:tcPr>
           <w:p>
             <w:pPr>
               <w:pStyle w:val="Compact"/>
@@ -9642,7 +10511,9 @@
       </w:tr>
       <w:tr>
         <w:tc>
-          <w:tcPr/>
+          <w:tcPr>
+            <w:tcW w:w="884" w:type="dxa"/>
+          </w:tcPr>
           <w:p>
             <w:pPr>
               <w:pStyle w:val="Compact"/>
@@ -9657,7 +10528,9 @@
           </w:p>
         </w:tc>
         <w:tc>
-          <w:tcPr/>
+          <w:tcPr>
+            <w:tcW w:w="2412" w:type="dxa"/>
+          </w:tcPr>
           <w:p>
             <w:pPr>
               <w:pStyle w:val="Compact"/>
@@ -9672,7 +10545,9 @@
           </w:p>
         </w:tc>
         <w:tc>
-          <w:tcPr/>
+          <w:tcPr>
+            <w:tcW w:w="2219" w:type="dxa"/>
+          </w:tcPr>
           <w:p>
             <w:pPr>
               <w:pStyle w:val="Compact"/>
@@ -9687,7 +10562,9 @@
           </w:p>
         </w:tc>
         <w:tc>
-          <w:tcPr/>
+          <w:tcPr>
+            <w:tcW w:w="1340" w:type="dxa"/>
+          </w:tcPr>
           <w:p>
             <w:pPr>
               <w:pStyle w:val="Compact"/>
@@ -9702,7 +10579,9 @@
           </w:p>
         </w:tc>
         <w:tc>
-          <w:tcPr/>
+          <w:tcPr>
+            <w:tcW w:w="1055" w:type="dxa"/>
+          </w:tcPr>
           <w:p>
             <w:pPr>
               <w:pStyle w:val="Compact"/>
@@ -9719,7 +10598,9 @@
       </w:tr>
       <w:tr>
         <w:tc>
-          <w:tcPr/>
+          <w:tcPr>
+            <w:tcW w:w="884" w:type="dxa"/>
+          </w:tcPr>
           <w:p>
             <w:pPr>
               <w:pStyle w:val="Compact"/>
@@ -9734,7 +10615,9 @@
           </w:p>
         </w:tc>
         <w:tc>
-          <w:tcPr/>
+          <w:tcPr>
+            <w:tcW w:w="2412" w:type="dxa"/>
+          </w:tcPr>
           <w:p>
             <w:pPr>
               <w:pStyle w:val="Compact"/>
@@ -9749,7 +10632,9 @@
           </w:p>
         </w:tc>
         <w:tc>
-          <w:tcPr/>
+          <w:tcPr>
+            <w:tcW w:w="2219" w:type="dxa"/>
+          </w:tcPr>
           <w:p>
             <w:pPr>
               <w:pStyle w:val="Compact"/>
@@ -9764,7 +10649,9 @@
           </w:p>
         </w:tc>
         <w:tc>
-          <w:tcPr/>
+          <w:tcPr>
+            <w:tcW w:w="1340" w:type="dxa"/>
+          </w:tcPr>
           <w:p>
             <w:pPr>
               <w:pStyle w:val="Compact"/>
@@ -9779,7 +10666,9 @@
           </w:p>
         </w:tc>
         <w:tc>
-          <w:tcPr/>
+          <w:tcPr>
+            <w:tcW w:w="1055" w:type="dxa"/>
+          </w:tcPr>
           <w:p>
             <w:pPr>
               <w:pStyle w:val="Compact"/>
@@ -9835,8 +10724,8 @@
         </w:tblBorders>
       </w:tblPr>
       <w:tblGrid>
-        <w:gridCol w:w="3960"/>
-        <w:gridCol w:w="3960"/>
+        <w:gridCol w:w="2656"/>
+        <w:gridCol w:w="5261"/>
       </w:tblGrid>
       <w:tr>
         <w:trPr>
@@ -9844,6 +10733,7 @@
         </w:trPr>
         <w:tc>
           <w:tcPr>
+            <w:tcW w:w="2656" w:type="dxa"/>
             <w:shd w:val="clear" w:color="auto" w:fill="D9E2F3"/>
           </w:tcPr>
           <w:p>
@@ -9862,6 +10752,7 @@
         </w:tc>
         <w:tc>
           <w:tcPr>
+            <w:tcW w:w="5261" w:type="dxa"/>
             <w:shd w:val="clear" w:color="auto" w:fill="D9E2F3"/>
           </w:tcPr>
           <w:p>
@@ -9881,7 +10772,9 @@
       </w:tr>
       <w:tr>
         <w:tc>
-          <w:tcPr/>
+          <w:tcPr>
+            <w:tcW w:w="2656" w:type="dxa"/>
+          </w:tcPr>
           <w:p>
             <w:pPr>
               <w:pStyle w:val="Compact"/>
@@ -9896,7 +10789,9 @@
           </w:p>
         </w:tc>
         <w:tc>
-          <w:tcPr/>
+          <w:tcPr>
+            <w:tcW w:w="5261" w:type="dxa"/>
+          </w:tcPr>
           <w:p>
             <w:pPr>
               <w:pStyle w:val="Compact"/>
@@ -9913,7 +10808,9 @@
       </w:tr>
       <w:tr>
         <w:tc>
-          <w:tcPr/>
+          <w:tcPr>
+            <w:tcW w:w="2656" w:type="dxa"/>
+          </w:tcPr>
           <w:p>
             <w:pPr>
               <w:pStyle w:val="Compact"/>
@@ -9928,7 +10825,9 @@
           </w:p>
         </w:tc>
         <w:tc>
-          <w:tcPr/>
+          <w:tcPr>
+            <w:tcW w:w="5261" w:type="dxa"/>
+          </w:tcPr>
           <w:p>
             <w:pPr>
               <w:pStyle w:val="Compact"/>
@@ -9945,7 +10844,9 @@
       </w:tr>
       <w:tr>
         <w:tc>
-          <w:tcPr/>
+          <w:tcPr>
+            <w:tcW w:w="2656" w:type="dxa"/>
+          </w:tcPr>
           <w:p>
             <w:pPr>
               <w:pStyle w:val="Compact"/>
@@ -9960,7 +10861,9 @@
           </w:p>
         </w:tc>
         <w:tc>
-          <w:tcPr/>
+          <w:tcPr>
+            <w:tcW w:w="5261" w:type="dxa"/>
+          </w:tcPr>
           <w:p>
             <w:pPr>
               <w:pStyle w:val="Compact"/>
@@ -9977,7 +10880,9 @@
       </w:tr>
       <w:tr>
         <w:tc>
-          <w:tcPr/>
+          <w:tcPr>
+            <w:tcW w:w="2656" w:type="dxa"/>
+          </w:tcPr>
           <w:p>
             <w:pPr>
               <w:pStyle w:val="Compact"/>
@@ -9992,7 +10897,9 @@
           </w:p>
         </w:tc>
         <w:tc>
-          <w:tcPr/>
+          <w:tcPr>
+            <w:tcW w:w="5261" w:type="dxa"/>
+          </w:tcPr>
           <w:p>
             <w:pPr>
               <w:pStyle w:val="Compact"/>
@@ -10009,7 +10916,9 @@
       </w:tr>
       <w:tr>
         <w:tc>
-          <w:tcPr/>
+          <w:tcPr>
+            <w:tcW w:w="2656" w:type="dxa"/>
+          </w:tcPr>
           <w:p>
             <w:pPr>
               <w:pStyle w:val="Compact"/>
@@ -10024,7 +10933,9 @@
           </w:p>
         </w:tc>
         <w:tc>
-          <w:tcPr/>
+          <w:tcPr>
+            <w:tcW w:w="5261" w:type="dxa"/>
+          </w:tcPr>
           <w:p>
             <w:pPr>
               <w:pStyle w:val="Compact"/>
@@ -10041,7 +10952,9 @@
       </w:tr>
       <w:tr>
         <w:tc>
-          <w:tcPr/>
+          <w:tcPr>
+            <w:tcW w:w="2656" w:type="dxa"/>
+          </w:tcPr>
           <w:p>
             <w:pPr>
               <w:pStyle w:val="Compact"/>
@@ -10056,7 +10969,9 @@
           </w:p>
         </w:tc>
         <w:tc>
-          <w:tcPr/>
+          <w:tcPr>
+            <w:tcW w:w="5261" w:type="dxa"/>
+          </w:tcPr>
           <w:p>
             <w:pPr>
               <w:pStyle w:val="Compact"/>
@@ -10073,7 +10988,9 @@
       </w:tr>
       <w:tr>
         <w:tc>
-          <w:tcPr/>
+          <w:tcPr>
+            <w:tcW w:w="2656" w:type="dxa"/>
+          </w:tcPr>
           <w:p>
             <w:pPr>
               <w:pStyle w:val="Compact"/>
@@ -10088,7 +11005,9 @@
           </w:p>
         </w:tc>
         <w:tc>
-          <w:tcPr/>
+          <w:tcPr>
+            <w:tcW w:w="5261" w:type="dxa"/>
+          </w:tcPr>
           <w:p>
             <w:pPr>
               <w:pStyle w:val="Compact"/>
@@ -10105,7 +11024,9 @@
       </w:tr>
       <w:tr>
         <w:tc>
-          <w:tcPr/>
+          <w:tcPr>
+            <w:tcW w:w="2656" w:type="dxa"/>
+          </w:tcPr>
           <w:p>
             <w:pPr>
               <w:pStyle w:val="Compact"/>
@@ -10120,7 +11041,9 @@
           </w:p>
         </w:tc>
         <w:tc>
-          <w:tcPr/>
+          <w:tcPr>
+            <w:tcW w:w="5261" w:type="dxa"/>
+          </w:tcPr>
           <w:p>
             <w:pPr>
               <w:pStyle w:val="Compact"/>
@@ -10137,7 +11060,9 @@
       </w:tr>
       <w:tr>
         <w:tc>
-          <w:tcPr/>
+          <w:tcPr>
+            <w:tcW w:w="2656" w:type="dxa"/>
+          </w:tcPr>
           <w:p>
             <w:pPr>
               <w:pStyle w:val="Compact"/>
@@ -10152,7 +11077,9 @@
           </w:p>
         </w:tc>
         <w:tc>
-          <w:tcPr/>
+          <w:tcPr>
+            <w:tcW w:w="5261" w:type="dxa"/>
+          </w:tcPr>
           <w:p>
             <w:pPr>
               <w:pStyle w:val="Compact"/>

--- a/Fase 2/Evidencias del Proyecto/SICMA_CLA_v1.0.docx
+++ b/Fase 2/Evidencias del Proyecto/SICMA_CLA_v1.0.docx
@@ -643,7 +643,7 @@
         <w:tab/>
       </w:r>
       <w:r>
-        <w:t>13</w:t>
+        <w:t>14</w:t>
       </w:r>
     </w:p>
     <w:p>
@@ -671,7 +671,7 @@
         <w:tab/>
       </w:r>
       <w:r>
-        <w:t>14</w:t>
+        <w:t>16</w:t>
       </w:r>
       <w:r>
         <w:fldChar w:fldCharType="end"/>
@@ -717,8 +717,8 @@
         </w:tblBorders>
       </w:tblPr>
       <w:tblGrid>
-        <w:gridCol w:w="3749"/>
-        <w:gridCol w:w="4168"/>
+        <w:gridCol w:w="3748"/>
+        <w:gridCol w:w="4167"/>
       </w:tblGrid>
       <w:tr>
         <w:trPr>
@@ -726,7 +726,7 @@
         </w:trPr>
         <w:tc>
           <w:tcPr>
-            <w:tcW w:w="3749" w:type="dxa"/>
+            <w:tcW w:w="3748" w:type="dxa"/>
             <w:shd w:val="clear" w:color="auto" w:fill="D9E2F3"/>
           </w:tcPr>
           <w:p>
@@ -745,7 +745,7 @@
         </w:tc>
         <w:tc>
           <w:tcPr>
-            <w:tcW w:w="4168" w:type="dxa"/>
+            <w:tcW w:w="4167" w:type="dxa"/>
             <w:shd w:val="clear" w:color="auto" w:fill="D9E2F3"/>
           </w:tcPr>
           <w:p>
@@ -766,7 +766,7 @@
       <w:tr>
         <w:tc>
           <w:tcPr>
-            <w:tcW w:w="3749" w:type="dxa"/>
+            <w:tcW w:w="3748" w:type="dxa"/>
           </w:tcPr>
           <w:p>
             <w:pPr>
@@ -783,7 +783,7 @@
         </w:tc>
         <w:tc>
           <w:tcPr>
-            <w:tcW w:w="4168" w:type="dxa"/>
+            <w:tcW w:w="4167" w:type="dxa"/>
           </w:tcPr>
           <w:p>
             <w:pPr>
@@ -802,7 +802,7 @@
       <w:tr>
         <w:tc>
           <w:tcPr>
-            <w:tcW w:w="3749" w:type="dxa"/>
+            <w:tcW w:w="3748" w:type="dxa"/>
           </w:tcPr>
           <w:p>
             <w:pPr>
@@ -819,7 +819,7 @@
         </w:tc>
         <w:tc>
           <w:tcPr>
-            <w:tcW w:w="4168" w:type="dxa"/>
+            <w:tcW w:w="4167" w:type="dxa"/>
           </w:tcPr>
           <w:p>
             <w:pPr>
@@ -838,7 +838,7 @@
       <w:tr>
         <w:tc>
           <w:tcPr>
-            <w:tcW w:w="3749" w:type="dxa"/>
+            <w:tcW w:w="3748" w:type="dxa"/>
           </w:tcPr>
           <w:p>
             <w:pPr>
@@ -855,7 +855,7 @@
         </w:tc>
         <w:tc>
           <w:tcPr>
-            <w:tcW w:w="4168" w:type="dxa"/>
+            <w:tcW w:w="4167" w:type="dxa"/>
           </w:tcPr>
           <w:p>
             <w:pPr>
@@ -874,7 +874,7 @@
       <w:tr>
         <w:tc>
           <w:tcPr>
-            <w:tcW w:w="3749" w:type="dxa"/>
+            <w:tcW w:w="3748" w:type="dxa"/>
           </w:tcPr>
           <w:p>
             <w:pPr>
@@ -891,7 +891,7 @@
         </w:tc>
         <w:tc>
           <w:tcPr>
-            <w:tcW w:w="4168" w:type="dxa"/>
+            <w:tcW w:w="4167" w:type="dxa"/>
           </w:tcPr>
           <w:p>
             <w:pPr>
@@ -910,7 +910,7 @@
       <w:tr>
         <w:tc>
           <w:tcPr>
-            <w:tcW w:w="3749" w:type="dxa"/>
+            <w:tcW w:w="3748" w:type="dxa"/>
           </w:tcPr>
           <w:p>
             <w:pPr>
@@ -927,7 +927,7 @@
         </w:tc>
         <w:tc>
           <w:tcPr>
-            <w:tcW w:w="4168" w:type="dxa"/>
+            <w:tcW w:w="4167" w:type="dxa"/>
           </w:tcPr>
           <w:p>
             <w:pPr>
@@ -1322,7 +1322,7 @@
               <w:rPr>
                 <w:sz w:val="18"/>
               </w:rPr>
-              <w:t>Pasa de borrador a vigente. Se agrega la portada y se actualizan las referencias a las versiones vigentes de los demás documentos. Se agrega la tabla de contenido, la numeración de páginas y se completa la lista de referencias. Se quita la etiqueta Vigente de la portada. Se aplica el formato de entrega (márgenes de 3 cm, interlineado 1,5, sangría y texto justificado). Se ajusta el ancho de las columnas de las tablas.</w:t>
+              <w:t>Pasa de borrador a vigente. Se agrega la portada y se actualizan las referencias a las versiones vigentes de los demás documentos. Se agrega la tabla de contenido, la numeración de páginas y se completa la lista de referencias. Se quita la etiqueta Vigente de la portada. Se aplica el formato de entrega (márgenes de 3 cm, interlineado 1,5, sangría y texto justificado). Se ajusta el ancho de las columnas de las tablas. Las referencias pasan a una hoja aparte.</w:t>
             </w:r>
           </w:p>
         </w:tc>
@@ -1382,8 +1382,8 @@
         </w:tblBorders>
       </w:tblPr>
       <w:tblGrid>
-        <w:gridCol w:w="2345"/>
-        <w:gridCol w:w="3600"/>
+        <w:gridCol w:w="2344"/>
+        <w:gridCol w:w="3598"/>
         <w:gridCol w:w="1970"/>
       </w:tblGrid>
       <w:tr>
@@ -1392,7 +1392,7 @@
         </w:trPr>
         <w:tc>
           <w:tcPr>
-            <w:tcW w:w="2345" w:type="dxa"/>
+            <w:tcW w:w="2344" w:type="dxa"/>
             <w:shd w:val="clear" w:color="auto" w:fill="D9E2F3"/>
           </w:tcPr>
           <w:p>
@@ -1411,7 +1411,7 @@
         </w:tc>
         <w:tc>
           <w:tcPr>
-            <w:tcW w:w="3600" w:type="dxa"/>
+            <w:tcW w:w="3598" w:type="dxa"/>
             <w:shd w:val="clear" w:color="auto" w:fill="D9E2F3"/>
           </w:tcPr>
           <w:p>
@@ -1451,7 +1451,7 @@
       <w:tr>
         <w:tc>
           <w:tcPr>
-            <w:tcW w:w="2345" w:type="dxa"/>
+            <w:tcW w:w="2344" w:type="dxa"/>
           </w:tcPr>
           <w:p>
             <w:pPr>
@@ -1468,7 +1468,7 @@
         </w:tc>
         <w:tc>
           <w:tcPr>
-            <w:tcW w:w="3600" w:type="dxa"/>
+            <w:tcW w:w="3598" w:type="dxa"/>
           </w:tcPr>
           <w:p>
             <w:pPr>
@@ -1504,7 +1504,7 @@
       <w:tr>
         <w:tc>
           <w:tcPr>
-            <w:tcW w:w="2345" w:type="dxa"/>
+            <w:tcW w:w="2344" w:type="dxa"/>
           </w:tcPr>
           <w:p>
             <w:pPr>
@@ -1521,7 +1521,7 @@
         </w:tc>
         <w:tc>
           <w:tcPr>
-            <w:tcW w:w="3600" w:type="dxa"/>
+            <w:tcW w:w="3598" w:type="dxa"/>
           </w:tcPr>
           <w:p>
             <w:pPr>
@@ -1557,7 +1557,7 @@
       <w:tr>
         <w:tc>
           <w:tcPr>
-            <w:tcW w:w="2345" w:type="dxa"/>
+            <w:tcW w:w="2344" w:type="dxa"/>
           </w:tcPr>
           <w:p>
             <w:pPr>
@@ -1574,7 +1574,7 @@
         </w:tc>
         <w:tc>
           <w:tcPr>
-            <w:tcW w:w="3600" w:type="dxa"/>
+            <w:tcW w:w="3598" w:type="dxa"/>
           </w:tcPr>
           <w:p>
             <w:pPr>
@@ -1610,7 +1610,7 @@
       <w:tr>
         <w:tc>
           <w:tcPr>
-            <w:tcW w:w="2345" w:type="dxa"/>
+            <w:tcW w:w="2344" w:type="dxa"/>
           </w:tcPr>
           <w:p>
             <w:pPr>
@@ -1627,7 +1627,7 @@
         </w:tc>
         <w:tc>
           <w:tcPr>
-            <w:tcW w:w="3600" w:type="dxa"/>
+            <w:tcW w:w="3598" w:type="dxa"/>
           </w:tcPr>
           <w:p>
             <w:pPr>
@@ -1663,7 +1663,7 @@
       <w:tr>
         <w:tc>
           <w:tcPr>
-            <w:tcW w:w="2345" w:type="dxa"/>
+            <w:tcW w:w="2344" w:type="dxa"/>
           </w:tcPr>
           <w:p>
             <w:pPr>
@@ -1680,7 +1680,7 @@
         </w:tc>
         <w:tc>
           <w:tcPr>
-            <w:tcW w:w="3600" w:type="dxa"/>
+            <w:tcW w:w="3598" w:type="dxa"/>
           </w:tcPr>
           <w:p>
             <w:pPr>
@@ -1769,7 +1769,7 @@
       </w:tblPr>
       <w:tblGrid>
         <w:gridCol w:w="2628"/>
-        <w:gridCol w:w="5289"/>
+        <w:gridCol w:w="5287"/>
       </w:tblGrid>
       <w:tr>
         <w:trPr>
@@ -1796,7 +1796,7 @@
         </w:tc>
         <w:tc>
           <w:tcPr>
-            <w:tcW w:w="5289" w:type="dxa"/>
+            <w:tcW w:w="5287" w:type="dxa"/>
             <w:shd w:val="clear" w:color="auto" w:fill="D9E2F3"/>
           </w:tcPr>
           <w:p>
@@ -1834,7 +1834,7 @@
         </w:tc>
         <w:tc>
           <w:tcPr>
-            <w:tcW w:w="5289" w:type="dxa"/>
+            <w:tcW w:w="5287" w:type="dxa"/>
           </w:tcPr>
           <w:p>
             <w:pPr>
@@ -1914,7 +1914,7 @@
         </w:tc>
         <w:tc>
           <w:tcPr>
-            <w:tcW w:w="5289" w:type="dxa"/>
+            <w:tcW w:w="5287" w:type="dxa"/>
           </w:tcPr>
           <w:p>
             <w:pPr>
@@ -1969,7 +1969,7 @@
         </w:tc>
         <w:tc>
           <w:tcPr>
-            <w:tcW w:w="5289" w:type="dxa"/>
+            <w:tcW w:w="5287" w:type="dxa"/>
           </w:tcPr>
           <w:p>
             <w:pPr>
@@ -2030,7 +2030,7 @@
         </w:tc>
         <w:tc>
           <w:tcPr>
-            <w:tcW w:w="5289" w:type="dxa"/>
+            <w:tcW w:w="5287" w:type="dxa"/>
           </w:tcPr>
           <w:p>
             <w:pPr>
@@ -2154,7 +2154,7 @@
         </w:tc>
         <w:tc>
           <w:tcPr>
-            <w:tcW w:w="5289" w:type="dxa"/>
+            <w:tcW w:w="5287" w:type="dxa"/>
           </w:tcPr>
           <w:p>
             <w:pPr>
@@ -2190,7 +2190,7 @@
         </w:tc>
         <w:tc>
           <w:tcPr>
-            <w:tcW w:w="5289" w:type="dxa"/>
+            <w:tcW w:w="5287" w:type="dxa"/>
           </w:tcPr>
           <w:p>
             <w:pPr>
@@ -2270,7 +2270,7 @@
         </w:tc>
         <w:tc>
           <w:tcPr>
-            <w:tcW w:w="5289" w:type="dxa"/>
+            <w:tcW w:w="5287" w:type="dxa"/>
           </w:tcPr>
           <w:p>
             <w:pPr>
@@ -2306,7 +2306,7 @@
         </w:tc>
         <w:tc>
           <w:tcPr>
-            <w:tcW w:w="5289" w:type="dxa"/>
+            <w:tcW w:w="5287" w:type="dxa"/>
           </w:tcPr>
           <w:p>
             <w:pPr>
@@ -2437,7 +2437,7 @@
         </w:tc>
         <w:tc>
           <w:tcPr>
-            <w:tcW w:w="5289" w:type="dxa"/>
+            <w:tcW w:w="5287" w:type="dxa"/>
           </w:tcPr>
           <w:p>
             <w:pPr>
@@ -2473,7 +2473,7 @@
         </w:tc>
         <w:tc>
           <w:tcPr>
-            <w:tcW w:w="5289" w:type="dxa"/>
+            <w:tcW w:w="5287" w:type="dxa"/>
           </w:tcPr>
           <w:p>
             <w:pPr>
@@ -3009,8 +3009,8 @@
       </w:tblPr>
       <w:tblGrid>
         <w:gridCol w:w="1599"/>
-        <w:gridCol w:w="3141"/>
-        <w:gridCol w:w="3174"/>
+        <w:gridCol w:w="3139"/>
+        <w:gridCol w:w="3173"/>
       </w:tblGrid>
       <w:tr>
         <w:trPr>
@@ -3037,7 +3037,7 @@
         </w:tc>
         <w:tc>
           <w:tcPr>
-            <w:tcW w:w="3141" w:type="dxa"/>
+            <w:tcW w:w="3139" w:type="dxa"/>
             <w:shd w:val="clear" w:color="auto" w:fill="D9E2F3"/>
           </w:tcPr>
           <w:p>
@@ -3056,7 +3056,7 @@
         </w:tc>
         <w:tc>
           <w:tcPr>
-            <w:tcW w:w="3174" w:type="dxa"/>
+            <w:tcW w:w="3173" w:type="dxa"/>
             <w:shd w:val="clear" w:color="auto" w:fill="D9E2F3"/>
           </w:tcPr>
           <w:p>
@@ -3094,7 +3094,7 @@
         </w:tc>
         <w:tc>
           <w:tcPr>
-            <w:tcW w:w="3141" w:type="dxa"/>
+            <w:tcW w:w="3139" w:type="dxa"/>
           </w:tcPr>
           <w:p>
             <w:pPr>
@@ -3111,7 +3111,7 @@
         </w:tc>
         <w:tc>
           <w:tcPr>
-            <w:tcW w:w="3174" w:type="dxa"/>
+            <w:tcW w:w="3173" w:type="dxa"/>
           </w:tcPr>
           <w:p>
             <w:pPr>
@@ -3147,7 +3147,7 @@
         </w:tc>
         <w:tc>
           <w:tcPr>
-            <w:tcW w:w="3141" w:type="dxa"/>
+            <w:tcW w:w="3139" w:type="dxa"/>
           </w:tcPr>
           <w:p>
             <w:pPr>
@@ -3164,7 +3164,7 @@
         </w:tc>
         <w:tc>
           <w:tcPr>
-            <w:tcW w:w="3174" w:type="dxa"/>
+            <w:tcW w:w="3173" w:type="dxa"/>
           </w:tcPr>
           <w:p>
             <w:pPr>
@@ -3200,7 +3200,7 @@
         </w:tc>
         <w:tc>
           <w:tcPr>
-            <w:tcW w:w="3141" w:type="dxa"/>
+            <w:tcW w:w="3139" w:type="dxa"/>
           </w:tcPr>
           <w:p>
             <w:pPr>
@@ -3217,7 +3217,7 @@
         </w:tc>
         <w:tc>
           <w:tcPr>
-            <w:tcW w:w="3174" w:type="dxa"/>
+            <w:tcW w:w="3173" w:type="dxa"/>
           </w:tcPr>
           <w:p>
             <w:pPr>
@@ -3260,9 +3260,9 @@
         </w:tblBorders>
       </w:tblPr>
       <w:tblGrid>
-        <w:gridCol w:w="1574"/>
-        <w:gridCol w:w="3171"/>
-        <w:gridCol w:w="3171"/>
+        <w:gridCol w:w="1573"/>
+        <w:gridCol w:w="3170"/>
+        <w:gridCol w:w="3170"/>
       </w:tblGrid>
       <w:tr>
         <w:trPr>
@@ -3270,7 +3270,7 @@
         </w:trPr>
         <w:tc>
           <w:tcPr>
-            <w:tcW w:w="1574" w:type="dxa"/>
+            <w:tcW w:w="1573" w:type="dxa"/>
             <w:shd w:val="clear" w:color="auto" w:fill="D9E2F3"/>
           </w:tcPr>
           <w:p>
@@ -3289,7 +3289,7 @@
         </w:tc>
         <w:tc>
           <w:tcPr>
-            <w:tcW w:w="3171" w:type="dxa"/>
+            <w:tcW w:w="3170" w:type="dxa"/>
             <w:shd w:val="clear" w:color="auto" w:fill="D9E2F3"/>
           </w:tcPr>
           <w:p>
@@ -3308,7 +3308,7 @@
         </w:tc>
         <w:tc>
           <w:tcPr>
-            <w:tcW w:w="3171" w:type="dxa"/>
+            <w:tcW w:w="3170" w:type="dxa"/>
             <w:shd w:val="clear" w:color="auto" w:fill="D9E2F3"/>
           </w:tcPr>
           <w:p>
@@ -3329,7 +3329,7 @@
       <w:tr>
         <w:tc>
           <w:tcPr>
-            <w:tcW w:w="1574" w:type="dxa"/>
+            <w:tcW w:w="1573" w:type="dxa"/>
           </w:tcPr>
           <w:p>
             <w:pPr>
@@ -3346,7 +3346,7 @@
         </w:tc>
         <w:tc>
           <w:tcPr>
-            <w:tcW w:w="3171" w:type="dxa"/>
+            <w:tcW w:w="3170" w:type="dxa"/>
           </w:tcPr>
           <w:p>
             <w:pPr>
@@ -3363,7 +3363,7 @@
         </w:tc>
         <w:tc>
           <w:tcPr>
-            <w:tcW w:w="3171" w:type="dxa"/>
+            <w:tcW w:w="3170" w:type="dxa"/>
           </w:tcPr>
           <w:p>
             <w:pPr>
@@ -3382,7 +3382,7 @@
       <w:tr>
         <w:tc>
           <w:tcPr>
-            <w:tcW w:w="1574" w:type="dxa"/>
+            <w:tcW w:w="1573" w:type="dxa"/>
           </w:tcPr>
           <w:p>
             <w:pPr>
@@ -3399,7 +3399,7 @@
         </w:tc>
         <w:tc>
           <w:tcPr>
-            <w:tcW w:w="3171" w:type="dxa"/>
+            <w:tcW w:w="3170" w:type="dxa"/>
           </w:tcPr>
           <w:p>
             <w:pPr>
@@ -3416,7 +3416,7 @@
         </w:tc>
         <w:tc>
           <w:tcPr>
-            <w:tcW w:w="3171" w:type="dxa"/>
+            <w:tcW w:w="3170" w:type="dxa"/>
           </w:tcPr>
           <w:p>
             <w:pPr>
@@ -3435,7 +3435,7 @@
       <w:tr>
         <w:tc>
           <w:tcPr>
-            <w:tcW w:w="1574" w:type="dxa"/>
+            <w:tcW w:w="1573" w:type="dxa"/>
           </w:tcPr>
           <w:p>
             <w:pPr>
@@ -3452,7 +3452,7 @@
         </w:tc>
         <w:tc>
           <w:tcPr>
-            <w:tcW w:w="3171" w:type="dxa"/>
+            <w:tcW w:w="3170" w:type="dxa"/>
           </w:tcPr>
           <w:p>
             <w:pPr>
@@ -3469,7 +3469,7 @@
         </w:tc>
         <w:tc>
           <w:tcPr>
-            <w:tcW w:w="3171" w:type="dxa"/>
+            <w:tcW w:w="3170" w:type="dxa"/>
           </w:tcPr>
           <w:p>
             <w:pPr>
@@ -3488,7 +3488,7 @@
       <w:tr>
         <w:tc>
           <w:tcPr>
-            <w:tcW w:w="1574" w:type="dxa"/>
+            <w:tcW w:w="1573" w:type="dxa"/>
           </w:tcPr>
           <w:p>
             <w:pPr>
@@ -3505,7 +3505,7 @@
         </w:tc>
         <w:tc>
           <w:tcPr>
-            <w:tcW w:w="3171" w:type="dxa"/>
+            <w:tcW w:w="3170" w:type="dxa"/>
           </w:tcPr>
           <w:p>
             <w:pPr>
@@ -3522,7 +3522,7 @@
         </w:tc>
         <w:tc>
           <w:tcPr>
-            <w:tcW w:w="3171" w:type="dxa"/>
+            <w:tcW w:w="3170" w:type="dxa"/>
           </w:tcPr>
           <w:p>
             <w:pPr>
@@ -3541,7 +3541,7 @@
       <w:tr>
         <w:tc>
           <w:tcPr>
-            <w:tcW w:w="1574" w:type="dxa"/>
+            <w:tcW w:w="1573" w:type="dxa"/>
           </w:tcPr>
           <w:p>
             <w:pPr>
@@ -3558,7 +3558,7 @@
         </w:tc>
         <w:tc>
           <w:tcPr>
-            <w:tcW w:w="3171" w:type="dxa"/>
+            <w:tcW w:w="3170" w:type="dxa"/>
           </w:tcPr>
           <w:p>
             <w:pPr>
@@ -3575,7 +3575,7 @@
         </w:tc>
         <w:tc>
           <w:tcPr>
-            <w:tcW w:w="3171" w:type="dxa"/>
+            <w:tcW w:w="3170" w:type="dxa"/>
           </w:tcPr>
           <w:p>
             <w:pPr>
@@ -3594,7 +3594,7 @@
       <w:tr>
         <w:tc>
           <w:tcPr>
-            <w:tcW w:w="1574" w:type="dxa"/>
+            <w:tcW w:w="1573" w:type="dxa"/>
           </w:tcPr>
           <w:p>
             <w:pPr>
@@ -3611,7 +3611,7 @@
         </w:tc>
         <w:tc>
           <w:tcPr>
-            <w:tcW w:w="3171" w:type="dxa"/>
+            <w:tcW w:w="3170" w:type="dxa"/>
           </w:tcPr>
           <w:p>
             <w:pPr>
@@ -3628,7 +3628,7 @@
         </w:tc>
         <w:tc>
           <w:tcPr>
-            <w:tcW w:w="3171" w:type="dxa"/>
+            <w:tcW w:w="3170" w:type="dxa"/>
           </w:tcPr>
           <w:p>
             <w:pPr>
@@ -3672,8 +3672,8 @@
       </w:tblPr>
       <w:tblGrid>
         <w:gridCol w:w="1557"/>
-        <w:gridCol w:w="3053"/>
-        <w:gridCol w:w="3306"/>
+        <w:gridCol w:w="3052"/>
+        <w:gridCol w:w="3304"/>
       </w:tblGrid>
       <w:tr>
         <w:trPr>
@@ -3700,7 +3700,7 @@
         </w:tc>
         <w:tc>
           <w:tcPr>
-            <w:tcW w:w="3053" w:type="dxa"/>
+            <w:tcW w:w="3052" w:type="dxa"/>
             <w:shd w:val="clear" w:color="auto" w:fill="D9E2F3"/>
           </w:tcPr>
           <w:p>
@@ -3719,7 +3719,7 @@
         </w:tc>
         <w:tc>
           <w:tcPr>
-            <w:tcW w:w="3306" w:type="dxa"/>
+            <w:tcW w:w="3304" w:type="dxa"/>
             <w:shd w:val="clear" w:color="auto" w:fill="D9E2F3"/>
           </w:tcPr>
           <w:p>
@@ -3757,7 +3757,7 @@
         </w:tc>
         <w:tc>
           <w:tcPr>
-            <w:tcW w:w="3053" w:type="dxa"/>
+            <w:tcW w:w="3052" w:type="dxa"/>
           </w:tcPr>
           <w:p>
             <w:pPr>
@@ -3774,7 +3774,7 @@
         </w:tc>
         <w:tc>
           <w:tcPr>
-            <w:tcW w:w="3306" w:type="dxa"/>
+            <w:tcW w:w="3304" w:type="dxa"/>
           </w:tcPr>
           <w:p>
             <w:pPr>
@@ -3810,7 +3810,7 @@
         </w:tc>
         <w:tc>
           <w:tcPr>
-            <w:tcW w:w="3053" w:type="dxa"/>
+            <w:tcW w:w="3052" w:type="dxa"/>
           </w:tcPr>
           <w:p>
             <w:pPr>
@@ -3827,7 +3827,7 @@
         </w:tc>
         <w:tc>
           <w:tcPr>
-            <w:tcW w:w="3306" w:type="dxa"/>
+            <w:tcW w:w="3304" w:type="dxa"/>
           </w:tcPr>
           <w:p>
             <w:pPr>
@@ -3863,7 +3863,7 @@
         </w:tc>
         <w:tc>
           <w:tcPr>
-            <w:tcW w:w="3053" w:type="dxa"/>
+            <w:tcW w:w="3052" w:type="dxa"/>
           </w:tcPr>
           <w:p>
             <w:pPr>
@@ -3880,7 +3880,7 @@
         </w:tc>
         <w:tc>
           <w:tcPr>
-            <w:tcW w:w="3306" w:type="dxa"/>
+            <w:tcW w:w="3304" w:type="dxa"/>
           </w:tcPr>
           <w:p>
             <w:pPr>
@@ -3916,7 +3916,7 @@
         </w:tc>
         <w:tc>
           <w:tcPr>
-            <w:tcW w:w="3053" w:type="dxa"/>
+            <w:tcW w:w="3052" w:type="dxa"/>
           </w:tcPr>
           <w:p>
             <w:pPr>
@@ -3933,7 +3933,7 @@
         </w:tc>
         <w:tc>
           <w:tcPr>
-            <w:tcW w:w="3306" w:type="dxa"/>
+            <w:tcW w:w="3304" w:type="dxa"/>
           </w:tcPr>
           <w:p>
             <w:pPr>
@@ -3969,7 +3969,7 @@
         </w:tc>
         <w:tc>
           <w:tcPr>
-            <w:tcW w:w="3053" w:type="dxa"/>
+            <w:tcW w:w="3052" w:type="dxa"/>
           </w:tcPr>
           <w:p>
             <w:pPr>
@@ -3986,7 +3986,7 @@
         </w:tc>
         <w:tc>
           <w:tcPr>
-            <w:tcW w:w="3306" w:type="dxa"/>
+            <w:tcW w:w="3304" w:type="dxa"/>
           </w:tcPr>
           <w:p>
             <w:pPr>
@@ -4022,7 +4022,7 @@
         </w:tc>
         <w:tc>
           <w:tcPr>
-            <w:tcW w:w="3053" w:type="dxa"/>
+            <w:tcW w:w="3052" w:type="dxa"/>
           </w:tcPr>
           <w:p>
             <w:pPr>
@@ -4039,7 +4039,7 @@
         </w:tc>
         <w:tc>
           <w:tcPr>
-            <w:tcW w:w="3306" w:type="dxa"/>
+            <w:tcW w:w="3304" w:type="dxa"/>
           </w:tcPr>
           <w:p>
             <w:pPr>
@@ -4083,8 +4083,8 @@
       </w:tblPr>
       <w:tblGrid>
         <w:gridCol w:w="1655"/>
-        <w:gridCol w:w="3101"/>
-        <w:gridCol w:w="3160"/>
+        <w:gridCol w:w="3100"/>
+        <w:gridCol w:w="3158"/>
       </w:tblGrid>
       <w:tr>
         <w:trPr>
@@ -4111,7 +4111,7 @@
         </w:tc>
         <w:tc>
           <w:tcPr>
-            <w:tcW w:w="3101" w:type="dxa"/>
+            <w:tcW w:w="3100" w:type="dxa"/>
             <w:shd w:val="clear" w:color="auto" w:fill="D9E2F3"/>
           </w:tcPr>
           <w:p>
@@ -4130,7 +4130,7 @@
         </w:tc>
         <w:tc>
           <w:tcPr>
-            <w:tcW w:w="3160" w:type="dxa"/>
+            <w:tcW w:w="3158" w:type="dxa"/>
             <w:shd w:val="clear" w:color="auto" w:fill="D9E2F3"/>
           </w:tcPr>
           <w:p>
@@ -4168,7 +4168,7 @@
         </w:tc>
         <w:tc>
           <w:tcPr>
-            <w:tcW w:w="3101" w:type="dxa"/>
+            <w:tcW w:w="3100" w:type="dxa"/>
           </w:tcPr>
           <w:p>
             <w:pPr>
@@ -4185,7 +4185,7 @@
         </w:tc>
         <w:tc>
           <w:tcPr>
-            <w:tcW w:w="3160" w:type="dxa"/>
+            <w:tcW w:w="3158" w:type="dxa"/>
           </w:tcPr>
           <w:p>
             <w:pPr>
@@ -4221,7 +4221,7 @@
         </w:tc>
         <w:tc>
           <w:tcPr>
-            <w:tcW w:w="3101" w:type="dxa"/>
+            <w:tcW w:w="3100" w:type="dxa"/>
           </w:tcPr>
           <w:p>
             <w:pPr>
@@ -4238,7 +4238,7 @@
         </w:tc>
         <w:tc>
           <w:tcPr>
-            <w:tcW w:w="3160" w:type="dxa"/>
+            <w:tcW w:w="3158" w:type="dxa"/>
           </w:tcPr>
           <w:p>
             <w:pPr>
@@ -4274,7 +4274,7 @@
         </w:tc>
         <w:tc>
           <w:tcPr>
-            <w:tcW w:w="3101" w:type="dxa"/>
+            <w:tcW w:w="3100" w:type="dxa"/>
           </w:tcPr>
           <w:p>
             <w:pPr>
@@ -4291,7 +4291,7 @@
         </w:tc>
         <w:tc>
           <w:tcPr>
-            <w:tcW w:w="3160" w:type="dxa"/>
+            <w:tcW w:w="3158" w:type="dxa"/>
           </w:tcPr>
           <w:p>
             <w:pPr>
@@ -4327,7 +4327,7 @@
         </w:tc>
         <w:tc>
           <w:tcPr>
-            <w:tcW w:w="3101" w:type="dxa"/>
+            <w:tcW w:w="3100" w:type="dxa"/>
           </w:tcPr>
           <w:p>
             <w:pPr>
@@ -4344,7 +4344,7 @@
         </w:tc>
         <w:tc>
           <w:tcPr>
-            <w:tcW w:w="3160" w:type="dxa"/>
+            <w:tcW w:w="3158" w:type="dxa"/>
           </w:tcPr>
           <w:p>
             <w:pPr>
@@ -4380,7 +4380,7 @@
         </w:tc>
         <w:tc>
           <w:tcPr>
-            <w:tcW w:w="3101" w:type="dxa"/>
+            <w:tcW w:w="3100" w:type="dxa"/>
           </w:tcPr>
           <w:p>
             <w:pPr>
@@ -4397,7 +4397,7 @@
         </w:tc>
         <w:tc>
           <w:tcPr>
-            <w:tcW w:w="3160" w:type="dxa"/>
+            <w:tcW w:w="3158" w:type="dxa"/>
           </w:tcPr>
           <w:p>
             <w:pPr>
@@ -4433,7 +4433,7 @@
         </w:tc>
         <w:tc>
           <w:tcPr>
-            <w:tcW w:w="3101" w:type="dxa"/>
+            <w:tcW w:w="3100" w:type="dxa"/>
           </w:tcPr>
           <w:p>
             <w:pPr>
@@ -4450,7 +4450,7 @@
         </w:tc>
         <w:tc>
           <w:tcPr>
-            <w:tcW w:w="3160" w:type="dxa"/>
+            <w:tcW w:w="3158" w:type="dxa"/>
           </w:tcPr>
           <w:p>
             <w:pPr>
@@ -4493,9 +4493,9 @@
         </w:tblBorders>
       </w:tblPr>
       <w:tblGrid>
-        <w:gridCol w:w="1902"/>
-        <w:gridCol w:w="2949"/>
-        <w:gridCol w:w="3065"/>
+        <w:gridCol w:w="1901"/>
+        <w:gridCol w:w="2948"/>
+        <w:gridCol w:w="3064"/>
       </w:tblGrid>
       <w:tr>
         <w:trPr>
@@ -4503,7 +4503,7 @@
         </w:trPr>
         <w:tc>
           <w:tcPr>
-            <w:tcW w:w="1902" w:type="dxa"/>
+            <w:tcW w:w="1901" w:type="dxa"/>
             <w:shd w:val="clear" w:color="auto" w:fill="D9E2F3"/>
           </w:tcPr>
           <w:p>
@@ -4522,7 +4522,7 @@
         </w:tc>
         <w:tc>
           <w:tcPr>
-            <w:tcW w:w="2949" w:type="dxa"/>
+            <w:tcW w:w="2948" w:type="dxa"/>
             <w:shd w:val="clear" w:color="auto" w:fill="D9E2F3"/>
           </w:tcPr>
           <w:p>
@@ -4541,7 +4541,7 @@
         </w:tc>
         <w:tc>
           <w:tcPr>
-            <w:tcW w:w="3065" w:type="dxa"/>
+            <w:tcW w:w="3064" w:type="dxa"/>
             <w:shd w:val="clear" w:color="auto" w:fill="D9E2F3"/>
           </w:tcPr>
           <w:p>
@@ -4562,7 +4562,7 @@
       <w:tr>
         <w:tc>
           <w:tcPr>
-            <w:tcW w:w="1902" w:type="dxa"/>
+            <w:tcW w:w="1901" w:type="dxa"/>
           </w:tcPr>
           <w:p>
             <w:pPr>
@@ -4579,7 +4579,7 @@
         </w:tc>
         <w:tc>
           <w:tcPr>
-            <w:tcW w:w="2949" w:type="dxa"/>
+            <w:tcW w:w="2948" w:type="dxa"/>
           </w:tcPr>
           <w:p>
             <w:pPr>
@@ -4596,7 +4596,7 @@
         </w:tc>
         <w:tc>
           <w:tcPr>
-            <w:tcW w:w="3065" w:type="dxa"/>
+            <w:tcW w:w="3064" w:type="dxa"/>
           </w:tcPr>
           <w:p>
             <w:pPr>
@@ -4615,7 +4615,7 @@
       <w:tr>
         <w:tc>
           <w:tcPr>
-            <w:tcW w:w="1902" w:type="dxa"/>
+            <w:tcW w:w="1901" w:type="dxa"/>
           </w:tcPr>
           <w:p>
             <w:pPr>
@@ -4632,7 +4632,7 @@
         </w:tc>
         <w:tc>
           <w:tcPr>
-            <w:tcW w:w="2949" w:type="dxa"/>
+            <w:tcW w:w="2948" w:type="dxa"/>
           </w:tcPr>
           <w:p>
             <w:pPr>
@@ -4649,7 +4649,7 @@
         </w:tc>
         <w:tc>
           <w:tcPr>
-            <w:tcW w:w="3065" w:type="dxa"/>
+            <w:tcW w:w="3064" w:type="dxa"/>
           </w:tcPr>
           <w:p>
             <w:pPr>
@@ -4668,7 +4668,7 @@
       <w:tr>
         <w:tc>
           <w:tcPr>
-            <w:tcW w:w="1902" w:type="dxa"/>
+            <w:tcW w:w="1901" w:type="dxa"/>
           </w:tcPr>
           <w:p>
             <w:pPr>
@@ -4685,7 +4685,7 @@
         </w:tc>
         <w:tc>
           <w:tcPr>
-            <w:tcW w:w="2949" w:type="dxa"/>
+            <w:tcW w:w="2948" w:type="dxa"/>
           </w:tcPr>
           <w:p>
             <w:pPr>
@@ -4702,7 +4702,7 @@
         </w:tc>
         <w:tc>
           <w:tcPr>
-            <w:tcW w:w="3065" w:type="dxa"/>
+            <w:tcW w:w="3064" w:type="dxa"/>
           </w:tcPr>
           <w:p>
             <w:pPr>
@@ -4721,7 +4721,7 @@
       <w:tr>
         <w:tc>
           <w:tcPr>
-            <w:tcW w:w="1902" w:type="dxa"/>
+            <w:tcW w:w="1901" w:type="dxa"/>
           </w:tcPr>
           <w:p>
             <w:pPr>
@@ -4738,7 +4738,7 @@
         </w:tc>
         <w:tc>
           <w:tcPr>
-            <w:tcW w:w="2949" w:type="dxa"/>
+            <w:tcW w:w="2948" w:type="dxa"/>
           </w:tcPr>
           <w:p>
             <w:pPr>
@@ -4755,7 +4755,7 @@
         </w:tc>
         <w:tc>
           <w:tcPr>
-            <w:tcW w:w="3065" w:type="dxa"/>
+            <w:tcW w:w="3064" w:type="dxa"/>
           </w:tcPr>
           <w:p>
             <w:pPr>
@@ -4774,7 +4774,7 @@
       <w:tr>
         <w:tc>
           <w:tcPr>
-            <w:tcW w:w="1902" w:type="dxa"/>
+            <w:tcW w:w="1901" w:type="dxa"/>
           </w:tcPr>
           <w:p>
             <w:pPr>
@@ -4791,7 +4791,7 @@
         </w:tc>
         <w:tc>
           <w:tcPr>
-            <w:tcW w:w="2949" w:type="dxa"/>
+            <w:tcW w:w="2948" w:type="dxa"/>
           </w:tcPr>
           <w:p>
             <w:pPr>
@@ -4808,7 +4808,7 @@
         </w:tc>
         <w:tc>
           <w:tcPr>
-            <w:tcW w:w="3065" w:type="dxa"/>
+            <w:tcW w:w="3064" w:type="dxa"/>
           </w:tcPr>
           <w:p>
             <w:pPr>
@@ -4880,10 +4880,10 @@
         </w:tblBorders>
       </w:tblPr>
       <w:tblGrid>
-        <w:gridCol w:w="1815"/>
-        <w:gridCol w:w="1619"/>
-        <w:gridCol w:w="1431"/>
-        <w:gridCol w:w="3050"/>
+        <w:gridCol w:w="1814"/>
+        <w:gridCol w:w="1618"/>
+        <w:gridCol w:w="1430"/>
+        <w:gridCol w:w="3049"/>
       </w:tblGrid>
       <w:tr>
         <w:trPr>
@@ -4891,7 +4891,7 @@
         </w:trPr>
         <w:tc>
           <w:tcPr>
-            <w:tcW w:w="1815" w:type="dxa"/>
+            <w:tcW w:w="1814" w:type="dxa"/>
             <w:shd w:val="clear" w:color="auto" w:fill="D9E2F3"/>
           </w:tcPr>
           <w:p>
@@ -4910,7 +4910,7 @@
         </w:tc>
         <w:tc>
           <w:tcPr>
-            <w:tcW w:w="1619" w:type="dxa"/>
+            <w:tcW w:w="1618" w:type="dxa"/>
             <w:shd w:val="clear" w:color="auto" w:fill="D9E2F3"/>
           </w:tcPr>
           <w:p>
@@ -4929,7 +4929,7 @@
         </w:tc>
         <w:tc>
           <w:tcPr>
-            <w:tcW w:w="1431" w:type="dxa"/>
+            <w:tcW w:w="1430" w:type="dxa"/>
             <w:shd w:val="clear" w:color="auto" w:fill="D9E2F3"/>
           </w:tcPr>
           <w:p>
@@ -4948,7 +4948,7 @@
         </w:tc>
         <w:tc>
           <w:tcPr>
-            <w:tcW w:w="3050" w:type="dxa"/>
+            <w:tcW w:w="3049" w:type="dxa"/>
             <w:shd w:val="clear" w:color="auto" w:fill="D9E2F3"/>
           </w:tcPr>
           <w:p>
@@ -4969,7 +4969,7 @@
       <w:tr>
         <w:tc>
           <w:tcPr>
-            <w:tcW w:w="1815" w:type="dxa"/>
+            <w:tcW w:w="1814" w:type="dxa"/>
           </w:tcPr>
           <w:p>
             <w:pPr>
@@ -4986,7 +4986,7 @@
         </w:tc>
         <w:tc>
           <w:tcPr>
-            <w:tcW w:w="1619" w:type="dxa"/>
+            <w:tcW w:w="1618" w:type="dxa"/>
           </w:tcPr>
           <w:p>
             <w:pPr>
@@ -5003,7 +5003,7 @@
         </w:tc>
         <w:tc>
           <w:tcPr>
-            <w:tcW w:w="1431" w:type="dxa"/>
+            <w:tcW w:w="1430" w:type="dxa"/>
           </w:tcPr>
           <w:p>
             <w:pPr>
@@ -5020,7 +5020,7 @@
         </w:tc>
         <w:tc>
           <w:tcPr>
-            <w:tcW w:w="3050" w:type="dxa"/>
+            <w:tcW w:w="3049" w:type="dxa"/>
           </w:tcPr>
           <w:p>
             <w:pPr>
@@ -5039,7 +5039,7 @@
       <w:tr>
         <w:tc>
           <w:tcPr>
-            <w:tcW w:w="1815" w:type="dxa"/>
+            <w:tcW w:w="1814" w:type="dxa"/>
           </w:tcPr>
           <w:p>
             <w:pPr>
@@ -5056,7 +5056,7 @@
         </w:tc>
         <w:tc>
           <w:tcPr>
-            <w:tcW w:w="1619" w:type="dxa"/>
+            <w:tcW w:w="1618" w:type="dxa"/>
           </w:tcPr>
           <w:p>
             <w:pPr>
@@ -5073,7 +5073,7 @@
         </w:tc>
         <w:tc>
           <w:tcPr>
-            <w:tcW w:w="1431" w:type="dxa"/>
+            <w:tcW w:w="1430" w:type="dxa"/>
           </w:tcPr>
           <w:p>
             <w:pPr>
@@ -5090,7 +5090,7 @@
         </w:tc>
         <w:tc>
           <w:tcPr>
-            <w:tcW w:w="3050" w:type="dxa"/>
+            <w:tcW w:w="3049" w:type="dxa"/>
           </w:tcPr>
           <w:p>
             <w:pPr>
@@ -5109,7 +5109,7 @@
       <w:tr>
         <w:tc>
           <w:tcPr>
-            <w:tcW w:w="1815" w:type="dxa"/>
+            <w:tcW w:w="1814" w:type="dxa"/>
           </w:tcPr>
           <w:p>
             <w:pPr>
@@ -5126,7 +5126,7 @@
         </w:tc>
         <w:tc>
           <w:tcPr>
-            <w:tcW w:w="1619" w:type="dxa"/>
+            <w:tcW w:w="1618" w:type="dxa"/>
           </w:tcPr>
           <w:p>
             <w:pPr>
@@ -5143,7 +5143,7 @@
         </w:tc>
         <w:tc>
           <w:tcPr>
-            <w:tcW w:w="1431" w:type="dxa"/>
+            <w:tcW w:w="1430" w:type="dxa"/>
           </w:tcPr>
           <w:p>
             <w:pPr>
@@ -5160,7 +5160,7 @@
         </w:tc>
         <w:tc>
           <w:tcPr>
-            <w:tcW w:w="3050" w:type="dxa"/>
+            <w:tcW w:w="3049" w:type="dxa"/>
           </w:tcPr>
           <w:p>
             <w:pPr>
@@ -5179,7 +5179,7 @@
       <w:tr>
         <w:tc>
           <w:tcPr>
-            <w:tcW w:w="1815" w:type="dxa"/>
+            <w:tcW w:w="1814" w:type="dxa"/>
           </w:tcPr>
           <w:p>
             <w:pPr>
@@ -5196,7 +5196,7 @@
         </w:tc>
         <w:tc>
           <w:tcPr>
-            <w:tcW w:w="1619" w:type="dxa"/>
+            <w:tcW w:w="1618" w:type="dxa"/>
           </w:tcPr>
           <w:p>
             <w:pPr>
@@ -5213,7 +5213,7 @@
         </w:tc>
         <w:tc>
           <w:tcPr>
-            <w:tcW w:w="1431" w:type="dxa"/>
+            <w:tcW w:w="1430" w:type="dxa"/>
           </w:tcPr>
           <w:p>
             <w:pPr>
@@ -5230,7 +5230,7 @@
         </w:tc>
         <w:tc>
           <w:tcPr>
-            <w:tcW w:w="3050" w:type="dxa"/>
+            <w:tcW w:w="3049" w:type="dxa"/>
           </w:tcPr>
           <w:p>
             <w:pPr>
@@ -5249,7 +5249,7 @@
       <w:tr>
         <w:tc>
           <w:tcPr>
-            <w:tcW w:w="1815" w:type="dxa"/>
+            <w:tcW w:w="1814" w:type="dxa"/>
           </w:tcPr>
           <w:p>
             <w:pPr>
@@ -5266,7 +5266,7 @@
         </w:tc>
         <w:tc>
           <w:tcPr>
-            <w:tcW w:w="1619" w:type="dxa"/>
+            <w:tcW w:w="1618" w:type="dxa"/>
           </w:tcPr>
           <w:p>
             <w:pPr>
@@ -5283,7 +5283,7 @@
         </w:tc>
         <w:tc>
           <w:tcPr>
-            <w:tcW w:w="1431" w:type="dxa"/>
+            <w:tcW w:w="1430" w:type="dxa"/>
           </w:tcPr>
           <w:p>
             <w:pPr>
@@ -5300,7 +5300,7 @@
         </w:tc>
         <w:tc>
           <w:tcPr>
-            <w:tcW w:w="3050" w:type="dxa"/>
+            <w:tcW w:w="3049" w:type="dxa"/>
           </w:tcPr>
           <w:p>
             <w:pPr>
@@ -5319,7 +5319,7 @@
       <w:tr>
         <w:tc>
           <w:tcPr>
-            <w:tcW w:w="1815" w:type="dxa"/>
+            <w:tcW w:w="1814" w:type="dxa"/>
           </w:tcPr>
           <w:p>
             <w:pPr>
@@ -5336,7 +5336,7 @@
         </w:tc>
         <w:tc>
           <w:tcPr>
-            <w:tcW w:w="1619" w:type="dxa"/>
+            <w:tcW w:w="1618" w:type="dxa"/>
           </w:tcPr>
           <w:p>
             <w:pPr>
@@ -5353,7 +5353,7 @@
         </w:tc>
         <w:tc>
           <w:tcPr>
-            <w:tcW w:w="1431" w:type="dxa"/>
+            <w:tcW w:w="1430" w:type="dxa"/>
           </w:tcPr>
           <w:p>
             <w:pPr>
@@ -5370,7 +5370,7 @@
         </w:tc>
         <w:tc>
           <w:tcPr>
-            <w:tcW w:w="3050" w:type="dxa"/>
+            <w:tcW w:w="3049" w:type="dxa"/>
           </w:tcPr>
           <w:p>
             <w:pPr>
@@ -5389,7 +5389,7 @@
       <w:tr>
         <w:tc>
           <w:tcPr>
-            <w:tcW w:w="1815" w:type="dxa"/>
+            <w:tcW w:w="1814" w:type="dxa"/>
           </w:tcPr>
           <w:p>
             <w:pPr>
@@ -5406,7 +5406,7 @@
         </w:tc>
         <w:tc>
           <w:tcPr>
-            <w:tcW w:w="1619" w:type="dxa"/>
+            <w:tcW w:w="1618" w:type="dxa"/>
           </w:tcPr>
           <w:p>
             <w:pPr>
@@ -5423,7 +5423,7 @@
         </w:tc>
         <w:tc>
           <w:tcPr>
-            <w:tcW w:w="1431" w:type="dxa"/>
+            <w:tcW w:w="1430" w:type="dxa"/>
           </w:tcPr>
           <w:p>
             <w:pPr>
@@ -5440,7 +5440,7 @@
         </w:tc>
         <w:tc>
           <w:tcPr>
-            <w:tcW w:w="3050" w:type="dxa"/>
+            <w:tcW w:w="3049" w:type="dxa"/>
           </w:tcPr>
           <w:p>
             <w:pPr>
@@ -5459,7 +5459,7 @@
       <w:tr>
         <w:tc>
           <w:tcPr>
-            <w:tcW w:w="1815" w:type="dxa"/>
+            <w:tcW w:w="1814" w:type="dxa"/>
           </w:tcPr>
           <w:p>
             <w:pPr>
@@ -5476,7 +5476,7 @@
         </w:tc>
         <w:tc>
           <w:tcPr>
-            <w:tcW w:w="1619" w:type="dxa"/>
+            <w:tcW w:w="1618" w:type="dxa"/>
           </w:tcPr>
           <w:p>
             <w:pPr>
@@ -5493,7 +5493,7 @@
         </w:tc>
         <w:tc>
           <w:tcPr>
-            <w:tcW w:w="1431" w:type="dxa"/>
+            <w:tcW w:w="1430" w:type="dxa"/>
           </w:tcPr>
           <w:p>
             <w:pPr>
@@ -5510,7 +5510,7 @@
         </w:tc>
         <w:tc>
           <w:tcPr>
-            <w:tcW w:w="3050" w:type="dxa"/>
+            <w:tcW w:w="3049" w:type="dxa"/>
           </w:tcPr>
           <w:p>
             <w:pPr>
@@ -5529,7 +5529,7 @@
       <w:tr>
         <w:tc>
           <w:tcPr>
-            <w:tcW w:w="1815" w:type="dxa"/>
+            <w:tcW w:w="1814" w:type="dxa"/>
           </w:tcPr>
           <w:p>
             <w:pPr>
@@ -5546,7 +5546,7 @@
         </w:tc>
         <w:tc>
           <w:tcPr>
-            <w:tcW w:w="1619" w:type="dxa"/>
+            <w:tcW w:w="1618" w:type="dxa"/>
           </w:tcPr>
           <w:p>
             <w:pPr>
@@ -5563,7 +5563,7 @@
         </w:tc>
         <w:tc>
           <w:tcPr>
-            <w:tcW w:w="1431" w:type="dxa"/>
+            <w:tcW w:w="1430" w:type="dxa"/>
           </w:tcPr>
           <w:p>
             <w:pPr>
@@ -5580,7 +5580,7 @@
         </w:tc>
         <w:tc>
           <w:tcPr>
-            <w:tcW w:w="3050" w:type="dxa"/>
+            <w:tcW w:w="3049" w:type="dxa"/>
           </w:tcPr>
           <w:p>
             <w:pPr>
@@ -5599,7 +5599,7 @@
       <w:tr>
         <w:tc>
           <w:tcPr>
-            <w:tcW w:w="1815" w:type="dxa"/>
+            <w:tcW w:w="1814" w:type="dxa"/>
           </w:tcPr>
           <w:p>
             <w:pPr>
@@ -5616,7 +5616,7 @@
         </w:tc>
         <w:tc>
           <w:tcPr>
-            <w:tcW w:w="1619" w:type="dxa"/>
+            <w:tcW w:w="1618" w:type="dxa"/>
           </w:tcPr>
           <w:p>
             <w:pPr>
@@ -5633,7 +5633,7 @@
         </w:tc>
         <w:tc>
           <w:tcPr>
-            <w:tcW w:w="1431" w:type="dxa"/>
+            <w:tcW w:w="1430" w:type="dxa"/>
           </w:tcPr>
           <w:p>
             <w:pPr>
@@ -5650,7 +5650,7 @@
         </w:tc>
         <w:tc>
           <w:tcPr>
-            <w:tcW w:w="3050" w:type="dxa"/>
+            <w:tcW w:w="3049" w:type="dxa"/>
           </w:tcPr>
           <w:p>
             <w:pPr>
@@ -5669,7 +5669,7 @@
       <w:tr>
         <w:tc>
           <w:tcPr>
-            <w:tcW w:w="1815" w:type="dxa"/>
+            <w:tcW w:w="1814" w:type="dxa"/>
           </w:tcPr>
           <w:p>
             <w:pPr>
@@ -5686,7 +5686,7 @@
         </w:tc>
         <w:tc>
           <w:tcPr>
-            <w:tcW w:w="1619" w:type="dxa"/>
+            <w:tcW w:w="1618" w:type="dxa"/>
           </w:tcPr>
           <w:p>
             <w:pPr>
@@ -5703,7 +5703,7 @@
         </w:tc>
         <w:tc>
           <w:tcPr>
-            <w:tcW w:w="1431" w:type="dxa"/>
+            <w:tcW w:w="1430" w:type="dxa"/>
           </w:tcPr>
           <w:p>
             <w:pPr>
@@ -5720,7 +5720,7 @@
         </w:tc>
         <w:tc>
           <w:tcPr>
-            <w:tcW w:w="3050" w:type="dxa"/>
+            <w:tcW w:w="3049" w:type="dxa"/>
           </w:tcPr>
           <w:p>
             <w:pPr>
@@ -5739,7 +5739,7 @@
       <w:tr>
         <w:tc>
           <w:tcPr>
-            <w:tcW w:w="1815" w:type="dxa"/>
+            <w:tcW w:w="1814" w:type="dxa"/>
           </w:tcPr>
           <w:p>
             <w:pPr>
@@ -5756,7 +5756,7 @@
         </w:tc>
         <w:tc>
           <w:tcPr>
-            <w:tcW w:w="1619" w:type="dxa"/>
+            <w:tcW w:w="1618" w:type="dxa"/>
           </w:tcPr>
           <w:p>
             <w:pPr>
@@ -5773,7 +5773,7 @@
         </w:tc>
         <w:tc>
           <w:tcPr>
-            <w:tcW w:w="1431" w:type="dxa"/>
+            <w:tcW w:w="1430" w:type="dxa"/>
           </w:tcPr>
           <w:p>
             <w:pPr>
@@ -5790,7 +5790,7 @@
         </w:tc>
         <w:tc>
           <w:tcPr>
-            <w:tcW w:w="3050" w:type="dxa"/>
+            <w:tcW w:w="3049" w:type="dxa"/>
           </w:tcPr>
           <w:p>
             <w:pPr>
@@ -5809,7 +5809,7 @@
       <w:tr>
         <w:tc>
           <w:tcPr>
-            <w:tcW w:w="1815" w:type="dxa"/>
+            <w:tcW w:w="1814" w:type="dxa"/>
           </w:tcPr>
           <w:p>
             <w:pPr>
@@ -5826,7 +5826,7 @@
         </w:tc>
         <w:tc>
           <w:tcPr>
-            <w:tcW w:w="1619" w:type="dxa"/>
+            <w:tcW w:w="1618" w:type="dxa"/>
           </w:tcPr>
           <w:p>
             <w:pPr>
@@ -5843,7 +5843,7 @@
         </w:tc>
         <w:tc>
           <w:tcPr>
-            <w:tcW w:w="1431" w:type="dxa"/>
+            <w:tcW w:w="1430" w:type="dxa"/>
           </w:tcPr>
           <w:p>
             <w:pPr>
@@ -5860,7 +5860,7 @@
         </w:tc>
         <w:tc>
           <w:tcPr>
-            <w:tcW w:w="3050" w:type="dxa"/>
+            <w:tcW w:w="3049" w:type="dxa"/>
           </w:tcPr>
           <w:p>
             <w:pPr>
@@ -5879,7 +5879,7 @@
       <w:tr>
         <w:tc>
           <w:tcPr>
-            <w:tcW w:w="1815" w:type="dxa"/>
+            <w:tcW w:w="1814" w:type="dxa"/>
           </w:tcPr>
           <w:p>
             <w:pPr>
@@ -5896,7 +5896,7 @@
         </w:tc>
         <w:tc>
           <w:tcPr>
-            <w:tcW w:w="1619" w:type="dxa"/>
+            <w:tcW w:w="1618" w:type="dxa"/>
           </w:tcPr>
           <w:p>
             <w:pPr>
@@ -5913,7 +5913,7 @@
         </w:tc>
         <w:tc>
           <w:tcPr>
-            <w:tcW w:w="1431" w:type="dxa"/>
+            <w:tcW w:w="1430" w:type="dxa"/>
           </w:tcPr>
           <w:p>
             <w:pPr>
@@ -5930,7 +5930,7 @@
         </w:tc>
         <w:tc>
           <w:tcPr>
-            <w:tcW w:w="3050" w:type="dxa"/>
+            <w:tcW w:w="3049" w:type="dxa"/>
           </w:tcPr>
           <w:p>
             <w:pPr>
@@ -5949,7 +5949,7 @@
       <w:tr>
         <w:tc>
           <w:tcPr>
-            <w:tcW w:w="1815" w:type="dxa"/>
+            <w:tcW w:w="1814" w:type="dxa"/>
           </w:tcPr>
           <w:p>
             <w:pPr>
@@ -5966,7 +5966,7 @@
         </w:tc>
         <w:tc>
           <w:tcPr>
-            <w:tcW w:w="1619" w:type="dxa"/>
+            <w:tcW w:w="1618" w:type="dxa"/>
           </w:tcPr>
           <w:p>
             <w:pPr>
@@ -5983,7 +5983,7 @@
         </w:tc>
         <w:tc>
           <w:tcPr>
-            <w:tcW w:w="1431" w:type="dxa"/>
+            <w:tcW w:w="1430" w:type="dxa"/>
           </w:tcPr>
           <w:p>
             <w:pPr>
@@ -6000,7 +6000,7 @@
         </w:tc>
         <w:tc>
           <w:tcPr>
-            <w:tcW w:w="3050" w:type="dxa"/>
+            <w:tcW w:w="3049" w:type="dxa"/>
           </w:tcPr>
           <w:p>
             <w:pPr>
@@ -6019,7 +6019,7 @@
       <w:tr>
         <w:tc>
           <w:tcPr>
-            <w:tcW w:w="1815" w:type="dxa"/>
+            <w:tcW w:w="1814" w:type="dxa"/>
           </w:tcPr>
           <w:p>
             <w:pPr>
@@ -6036,7 +6036,7 @@
         </w:tc>
         <w:tc>
           <w:tcPr>
-            <w:tcW w:w="1619" w:type="dxa"/>
+            <w:tcW w:w="1618" w:type="dxa"/>
           </w:tcPr>
           <w:p>
             <w:pPr>
@@ -6053,7 +6053,7 @@
         </w:tc>
         <w:tc>
           <w:tcPr>
-            <w:tcW w:w="1431" w:type="dxa"/>
+            <w:tcW w:w="1430" w:type="dxa"/>
           </w:tcPr>
           <w:p>
             <w:pPr>
@@ -6070,7 +6070,7 @@
         </w:tc>
         <w:tc>
           <w:tcPr>
-            <w:tcW w:w="3050" w:type="dxa"/>
+            <w:tcW w:w="3049" w:type="dxa"/>
           </w:tcPr>
           <w:p>
             <w:pPr>
@@ -6089,7 +6089,7 @@
       <w:tr>
         <w:tc>
           <w:tcPr>
-            <w:tcW w:w="1815" w:type="dxa"/>
+            <w:tcW w:w="1814" w:type="dxa"/>
           </w:tcPr>
           <w:p>
             <w:pPr>
@@ -6106,7 +6106,7 @@
         </w:tc>
         <w:tc>
           <w:tcPr>
-            <w:tcW w:w="1619" w:type="dxa"/>
+            <w:tcW w:w="1618" w:type="dxa"/>
           </w:tcPr>
           <w:p>
             <w:pPr>
@@ -6123,7 +6123,7 @@
         </w:tc>
         <w:tc>
           <w:tcPr>
-            <w:tcW w:w="1431" w:type="dxa"/>
+            <w:tcW w:w="1430" w:type="dxa"/>
           </w:tcPr>
           <w:p>
             <w:pPr>
@@ -6140,7 +6140,7 @@
         </w:tc>
         <w:tc>
           <w:tcPr>
-            <w:tcW w:w="3050" w:type="dxa"/>
+            <w:tcW w:w="3049" w:type="dxa"/>
           </w:tcPr>
           <w:p>
             <w:pPr>
@@ -6159,7 +6159,7 @@
       <w:tr>
         <w:tc>
           <w:tcPr>
-            <w:tcW w:w="1815" w:type="dxa"/>
+            <w:tcW w:w="1814" w:type="dxa"/>
           </w:tcPr>
           <w:p>
             <w:pPr>
@@ -6176,7 +6176,7 @@
         </w:tc>
         <w:tc>
           <w:tcPr>
-            <w:tcW w:w="1619" w:type="dxa"/>
+            <w:tcW w:w="1618" w:type="dxa"/>
           </w:tcPr>
           <w:p>
             <w:pPr>
@@ -6193,7 +6193,7 @@
         </w:tc>
         <w:tc>
           <w:tcPr>
-            <w:tcW w:w="1431" w:type="dxa"/>
+            <w:tcW w:w="1430" w:type="dxa"/>
           </w:tcPr>
           <w:p>
             <w:pPr>
@@ -6210,7 +6210,7 @@
         </w:tc>
         <w:tc>
           <w:tcPr>
-            <w:tcW w:w="3050" w:type="dxa"/>
+            <w:tcW w:w="3049" w:type="dxa"/>
           </w:tcPr>
           <w:p>
             <w:pPr>
@@ -6229,7 +6229,7 @@
       <w:tr>
         <w:tc>
           <w:tcPr>
-            <w:tcW w:w="1815" w:type="dxa"/>
+            <w:tcW w:w="1814" w:type="dxa"/>
           </w:tcPr>
           <w:p>
             <w:pPr>
@@ -6246,7 +6246,7 @@
         </w:tc>
         <w:tc>
           <w:tcPr>
-            <w:tcW w:w="1619" w:type="dxa"/>
+            <w:tcW w:w="1618" w:type="dxa"/>
           </w:tcPr>
           <w:p>
             <w:pPr>
@@ -6263,7 +6263,7 @@
         </w:tc>
         <w:tc>
           <w:tcPr>
-            <w:tcW w:w="1431" w:type="dxa"/>
+            <w:tcW w:w="1430" w:type="dxa"/>
           </w:tcPr>
           <w:p>
             <w:pPr>
@@ -6280,7 +6280,7 @@
         </w:tc>
         <w:tc>
           <w:tcPr>
-            <w:tcW w:w="3050" w:type="dxa"/>
+            <w:tcW w:w="3049" w:type="dxa"/>
           </w:tcPr>
           <w:p>
             <w:pPr>
@@ -6299,7 +6299,7 @@
       <w:tr>
         <w:tc>
           <w:tcPr>
-            <w:tcW w:w="1815" w:type="dxa"/>
+            <w:tcW w:w="1814" w:type="dxa"/>
           </w:tcPr>
           <w:p>
             <w:pPr>
@@ -6316,7 +6316,7 @@
         </w:tc>
         <w:tc>
           <w:tcPr>
-            <w:tcW w:w="1619" w:type="dxa"/>
+            <w:tcW w:w="1618" w:type="dxa"/>
           </w:tcPr>
           <w:p>
             <w:pPr>
@@ -6333,7 +6333,7 @@
         </w:tc>
         <w:tc>
           <w:tcPr>
-            <w:tcW w:w="1431" w:type="dxa"/>
+            <w:tcW w:w="1430" w:type="dxa"/>
           </w:tcPr>
           <w:p>
             <w:pPr>
@@ -6350,7 +6350,7 @@
         </w:tc>
         <w:tc>
           <w:tcPr>
-            <w:tcW w:w="3050" w:type="dxa"/>
+            <w:tcW w:w="3049" w:type="dxa"/>
           </w:tcPr>
           <w:p>
             <w:pPr>
@@ -6369,7 +6369,7 @@
       <w:tr>
         <w:tc>
           <w:tcPr>
-            <w:tcW w:w="1815" w:type="dxa"/>
+            <w:tcW w:w="1814" w:type="dxa"/>
           </w:tcPr>
           <w:p>
             <w:pPr>
@@ -6386,7 +6386,7 @@
         </w:tc>
         <w:tc>
           <w:tcPr>
-            <w:tcW w:w="1619" w:type="dxa"/>
+            <w:tcW w:w="1618" w:type="dxa"/>
           </w:tcPr>
           <w:p>
             <w:pPr>
@@ -6403,7 +6403,7 @@
         </w:tc>
         <w:tc>
           <w:tcPr>
-            <w:tcW w:w="1431" w:type="dxa"/>
+            <w:tcW w:w="1430" w:type="dxa"/>
           </w:tcPr>
           <w:p>
             <w:pPr>
@@ -6420,7 +6420,7 @@
         </w:tc>
         <w:tc>
           <w:tcPr>
-            <w:tcW w:w="3050" w:type="dxa"/>
+            <w:tcW w:w="3049" w:type="dxa"/>
           </w:tcPr>
           <w:p>
             <w:pPr>
@@ -6439,7 +6439,7 @@
       <w:tr>
         <w:tc>
           <w:tcPr>
-            <w:tcW w:w="1815" w:type="dxa"/>
+            <w:tcW w:w="1814" w:type="dxa"/>
           </w:tcPr>
           <w:p>
             <w:pPr>
@@ -6456,7 +6456,7 @@
         </w:tc>
         <w:tc>
           <w:tcPr>
-            <w:tcW w:w="1619" w:type="dxa"/>
+            <w:tcW w:w="1618" w:type="dxa"/>
           </w:tcPr>
           <w:p>
             <w:pPr>
@@ -6473,7 +6473,7 @@
         </w:tc>
         <w:tc>
           <w:tcPr>
-            <w:tcW w:w="1431" w:type="dxa"/>
+            <w:tcW w:w="1430" w:type="dxa"/>
           </w:tcPr>
           <w:p>
             <w:pPr>
@@ -6490,7 +6490,7 @@
         </w:tc>
         <w:tc>
           <w:tcPr>
-            <w:tcW w:w="3050" w:type="dxa"/>
+            <w:tcW w:w="3049" w:type="dxa"/>
           </w:tcPr>
           <w:p>
             <w:pPr>
@@ -6509,7 +6509,7 @@
       <w:tr>
         <w:tc>
           <w:tcPr>
-            <w:tcW w:w="1815" w:type="dxa"/>
+            <w:tcW w:w="1814" w:type="dxa"/>
           </w:tcPr>
           <w:p>
             <w:pPr>
@@ -6526,7 +6526,7 @@
         </w:tc>
         <w:tc>
           <w:tcPr>
-            <w:tcW w:w="1619" w:type="dxa"/>
+            <w:tcW w:w="1618" w:type="dxa"/>
           </w:tcPr>
           <w:p>
             <w:pPr>
@@ -6543,7 +6543,7 @@
         </w:tc>
         <w:tc>
           <w:tcPr>
-            <w:tcW w:w="1431" w:type="dxa"/>
+            <w:tcW w:w="1430" w:type="dxa"/>
           </w:tcPr>
           <w:p>
             <w:pPr>
@@ -6560,7 +6560,7 @@
         </w:tc>
         <w:tc>
           <w:tcPr>
-            <w:tcW w:w="3050" w:type="dxa"/>
+            <w:tcW w:w="3049" w:type="dxa"/>
           </w:tcPr>
           <w:p>
             <w:pPr>
@@ -6579,7 +6579,7 @@
       <w:tr>
         <w:tc>
           <w:tcPr>
-            <w:tcW w:w="1815" w:type="dxa"/>
+            <w:tcW w:w="1814" w:type="dxa"/>
           </w:tcPr>
           <w:p>
             <w:pPr>
@@ -6596,7 +6596,7 @@
         </w:tc>
         <w:tc>
           <w:tcPr>
-            <w:tcW w:w="1619" w:type="dxa"/>
+            <w:tcW w:w="1618" w:type="dxa"/>
           </w:tcPr>
           <w:p>
             <w:pPr>
@@ -6613,7 +6613,7 @@
         </w:tc>
         <w:tc>
           <w:tcPr>
-            <w:tcW w:w="1431" w:type="dxa"/>
+            <w:tcW w:w="1430" w:type="dxa"/>
           </w:tcPr>
           <w:p>
             <w:pPr>
@@ -6630,7 +6630,7 @@
         </w:tc>
         <w:tc>
           <w:tcPr>
-            <w:tcW w:w="3050" w:type="dxa"/>
+            <w:tcW w:w="3049" w:type="dxa"/>
           </w:tcPr>
           <w:p>
             <w:pPr>
@@ -6649,7 +6649,7 @@
       <w:tr>
         <w:tc>
           <w:tcPr>
-            <w:tcW w:w="1815" w:type="dxa"/>
+            <w:tcW w:w="1814" w:type="dxa"/>
           </w:tcPr>
           <w:p>
             <w:pPr>
@@ -6666,7 +6666,7 @@
         </w:tc>
         <w:tc>
           <w:tcPr>
-            <w:tcW w:w="1619" w:type="dxa"/>
+            <w:tcW w:w="1618" w:type="dxa"/>
           </w:tcPr>
           <w:p>
             <w:pPr>
@@ -6683,7 +6683,7 @@
         </w:tc>
         <w:tc>
           <w:tcPr>
-            <w:tcW w:w="1431" w:type="dxa"/>
+            <w:tcW w:w="1430" w:type="dxa"/>
           </w:tcPr>
           <w:p>
             <w:pPr>
@@ -6700,7 +6700,7 @@
         </w:tc>
         <w:tc>
           <w:tcPr>
-            <w:tcW w:w="3050" w:type="dxa"/>
+            <w:tcW w:w="3049" w:type="dxa"/>
           </w:tcPr>
           <w:p>
             <w:pPr>
@@ -6719,7 +6719,7 @@
       <w:tr>
         <w:tc>
           <w:tcPr>
-            <w:tcW w:w="1815" w:type="dxa"/>
+            <w:tcW w:w="1814" w:type="dxa"/>
           </w:tcPr>
           <w:p>
             <w:pPr>
@@ -6736,7 +6736,7 @@
         </w:tc>
         <w:tc>
           <w:tcPr>
-            <w:tcW w:w="1619" w:type="dxa"/>
+            <w:tcW w:w="1618" w:type="dxa"/>
           </w:tcPr>
           <w:p>
             <w:pPr>
@@ -6753,7 +6753,7 @@
         </w:tc>
         <w:tc>
           <w:tcPr>
-            <w:tcW w:w="1431" w:type="dxa"/>
+            <w:tcW w:w="1430" w:type="dxa"/>
           </w:tcPr>
           <w:p>
             <w:pPr>
@@ -6770,7 +6770,7 @@
         </w:tc>
         <w:tc>
           <w:tcPr>
-            <w:tcW w:w="3050" w:type="dxa"/>
+            <w:tcW w:w="3049" w:type="dxa"/>
           </w:tcPr>
           <w:p>
             <w:pPr>
@@ -6789,7 +6789,7 @@
       <w:tr>
         <w:tc>
           <w:tcPr>
-            <w:tcW w:w="1815" w:type="dxa"/>
+            <w:tcW w:w="1814" w:type="dxa"/>
           </w:tcPr>
           <w:p>
             <w:pPr>
@@ -6806,7 +6806,7 @@
         </w:tc>
         <w:tc>
           <w:tcPr>
-            <w:tcW w:w="1619" w:type="dxa"/>
+            <w:tcW w:w="1618" w:type="dxa"/>
           </w:tcPr>
           <w:p>
             <w:pPr>
@@ -6823,7 +6823,7 @@
         </w:tc>
         <w:tc>
           <w:tcPr>
-            <w:tcW w:w="1431" w:type="dxa"/>
+            <w:tcW w:w="1430" w:type="dxa"/>
           </w:tcPr>
           <w:p>
             <w:pPr>
@@ -6840,7 +6840,7 @@
         </w:tc>
         <w:tc>
           <w:tcPr>
-            <w:tcW w:w="3050" w:type="dxa"/>
+            <w:tcW w:w="3049" w:type="dxa"/>
           </w:tcPr>
           <w:p>
             <w:pPr>
@@ -6859,7 +6859,7 @@
       <w:tr>
         <w:tc>
           <w:tcPr>
-            <w:tcW w:w="1815" w:type="dxa"/>
+            <w:tcW w:w="1814" w:type="dxa"/>
           </w:tcPr>
           <w:p>
             <w:pPr>
@@ -6876,7 +6876,7 @@
         </w:tc>
         <w:tc>
           <w:tcPr>
-            <w:tcW w:w="1619" w:type="dxa"/>
+            <w:tcW w:w="1618" w:type="dxa"/>
           </w:tcPr>
           <w:p>
             <w:pPr>
@@ -6893,7 +6893,7 @@
         </w:tc>
         <w:tc>
           <w:tcPr>
-            <w:tcW w:w="1431" w:type="dxa"/>
+            <w:tcW w:w="1430" w:type="dxa"/>
           </w:tcPr>
           <w:p>
             <w:pPr>
@@ -6910,7 +6910,7 @@
         </w:tc>
         <w:tc>
           <w:tcPr>
-            <w:tcW w:w="3050" w:type="dxa"/>
+            <w:tcW w:w="3049" w:type="dxa"/>
           </w:tcPr>
           <w:p>
             <w:pPr>
@@ -6929,7 +6929,7 @@
       <w:tr>
         <w:tc>
           <w:tcPr>
-            <w:tcW w:w="1815" w:type="dxa"/>
+            <w:tcW w:w="1814" w:type="dxa"/>
           </w:tcPr>
           <w:p>
             <w:pPr>
@@ -6946,7 +6946,7 @@
         </w:tc>
         <w:tc>
           <w:tcPr>
-            <w:tcW w:w="1619" w:type="dxa"/>
+            <w:tcW w:w="1618" w:type="dxa"/>
           </w:tcPr>
           <w:p>
             <w:pPr>
@@ -6963,7 +6963,7 @@
         </w:tc>
         <w:tc>
           <w:tcPr>
-            <w:tcW w:w="1431" w:type="dxa"/>
+            <w:tcW w:w="1430" w:type="dxa"/>
           </w:tcPr>
           <w:p>
             <w:pPr>
@@ -6980,7 +6980,7 @@
         </w:tc>
         <w:tc>
           <w:tcPr>
-            <w:tcW w:w="3050" w:type="dxa"/>
+            <w:tcW w:w="3049" w:type="dxa"/>
           </w:tcPr>
           <w:p>
             <w:pPr>
@@ -6999,7 +6999,7 @@
       <w:tr>
         <w:tc>
           <w:tcPr>
-            <w:tcW w:w="1815" w:type="dxa"/>
+            <w:tcW w:w="1814" w:type="dxa"/>
           </w:tcPr>
           <w:p>
             <w:pPr>
@@ -7016,7 +7016,7 @@
         </w:tc>
         <w:tc>
           <w:tcPr>
-            <w:tcW w:w="1619" w:type="dxa"/>
+            <w:tcW w:w="1618" w:type="dxa"/>
           </w:tcPr>
           <w:p>
             <w:pPr>
@@ -7033,7 +7033,7 @@
         </w:tc>
         <w:tc>
           <w:tcPr>
-            <w:tcW w:w="1431" w:type="dxa"/>
+            <w:tcW w:w="1430" w:type="dxa"/>
           </w:tcPr>
           <w:p>
             <w:pPr>
@@ -7050,7 +7050,7 @@
         </w:tc>
         <w:tc>
           <w:tcPr>
-            <w:tcW w:w="3050" w:type="dxa"/>
+            <w:tcW w:w="3049" w:type="dxa"/>
           </w:tcPr>
           <w:p>
             <w:pPr>
@@ -7069,7 +7069,7 @@
       <w:tr>
         <w:tc>
           <w:tcPr>
-            <w:tcW w:w="1815" w:type="dxa"/>
+            <w:tcW w:w="1814" w:type="dxa"/>
           </w:tcPr>
           <w:p>
             <w:pPr>
@@ -7086,7 +7086,7 @@
         </w:tc>
         <w:tc>
           <w:tcPr>
-            <w:tcW w:w="1619" w:type="dxa"/>
+            <w:tcW w:w="1618" w:type="dxa"/>
           </w:tcPr>
           <w:p>
             <w:pPr>
@@ -7103,7 +7103,7 @@
         </w:tc>
         <w:tc>
           <w:tcPr>
-            <w:tcW w:w="1431" w:type="dxa"/>
+            <w:tcW w:w="1430" w:type="dxa"/>
           </w:tcPr>
           <w:p>
             <w:pPr>
@@ -7120,7 +7120,7 @@
         </w:tc>
         <w:tc>
           <w:tcPr>
-            <w:tcW w:w="3050" w:type="dxa"/>
+            <w:tcW w:w="3049" w:type="dxa"/>
           </w:tcPr>
           <w:p>
             <w:pPr>
@@ -7139,7 +7139,7 @@
       <w:tr>
         <w:tc>
           <w:tcPr>
-            <w:tcW w:w="1815" w:type="dxa"/>
+            <w:tcW w:w="1814" w:type="dxa"/>
           </w:tcPr>
           <w:p>
             <w:pPr>
@@ -7156,7 +7156,7 @@
         </w:tc>
         <w:tc>
           <w:tcPr>
-            <w:tcW w:w="1619" w:type="dxa"/>
+            <w:tcW w:w="1618" w:type="dxa"/>
           </w:tcPr>
           <w:p>
             <w:pPr>
@@ -7173,7 +7173,7 @@
         </w:tc>
         <w:tc>
           <w:tcPr>
-            <w:tcW w:w="1431" w:type="dxa"/>
+            <w:tcW w:w="1430" w:type="dxa"/>
           </w:tcPr>
           <w:p>
             <w:pPr>
@@ -7190,7 +7190,7 @@
         </w:tc>
         <w:tc>
           <w:tcPr>
-            <w:tcW w:w="3050" w:type="dxa"/>
+            <w:tcW w:w="3049" w:type="dxa"/>
           </w:tcPr>
           <w:p>
             <w:pPr>
@@ -7209,7 +7209,7 @@
       <w:tr>
         <w:tc>
           <w:tcPr>
-            <w:tcW w:w="1815" w:type="dxa"/>
+            <w:tcW w:w="1814" w:type="dxa"/>
           </w:tcPr>
           <w:p>
             <w:pPr>
@@ -7226,7 +7226,7 @@
         </w:tc>
         <w:tc>
           <w:tcPr>
-            <w:tcW w:w="1619" w:type="dxa"/>
+            <w:tcW w:w="1618" w:type="dxa"/>
           </w:tcPr>
           <w:p>
             <w:pPr>
@@ -7243,7 +7243,7 @@
         </w:tc>
         <w:tc>
           <w:tcPr>
-            <w:tcW w:w="1431" w:type="dxa"/>
+            <w:tcW w:w="1430" w:type="dxa"/>
           </w:tcPr>
           <w:p>
             <w:pPr>
@@ -7260,7 +7260,7 @@
         </w:tc>
         <w:tc>
           <w:tcPr>
-            <w:tcW w:w="3050" w:type="dxa"/>
+            <w:tcW w:w="3049" w:type="dxa"/>
           </w:tcPr>
           <w:p>
             <w:pPr>
@@ -7331,10 +7331,10 @@
         </w:tblBorders>
       </w:tblPr>
       <w:tblGrid>
-        <w:gridCol w:w="1221"/>
-        <w:gridCol w:w="3255"/>
-        <w:gridCol w:w="1872"/>
-        <w:gridCol w:w="1565"/>
+        <w:gridCol w:w="1220"/>
+        <w:gridCol w:w="3253"/>
+        <w:gridCol w:w="1871"/>
+        <w:gridCol w:w="1564"/>
       </w:tblGrid>
       <w:tr>
         <w:trPr>
@@ -7342,7 +7342,7 @@
         </w:trPr>
         <w:tc>
           <w:tcPr>
-            <w:tcW w:w="1221" w:type="dxa"/>
+            <w:tcW w:w="1220" w:type="dxa"/>
             <w:shd w:val="clear" w:color="auto" w:fill="D9E2F3"/>
           </w:tcPr>
           <w:p>
@@ -7361,7 +7361,7 @@
         </w:tc>
         <w:tc>
           <w:tcPr>
-            <w:tcW w:w="3255" w:type="dxa"/>
+            <w:tcW w:w="3253" w:type="dxa"/>
             <w:shd w:val="clear" w:color="auto" w:fill="D9E2F3"/>
           </w:tcPr>
           <w:p>
@@ -7380,7 +7380,7 @@
         </w:tc>
         <w:tc>
           <w:tcPr>
-            <w:tcW w:w="1872" w:type="dxa"/>
+            <w:tcW w:w="1871" w:type="dxa"/>
             <w:shd w:val="clear" w:color="auto" w:fill="D9E2F3"/>
           </w:tcPr>
           <w:p>
@@ -7399,7 +7399,7 @@
         </w:tc>
         <w:tc>
           <w:tcPr>
-            <w:tcW w:w="1565" w:type="dxa"/>
+            <w:tcW w:w="1564" w:type="dxa"/>
             <w:shd w:val="clear" w:color="auto" w:fill="D9E2F3"/>
           </w:tcPr>
           <w:p>
@@ -7420,7 +7420,7 @@
       <w:tr>
         <w:tc>
           <w:tcPr>
-            <w:tcW w:w="1221" w:type="dxa"/>
+            <w:tcW w:w="1220" w:type="dxa"/>
           </w:tcPr>
           <w:p>
             <w:pPr>
@@ -7437,7 +7437,7 @@
         </w:tc>
         <w:tc>
           <w:tcPr>
-            <w:tcW w:w="3255" w:type="dxa"/>
+            <w:tcW w:w="3253" w:type="dxa"/>
           </w:tcPr>
           <w:p>
             <w:pPr>
@@ -7454,7 +7454,7 @@
         </w:tc>
         <w:tc>
           <w:tcPr>
-            <w:tcW w:w="1872" w:type="dxa"/>
+            <w:tcW w:w="1871" w:type="dxa"/>
           </w:tcPr>
           <w:p>
             <w:pPr>
@@ -7471,7 +7471,7 @@
         </w:tc>
         <w:tc>
           <w:tcPr>
-            <w:tcW w:w="1565" w:type="dxa"/>
+            <w:tcW w:w="1564" w:type="dxa"/>
           </w:tcPr>
           <w:p>
             <w:pPr>
@@ -7490,7 +7490,7 @@
       <w:tr>
         <w:tc>
           <w:tcPr>
-            <w:tcW w:w="1221" w:type="dxa"/>
+            <w:tcW w:w="1220" w:type="dxa"/>
           </w:tcPr>
           <w:p>
             <w:pPr>
@@ -7507,7 +7507,7 @@
         </w:tc>
         <w:tc>
           <w:tcPr>
-            <w:tcW w:w="3255" w:type="dxa"/>
+            <w:tcW w:w="3253" w:type="dxa"/>
           </w:tcPr>
           <w:p>
             <w:pPr>
@@ -7524,7 +7524,7 @@
         </w:tc>
         <w:tc>
           <w:tcPr>
-            <w:tcW w:w="1872" w:type="dxa"/>
+            <w:tcW w:w="1871" w:type="dxa"/>
           </w:tcPr>
           <w:p>
             <w:pPr>
@@ -7541,7 +7541,7 @@
         </w:tc>
         <w:tc>
           <w:tcPr>
-            <w:tcW w:w="1565" w:type="dxa"/>
+            <w:tcW w:w="1564" w:type="dxa"/>
           </w:tcPr>
           <w:p>
             <w:pPr>
@@ -7560,7 +7560,7 @@
       <w:tr>
         <w:tc>
           <w:tcPr>
-            <w:tcW w:w="1221" w:type="dxa"/>
+            <w:tcW w:w="1220" w:type="dxa"/>
           </w:tcPr>
           <w:p>
             <w:pPr>
@@ -7577,7 +7577,7 @@
         </w:tc>
         <w:tc>
           <w:tcPr>
-            <w:tcW w:w="3255" w:type="dxa"/>
+            <w:tcW w:w="3253" w:type="dxa"/>
           </w:tcPr>
           <w:p>
             <w:pPr>
@@ -7613,7 +7613,7 @@
         </w:tc>
         <w:tc>
           <w:tcPr>
-            <w:tcW w:w="1872" w:type="dxa"/>
+            <w:tcW w:w="1871" w:type="dxa"/>
           </w:tcPr>
           <w:p>
             <w:pPr>
@@ -7630,7 +7630,7 @@
         </w:tc>
         <w:tc>
           <w:tcPr>
-            <w:tcW w:w="1565" w:type="dxa"/>
+            <w:tcW w:w="1564" w:type="dxa"/>
           </w:tcPr>
           <w:p>
             <w:pPr>
@@ -7649,7 +7649,7 @@
       <w:tr>
         <w:tc>
           <w:tcPr>
-            <w:tcW w:w="1221" w:type="dxa"/>
+            <w:tcW w:w="1220" w:type="dxa"/>
           </w:tcPr>
           <w:p>
             <w:pPr>
@@ -7666,7 +7666,7 @@
         </w:tc>
         <w:tc>
           <w:tcPr>
-            <w:tcW w:w="3255" w:type="dxa"/>
+            <w:tcW w:w="3253" w:type="dxa"/>
           </w:tcPr>
           <w:p>
             <w:pPr>
@@ -7683,7 +7683,7 @@
         </w:tc>
         <w:tc>
           <w:tcPr>
-            <w:tcW w:w="1872" w:type="dxa"/>
+            <w:tcW w:w="1871" w:type="dxa"/>
           </w:tcPr>
           <w:p>
             <w:pPr>
@@ -7700,7 +7700,7 @@
         </w:tc>
         <w:tc>
           <w:tcPr>
-            <w:tcW w:w="1565" w:type="dxa"/>
+            <w:tcW w:w="1564" w:type="dxa"/>
           </w:tcPr>
           <w:p>
             <w:pPr>
@@ -7719,7 +7719,7 @@
       <w:tr>
         <w:tc>
           <w:tcPr>
-            <w:tcW w:w="1221" w:type="dxa"/>
+            <w:tcW w:w="1220" w:type="dxa"/>
           </w:tcPr>
           <w:p>
             <w:pPr>
@@ -7736,7 +7736,7 @@
         </w:tc>
         <w:tc>
           <w:tcPr>
-            <w:tcW w:w="3255" w:type="dxa"/>
+            <w:tcW w:w="3253" w:type="dxa"/>
           </w:tcPr>
           <w:p>
             <w:pPr>
@@ -7753,7 +7753,7 @@
         </w:tc>
         <w:tc>
           <w:tcPr>
-            <w:tcW w:w="1872" w:type="dxa"/>
+            <w:tcW w:w="1871" w:type="dxa"/>
           </w:tcPr>
           <w:p>
             <w:pPr>
@@ -7770,7 +7770,7 @@
         </w:tc>
         <w:tc>
           <w:tcPr>
-            <w:tcW w:w="1565" w:type="dxa"/>
+            <w:tcW w:w="1564" w:type="dxa"/>
           </w:tcPr>
           <w:p>
             <w:pPr>
@@ -7789,7 +7789,7 @@
       <w:tr>
         <w:tc>
           <w:tcPr>
-            <w:tcW w:w="1221" w:type="dxa"/>
+            <w:tcW w:w="1220" w:type="dxa"/>
           </w:tcPr>
           <w:p>
             <w:pPr>
@@ -7806,7 +7806,7 @@
         </w:tc>
         <w:tc>
           <w:tcPr>
-            <w:tcW w:w="3255" w:type="dxa"/>
+            <w:tcW w:w="3253" w:type="dxa"/>
           </w:tcPr>
           <w:p>
             <w:pPr>
@@ -7823,7 +7823,7 @@
         </w:tc>
         <w:tc>
           <w:tcPr>
-            <w:tcW w:w="1872" w:type="dxa"/>
+            <w:tcW w:w="1871" w:type="dxa"/>
           </w:tcPr>
           <w:p>
             <w:pPr>
@@ -7840,7 +7840,7 @@
         </w:tc>
         <w:tc>
           <w:tcPr>
-            <w:tcW w:w="1565" w:type="dxa"/>
+            <w:tcW w:w="1564" w:type="dxa"/>
           </w:tcPr>
           <w:p>
             <w:pPr>
@@ -7859,7 +7859,7 @@
       <w:tr>
         <w:tc>
           <w:tcPr>
-            <w:tcW w:w="1221" w:type="dxa"/>
+            <w:tcW w:w="1220" w:type="dxa"/>
           </w:tcPr>
           <w:p>
             <w:pPr>
@@ -7876,7 +7876,7 @@
         </w:tc>
         <w:tc>
           <w:tcPr>
-            <w:tcW w:w="3255" w:type="dxa"/>
+            <w:tcW w:w="3253" w:type="dxa"/>
           </w:tcPr>
           <w:p>
             <w:pPr>
@@ -7893,7 +7893,7 @@
         </w:tc>
         <w:tc>
           <w:tcPr>
-            <w:tcW w:w="1872" w:type="dxa"/>
+            <w:tcW w:w="1871" w:type="dxa"/>
           </w:tcPr>
           <w:p>
             <w:pPr>
@@ -7910,7 +7910,7 @@
         </w:tc>
         <w:tc>
           <w:tcPr>
-            <w:tcW w:w="1565" w:type="dxa"/>
+            <w:tcW w:w="1564" w:type="dxa"/>
           </w:tcPr>
           <w:p>
             <w:pPr>
@@ -7929,7 +7929,7 @@
       <w:tr>
         <w:tc>
           <w:tcPr>
-            <w:tcW w:w="1221" w:type="dxa"/>
+            <w:tcW w:w="1220" w:type="dxa"/>
           </w:tcPr>
           <w:p>
             <w:pPr>
@@ -7946,7 +7946,7 @@
         </w:tc>
         <w:tc>
           <w:tcPr>
-            <w:tcW w:w="3255" w:type="dxa"/>
+            <w:tcW w:w="3253" w:type="dxa"/>
           </w:tcPr>
           <w:p>
             <w:pPr>
@@ -7963,7 +7963,7 @@
         </w:tc>
         <w:tc>
           <w:tcPr>
-            <w:tcW w:w="1872" w:type="dxa"/>
+            <w:tcW w:w="1871" w:type="dxa"/>
           </w:tcPr>
           <w:p>
             <w:pPr>
@@ -7980,7 +7980,7 @@
         </w:tc>
         <w:tc>
           <w:tcPr>
-            <w:tcW w:w="1565" w:type="dxa"/>
+            <w:tcW w:w="1564" w:type="dxa"/>
           </w:tcPr>
           <w:p>
             <w:pPr>
@@ -7999,7 +7999,7 @@
       <w:tr>
         <w:tc>
           <w:tcPr>
-            <w:tcW w:w="1221" w:type="dxa"/>
+            <w:tcW w:w="1220" w:type="dxa"/>
           </w:tcPr>
           <w:p>
             <w:pPr>
@@ -8016,7 +8016,7 @@
         </w:tc>
         <w:tc>
           <w:tcPr>
-            <w:tcW w:w="3255" w:type="dxa"/>
+            <w:tcW w:w="3253" w:type="dxa"/>
           </w:tcPr>
           <w:p>
             <w:pPr>
@@ -8033,7 +8033,7 @@
         </w:tc>
         <w:tc>
           <w:tcPr>
-            <w:tcW w:w="1872" w:type="dxa"/>
+            <w:tcW w:w="1871" w:type="dxa"/>
           </w:tcPr>
           <w:p>
             <w:pPr>
@@ -8050,7 +8050,7 @@
         </w:tc>
         <w:tc>
           <w:tcPr>
-            <w:tcW w:w="1565" w:type="dxa"/>
+            <w:tcW w:w="1564" w:type="dxa"/>
           </w:tcPr>
           <w:p>
             <w:pPr>
@@ -8069,7 +8069,7 @@
       <w:tr>
         <w:tc>
           <w:tcPr>
-            <w:tcW w:w="1221" w:type="dxa"/>
+            <w:tcW w:w="1220" w:type="dxa"/>
           </w:tcPr>
           <w:p>
             <w:pPr>
@@ -8086,7 +8086,7 @@
         </w:tc>
         <w:tc>
           <w:tcPr>
-            <w:tcW w:w="3255" w:type="dxa"/>
+            <w:tcW w:w="3253" w:type="dxa"/>
           </w:tcPr>
           <w:p>
             <w:pPr>
@@ -8103,7 +8103,7 @@
         </w:tc>
         <w:tc>
           <w:tcPr>
-            <w:tcW w:w="1872" w:type="dxa"/>
+            <w:tcW w:w="1871" w:type="dxa"/>
           </w:tcPr>
           <w:p>
             <w:pPr>
@@ -8120,7 +8120,7 @@
         </w:tc>
         <w:tc>
           <w:tcPr>
-            <w:tcW w:w="1565" w:type="dxa"/>
+            <w:tcW w:w="1564" w:type="dxa"/>
           </w:tcPr>
           <w:p>
             <w:pPr>
@@ -8139,7 +8139,7 @@
       <w:tr>
         <w:tc>
           <w:tcPr>
-            <w:tcW w:w="1221" w:type="dxa"/>
+            <w:tcW w:w="1220" w:type="dxa"/>
           </w:tcPr>
           <w:p>
             <w:pPr>
@@ -8156,7 +8156,7 @@
         </w:tc>
         <w:tc>
           <w:tcPr>
-            <w:tcW w:w="3255" w:type="dxa"/>
+            <w:tcW w:w="3253" w:type="dxa"/>
           </w:tcPr>
           <w:p>
             <w:pPr>
@@ -8173,7 +8173,7 @@
         </w:tc>
         <w:tc>
           <w:tcPr>
-            <w:tcW w:w="1872" w:type="dxa"/>
+            <w:tcW w:w="1871" w:type="dxa"/>
           </w:tcPr>
           <w:p>
             <w:pPr>
@@ -8190,7 +8190,7 @@
         </w:tc>
         <w:tc>
           <w:tcPr>
-            <w:tcW w:w="1565" w:type="dxa"/>
+            <w:tcW w:w="1564" w:type="dxa"/>
           </w:tcPr>
           <w:p>
             <w:pPr>
@@ -8209,7 +8209,7 @@
       <w:tr>
         <w:tc>
           <w:tcPr>
-            <w:tcW w:w="1221" w:type="dxa"/>
+            <w:tcW w:w="1220" w:type="dxa"/>
           </w:tcPr>
           <w:p>
             <w:pPr>
@@ -8226,7 +8226,7 @@
         </w:tc>
         <w:tc>
           <w:tcPr>
-            <w:tcW w:w="3255" w:type="dxa"/>
+            <w:tcW w:w="3253" w:type="dxa"/>
           </w:tcPr>
           <w:p>
             <w:pPr>
@@ -8243,7 +8243,7 @@
         </w:tc>
         <w:tc>
           <w:tcPr>
-            <w:tcW w:w="1872" w:type="dxa"/>
+            <w:tcW w:w="1871" w:type="dxa"/>
           </w:tcPr>
           <w:p>
             <w:pPr>
@@ -8260,7 +8260,7 @@
         </w:tc>
         <w:tc>
           <w:tcPr>
-            <w:tcW w:w="1565" w:type="dxa"/>
+            <w:tcW w:w="1564" w:type="dxa"/>
           </w:tcPr>
           <w:p>
             <w:pPr>
@@ -8279,7 +8279,7 @@
       <w:tr>
         <w:tc>
           <w:tcPr>
-            <w:tcW w:w="1221" w:type="dxa"/>
+            <w:tcW w:w="1220" w:type="dxa"/>
           </w:tcPr>
           <w:p>
             <w:pPr>
@@ -8296,7 +8296,7 @@
         </w:tc>
         <w:tc>
           <w:tcPr>
-            <w:tcW w:w="3255" w:type="dxa"/>
+            <w:tcW w:w="3253" w:type="dxa"/>
           </w:tcPr>
           <w:p>
             <w:pPr>
@@ -8313,7 +8313,7 @@
         </w:tc>
         <w:tc>
           <w:tcPr>
-            <w:tcW w:w="1872" w:type="dxa"/>
+            <w:tcW w:w="1871" w:type="dxa"/>
           </w:tcPr>
           <w:p>
             <w:pPr>
@@ -8330,7 +8330,7 @@
         </w:tc>
         <w:tc>
           <w:tcPr>
-            <w:tcW w:w="1565" w:type="dxa"/>
+            <w:tcW w:w="1564" w:type="dxa"/>
           </w:tcPr>
           <w:p>
             <w:pPr>
@@ -8349,7 +8349,7 @@
       <w:tr>
         <w:tc>
           <w:tcPr>
-            <w:tcW w:w="1221" w:type="dxa"/>
+            <w:tcW w:w="1220" w:type="dxa"/>
           </w:tcPr>
           <w:p>
             <w:pPr>
@@ -8366,7 +8366,7 @@
         </w:tc>
         <w:tc>
           <w:tcPr>
-            <w:tcW w:w="3255" w:type="dxa"/>
+            <w:tcW w:w="3253" w:type="dxa"/>
           </w:tcPr>
           <w:p>
             <w:pPr>
@@ -8383,7 +8383,7 @@
         </w:tc>
         <w:tc>
           <w:tcPr>
-            <w:tcW w:w="1872" w:type="dxa"/>
+            <w:tcW w:w="1871" w:type="dxa"/>
           </w:tcPr>
           <w:p>
             <w:pPr>
@@ -8400,7 +8400,7 @@
         </w:tc>
         <w:tc>
           <w:tcPr>
-            <w:tcW w:w="1565" w:type="dxa"/>
+            <w:tcW w:w="1564" w:type="dxa"/>
           </w:tcPr>
           <w:p>
             <w:pPr>
@@ -8419,7 +8419,7 @@
       <w:tr>
         <w:tc>
           <w:tcPr>
-            <w:tcW w:w="1221" w:type="dxa"/>
+            <w:tcW w:w="1220" w:type="dxa"/>
           </w:tcPr>
           <w:p>
             <w:pPr>
@@ -8436,7 +8436,7 @@
         </w:tc>
         <w:tc>
           <w:tcPr>
-            <w:tcW w:w="3255" w:type="dxa"/>
+            <w:tcW w:w="3253" w:type="dxa"/>
           </w:tcPr>
           <w:p>
             <w:pPr>
@@ -8453,7 +8453,7 @@
         </w:tc>
         <w:tc>
           <w:tcPr>
-            <w:tcW w:w="1872" w:type="dxa"/>
+            <w:tcW w:w="1871" w:type="dxa"/>
           </w:tcPr>
           <w:p>
             <w:pPr>
@@ -8470,7 +8470,7 @@
         </w:tc>
         <w:tc>
           <w:tcPr>
-            <w:tcW w:w="1565" w:type="dxa"/>
+            <w:tcW w:w="1564" w:type="dxa"/>
           </w:tcPr>
           <w:p>
             <w:pPr>
@@ -8489,7 +8489,7 @@
       <w:tr>
         <w:tc>
           <w:tcPr>
-            <w:tcW w:w="1221" w:type="dxa"/>
+            <w:tcW w:w="1220" w:type="dxa"/>
           </w:tcPr>
           <w:p>
             <w:pPr>
@@ -8506,7 +8506,7 @@
         </w:tc>
         <w:tc>
           <w:tcPr>
-            <w:tcW w:w="3255" w:type="dxa"/>
+            <w:tcW w:w="3253" w:type="dxa"/>
           </w:tcPr>
           <w:p>
             <w:pPr>
@@ -8523,7 +8523,7 @@
         </w:tc>
         <w:tc>
           <w:tcPr>
-            <w:tcW w:w="1872" w:type="dxa"/>
+            <w:tcW w:w="1871" w:type="dxa"/>
           </w:tcPr>
           <w:p>
             <w:pPr>
@@ -8540,7 +8540,7 @@
         </w:tc>
         <w:tc>
           <w:tcPr>
-            <w:tcW w:w="1565" w:type="dxa"/>
+            <w:tcW w:w="1564" w:type="dxa"/>
           </w:tcPr>
           <w:p>
             <w:pPr>
@@ -8559,7 +8559,7 @@
       <w:tr>
         <w:tc>
           <w:tcPr>
-            <w:tcW w:w="1221" w:type="dxa"/>
+            <w:tcW w:w="1220" w:type="dxa"/>
           </w:tcPr>
           <w:p>
             <w:pPr>
@@ -8576,7 +8576,7 @@
         </w:tc>
         <w:tc>
           <w:tcPr>
-            <w:tcW w:w="3255" w:type="dxa"/>
+            <w:tcW w:w="3253" w:type="dxa"/>
           </w:tcPr>
           <w:p>
             <w:pPr>
@@ -8593,7 +8593,7 @@
         </w:tc>
         <w:tc>
           <w:tcPr>
-            <w:tcW w:w="1872" w:type="dxa"/>
+            <w:tcW w:w="1871" w:type="dxa"/>
           </w:tcPr>
           <w:p>
             <w:pPr>
@@ -8610,7 +8610,7 @@
         </w:tc>
         <w:tc>
           <w:tcPr>
-            <w:tcW w:w="1565" w:type="dxa"/>
+            <w:tcW w:w="1564" w:type="dxa"/>
           </w:tcPr>
           <w:p>
             <w:pPr>
@@ -8629,7 +8629,7 @@
       <w:tr>
         <w:tc>
           <w:tcPr>
-            <w:tcW w:w="1221" w:type="dxa"/>
+            <w:tcW w:w="1220" w:type="dxa"/>
           </w:tcPr>
           <w:p>
             <w:pPr>
@@ -8646,7 +8646,7 @@
         </w:tc>
         <w:tc>
           <w:tcPr>
-            <w:tcW w:w="3255" w:type="dxa"/>
+            <w:tcW w:w="3253" w:type="dxa"/>
           </w:tcPr>
           <w:p>
             <w:pPr>
@@ -8663,7 +8663,7 @@
         </w:tc>
         <w:tc>
           <w:tcPr>
-            <w:tcW w:w="1872" w:type="dxa"/>
+            <w:tcW w:w="1871" w:type="dxa"/>
           </w:tcPr>
           <w:p>
             <w:pPr>
@@ -8680,7 +8680,7 @@
         </w:tc>
         <w:tc>
           <w:tcPr>
-            <w:tcW w:w="1565" w:type="dxa"/>
+            <w:tcW w:w="1564" w:type="dxa"/>
           </w:tcPr>
           <w:p>
             <w:pPr>
@@ -8699,7 +8699,7 @@
       <w:tr>
         <w:tc>
           <w:tcPr>
-            <w:tcW w:w="1221" w:type="dxa"/>
+            <w:tcW w:w="1220" w:type="dxa"/>
           </w:tcPr>
           <w:p>
             <w:pPr>
@@ -8716,7 +8716,7 @@
         </w:tc>
         <w:tc>
           <w:tcPr>
-            <w:tcW w:w="3255" w:type="dxa"/>
+            <w:tcW w:w="3253" w:type="dxa"/>
           </w:tcPr>
           <w:p>
             <w:pPr>
@@ -8733,7 +8733,7 @@
         </w:tc>
         <w:tc>
           <w:tcPr>
-            <w:tcW w:w="1872" w:type="dxa"/>
+            <w:tcW w:w="1871" w:type="dxa"/>
           </w:tcPr>
           <w:p>
             <w:pPr>
@@ -8750,7 +8750,7 @@
         </w:tc>
         <w:tc>
           <w:tcPr>
-            <w:tcW w:w="1565" w:type="dxa"/>
+            <w:tcW w:w="1564" w:type="dxa"/>
           </w:tcPr>
           <w:p>
             <w:pPr>
@@ -8821,8 +8821,8 @@
         </w:tblBorders>
       </w:tblPr>
       <w:tblGrid>
-        <w:gridCol w:w="3860"/>
-        <w:gridCol w:w="4057"/>
+        <w:gridCol w:w="3859"/>
+        <w:gridCol w:w="4056"/>
       </w:tblGrid>
       <w:tr>
         <w:trPr>
@@ -8830,7 +8830,7 @@
         </w:trPr>
         <w:tc>
           <w:tcPr>
-            <w:tcW w:w="3860" w:type="dxa"/>
+            <w:tcW w:w="3859" w:type="dxa"/>
             <w:shd w:val="clear" w:color="auto" w:fill="D9E2F3"/>
           </w:tcPr>
           <w:p>
@@ -8849,7 +8849,7 @@
         </w:tc>
         <w:tc>
           <w:tcPr>
-            <w:tcW w:w="4057" w:type="dxa"/>
+            <w:tcW w:w="4056" w:type="dxa"/>
             <w:shd w:val="clear" w:color="auto" w:fill="D9E2F3"/>
           </w:tcPr>
           <w:p>
@@ -8870,7 +8870,7 @@
       <w:tr>
         <w:tc>
           <w:tcPr>
-            <w:tcW w:w="3860" w:type="dxa"/>
+            <w:tcW w:w="3859" w:type="dxa"/>
           </w:tcPr>
           <w:p>
             <w:pPr>
@@ -8887,7 +8887,7 @@
         </w:tc>
         <w:tc>
           <w:tcPr>
-            <w:tcW w:w="4057" w:type="dxa"/>
+            <w:tcW w:w="4056" w:type="dxa"/>
           </w:tcPr>
           <w:p>
             <w:pPr>
@@ -8906,7 +8906,7 @@
       <w:tr>
         <w:tc>
           <w:tcPr>
-            <w:tcW w:w="3860" w:type="dxa"/>
+            <w:tcW w:w="3859" w:type="dxa"/>
           </w:tcPr>
           <w:p>
             <w:pPr>
@@ -8923,7 +8923,7 @@
         </w:tc>
         <w:tc>
           <w:tcPr>
-            <w:tcW w:w="4057" w:type="dxa"/>
+            <w:tcW w:w="4056" w:type="dxa"/>
           </w:tcPr>
           <w:p>
             <w:pPr>
@@ -8942,7 +8942,7 @@
       <w:tr>
         <w:tc>
           <w:tcPr>
-            <w:tcW w:w="3860" w:type="dxa"/>
+            <w:tcW w:w="3859" w:type="dxa"/>
           </w:tcPr>
           <w:p>
             <w:pPr>
@@ -8959,7 +8959,7 @@
         </w:tc>
         <w:tc>
           <w:tcPr>
-            <w:tcW w:w="4057" w:type="dxa"/>
+            <w:tcW w:w="4056" w:type="dxa"/>
           </w:tcPr>
           <w:p>
             <w:pPr>
@@ -8978,7 +8978,7 @@
       <w:tr>
         <w:tc>
           <w:tcPr>
-            <w:tcW w:w="3860" w:type="dxa"/>
+            <w:tcW w:w="3859" w:type="dxa"/>
           </w:tcPr>
           <w:p>
             <w:pPr>
@@ -8995,7 +8995,7 @@
         </w:tc>
         <w:tc>
           <w:tcPr>
-            <w:tcW w:w="4057" w:type="dxa"/>
+            <w:tcW w:w="4056" w:type="dxa"/>
           </w:tcPr>
           <w:p>
             <w:pPr>
@@ -9014,7 +9014,7 @@
       <w:tr>
         <w:tc>
           <w:tcPr>
-            <w:tcW w:w="3860" w:type="dxa"/>
+            <w:tcW w:w="3859" w:type="dxa"/>
           </w:tcPr>
           <w:p>
             <w:pPr>
@@ -9031,7 +9031,7 @@
         </w:tc>
         <w:tc>
           <w:tcPr>
-            <w:tcW w:w="4057" w:type="dxa"/>
+            <w:tcW w:w="4056" w:type="dxa"/>
           </w:tcPr>
           <w:p>
             <w:pPr>
@@ -9050,7 +9050,7 @@
       <w:tr>
         <w:tc>
           <w:tcPr>
-            <w:tcW w:w="3860" w:type="dxa"/>
+            <w:tcW w:w="3859" w:type="dxa"/>
           </w:tcPr>
           <w:p>
             <w:pPr>
@@ -9067,7 +9067,7 @@
         </w:tc>
         <w:tc>
           <w:tcPr>
-            <w:tcW w:w="4057" w:type="dxa"/>
+            <w:tcW w:w="4056" w:type="dxa"/>
           </w:tcPr>
           <w:p>
             <w:pPr>
@@ -9086,7 +9086,7 @@
       <w:tr>
         <w:tc>
           <w:tcPr>
-            <w:tcW w:w="3860" w:type="dxa"/>
+            <w:tcW w:w="3859" w:type="dxa"/>
           </w:tcPr>
           <w:p>
             <w:pPr>
@@ -9103,7 +9103,7 @@
         </w:tc>
         <w:tc>
           <w:tcPr>
-            <w:tcW w:w="4057" w:type="dxa"/>
+            <w:tcW w:w="4056" w:type="dxa"/>
           </w:tcPr>
           <w:p>
             <w:pPr>
@@ -9122,7 +9122,7 @@
       <w:tr>
         <w:tc>
           <w:tcPr>
-            <w:tcW w:w="3860" w:type="dxa"/>
+            <w:tcW w:w="3859" w:type="dxa"/>
           </w:tcPr>
           <w:p>
             <w:pPr>
@@ -9139,7 +9139,7 @@
         </w:tc>
         <w:tc>
           <w:tcPr>
-            <w:tcW w:w="4057" w:type="dxa"/>
+            <w:tcW w:w="4056" w:type="dxa"/>
           </w:tcPr>
           <w:p>
             <w:pPr>
@@ -9158,7 +9158,7 @@
       <w:tr>
         <w:tc>
           <w:tcPr>
-            <w:tcW w:w="3860" w:type="dxa"/>
+            <w:tcW w:w="3859" w:type="dxa"/>
           </w:tcPr>
           <w:p>
             <w:pPr>
@@ -9175,7 +9175,7 @@
         </w:tc>
         <w:tc>
           <w:tcPr>
-            <w:tcW w:w="4057" w:type="dxa"/>
+            <w:tcW w:w="4056" w:type="dxa"/>
           </w:tcPr>
           <w:p>
             <w:pPr>
@@ -9194,7 +9194,7 @@
       <w:tr>
         <w:tc>
           <w:tcPr>
-            <w:tcW w:w="3860" w:type="dxa"/>
+            <w:tcW w:w="3859" w:type="dxa"/>
           </w:tcPr>
           <w:p>
             <w:pPr>
@@ -9211,7 +9211,7 @@
         </w:tc>
         <w:tc>
           <w:tcPr>
-            <w:tcW w:w="4057" w:type="dxa"/>
+            <w:tcW w:w="4056" w:type="dxa"/>
           </w:tcPr>
           <w:p>
             <w:pPr>
@@ -9230,7 +9230,7 @@
       <w:tr>
         <w:tc>
           <w:tcPr>
-            <w:tcW w:w="3860" w:type="dxa"/>
+            <w:tcW w:w="3859" w:type="dxa"/>
           </w:tcPr>
           <w:p>
             <w:pPr>
@@ -9247,7 +9247,7 @@
         </w:tc>
         <w:tc>
           <w:tcPr>
-            <w:tcW w:w="4057" w:type="dxa"/>
+            <w:tcW w:w="4056" w:type="dxa"/>
           </w:tcPr>
           <w:p>
             <w:pPr>
@@ -9266,7 +9266,7 @@
       <w:tr>
         <w:tc>
           <w:tcPr>
-            <w:tcW w:w="3860" w:type="dxa"/>
+            <w:tcW w:w="3859" w:type="dxa"/>
           </w:tcPr>
           <w:p>
             <w:pPr>
@@ -9283,7 +9283,7 @@
         </w:tc>
         <w:tc>
           <w:tcPr>
-            <w:tcW w:w="4057" w:type="dxa"/>
+            <w:tcW w:w="4056" w:type="dxa"/>
           </w:tcPr>
           <w:p>
             <w:pPr>
@@ -9302,7 +9302,7 @@
       <w:tr>
         <w:tc>
           <w:tcPr>
-            <w:tcW w:w="3860" w:type="dxa"/>
+            <w:tcW w:w="3859" w:type="dxa"/>
           </w:tcPr>
           <w:p>
             <w:pPr>
@@ -9319,7 +9319,7 @@
         </w:tc>
         <w:tc>
           <w:tcPr>
-            <w:tcW w:w="4057" w:type="dxa"/>
+            <w:tcW w:w="4056" w:type="dxa"/>
           </w:tcPr>
           <w:p>
             <w:pPr>
@@ -9338,7 +9338,7 @@
       <w:tr>
         <w:tc>
           <w:tcPr>
-            <w:tcW w:w="3860" w:type="dxa"/>
+            <w:tcW w:w="3859" w:type="dxa"/>
           </w:tcPr>
           <w:p>
             <w:pPr>
@@ -9355,7 +9355,7 @@
         </w:tc>
         <w:tc>
           <w:tcPr>
-            <w:tcW w:w="4057" w:type="dxa"/>
+            <w:tcW w:w="4056" w:type="dxa"/>
           </w:tcPr>
           <w:p>
             <w:pPr>
@@ -9374,7 +9374,7 @@
       <w:tr>
         <w:tc>
           <w:tcPr>
-            <w:tcW w:w="3860" w:type="dxa"/>
+            <w:tcW w:w="3859" w:type="dxa"/>
           </w:tcPr>
           <w:p>
             <w:pPr>
@@ -9391,7 +9391,7 @@
         </w:tc>
         <w:tc>
           <w:tcPr>
-            <w:tcW w:w="4057" w:type="dxa"/>
+            <w:tcW w:w="4056" w:type="dxa"/>
           </w:tcPr>
           <w:p>
             <w:pPr>
@@ -9410,7 +9410,7 @@
       <w:tr>
         <w:tc>
           <w:tcPr>
-            <w:tcW w:w="3860" w:type="dxa"/>
+            <w:tcW w:w="3859" w:type="dxa"/>
           </w:tcPr>
           <w:p>
             <w:pPr>
@@ -9427,7 +9427,7 @@
         </w:tc>
         <w:tc>
           <w:tcPr>
-            <w:tcW w:w="4057" w:type="dxa"/>
+            <w:tcW w:w="4056" w:type="dxa"/>
           </w:tcPr>
           <w:p>
             <w:pPr>
@@ -9446,7 +9446,7 @@
       <w:tr>
         <w:tc>
           <w:tcPr>
-            <w:tcW w:w="3860" w:type="dxa"/>
+            <w:tcW w:w="3859" w:type="dxa"/>
           </w:tcPr>
           <w:p>
             <w:pPr>
@@ -9463,7 +9463,7 @@
         </w:tc>
         <w:tc>
           <w:tcPr>
-            <w:tcW w:w="4057" w:type="dxa"/>
+            <w:tcW w:w="4056" w:type="dxa"/>
           </w:tcPr>
           <w:p>
             <w:pPr>
@@ -9482,7 +9482,7 @@
       <w:tr>
         <w:tc>
           <w:tcPr>
-            <w:tcW w:w="3860" w:type="dxa"/>
+            <w:tcW w:w="3859" w:type="dxa"/>
           </w:tcPr>
           <w:p>
             <w:pPr>
@@ -9499,7 +9499,7 @@
         </w:tc>
         <w:tc>
           <w:tcPr>
-            <w:tcW w:w="4057" w:type="dxa"/>
+            <w:tcW w:w="4056" w:type="dxa"/>
           </w:tcPr>
           <w:p>
             <w:pPr>
@@ -9518,7 +9518,7 @@
       <w:tr>
         <w:tc>
           <w:tcPr>
-            <w:tcW w:w="3860" w:type="dxa"/>
+            <w:tcW w:w="3859" w:type="dxa"/>
           </w:tcPr>
           <w:p>
             <w:pPr>
@@ -9535,7 +9535,7 @@
         </w:tc>
         <w:tc>
           <w:tcPr>
-            <w:tcW w:w="4057" w:type="dxa"/>
+            <w:tcW w:w="4056" w:type="dxa"/>
           </w:tcPr>
           <w:p>
             <w:pPr>
@@ -9554,7 +9554,7 @@
       <w:tr>
         <w:tc>
           <w:tcPr>
-            <w:tcW w:w="3860" w:type="dxa"/>
+            <w:tcW w:w="3859" w:type="dxa"/>
           </w:tcPr>
           <w:p>
             <w:pPr>
@@ -9571,7 +9571,7 @@
         </w:tc>
         <w:tc>
           <w:tcPr>
-            <w:tcW w:w="4057" w:type="dxa"/>
+            <w:tcW w:w="4056" w:type="dxa"/>
           </w:tcPr>
           <w:p>
             <w:pPr>
@@ -9590,7 +9590,7 @@
       <w:tr>
         <w:tc>
           <w:tcPr>
-            <w:tcW w:w="3860" w:type="dxa"/>
+            <w:tcW w:w="3859" w:type="dxa"/>
           </w:tcPr>
           <w:p>
             <w:pPr>
@@ -9607,7 +9607,7 @@
         </w:tc>
         <w:tc>
           <w:tcPr>
-            <w:tcW w:w="4057" w:type="dxa"/>
+            <w:tcW w:w="4056" w:type="dxa"/>
           </w:tcPr>
           <w:p>
             <w:pPr>
@@ -9626,7 +9626,7 @@
       <w:tr>
         <w:tc>
           <w:tcPr>
-            <w:tcW w:w="3860" w:type="dxa"/>
+            <w:tcW w:w="3859" w:type="dxa"/>
           </w:tcPr>
           <w:p>
             <w:pPr>
@@ -9643,7 +9643,7 @@
         </w:tc>
         <w:tc>
           <w:tcPr>
-            <w:tcW w:w="4057" w:type="dxa"/>
+            <w:tcW w:w="4056" w:type="dxa"/>
           </w:tcPr>
           <w:p>
             <w:pPr>
@@ -9662,7 +9662,7 @@
       <w:tr>
         <w:tc>
           <w:tcPr>
-            <w:tcW w:w="3860" w:type="dxa"/>
+            <w:tcW w:w="3859" w:type="dxa"/>
           </w:tcPr>
           <w:p>
             <w:pPr>
@@ -9679,7 +9679,7 @@
         </w:tc>
         <w:tc>
           <w:tcPr>
-            <w:tcW w:w="4057" w:type="dxa"/>
+            <w:tcW w:w="4056" w:type="dxa"/>
           </w:tcPr>
           <w:p>
             <w:pPr>
@@ -9698,7 +9698,7 @@
       <w:tr>
         <w:tc>
           <w:tcPr>
-            <w:tcW w:w="3860" w:type="dxa"/>
+            <w:tcW w:w="3859" w:type="dxa"/>
           </w:tcPr>
           <w:p>
             <w:pPr>
@@ -9715,7 +9715,7 @@
         </w:tc>
         <w:tc>
           <w:tcPr>
-            <w:tcW w:w="4057" w:type="dxa"/>
+            <w:tcW w:w="4056" w:type="dxa"/>
           </w:tcPr>
           <w:p>
             <w:pPr>
@@ -9734,7 +9734,7 @@
       <w:tr>
         <w:tc>
           <w:tcPr>
-            <w:tcW w:w="3860" w:type="dxa"/>
+            <w:tcW w:w="3859" w:type="dxa"/>
           </w:tcPr>
           <w:p>
             <w:pPr>
@@ -9751,7 +9751,7 @@
         </w:tc>
         <w:tc>
           <w:tcPr>
-            <w:tcW w:w="4057" w:type="dxa"/>
+            <w:tcW w:w="4056" w:type="dxa"/>
           </w:tcPr>
           <w:p>
             <w:pPr>
@@ -9795,10 +9795,10 @@
       </w:tblPr>
       <w:tblGrid>
         <w:gridCol w:w="884"/>
-        <w:gridCol w:w="2412"/>
-        <w:gridCol w:w="2219"/>
-        <w:gridCol w:w="1340"/>
-        <w:gridCol w:w="1055"/>
+        <w:gridCol w:w="2410"/>
+        <w:gridCol w:w="2218"/>
+        <w:gridCol w:w="1339"/>
+        <w:gridCol w:w="1054"/>
       </w:tblGrid>
       <w:tr>
         <w:trPr>
@@ -9825,7 +9825,7 @@
         </w:tc>
         <w:tc>
           <w:tcPr>
-            <w:tcW w:w="2412" w:type="dxa"/>
+            <w:tcW w:w="2410" w:type="dxa"/>
             <w:shd w:val="clear" w:color="auto" w:fill="D9E2F3"/>
           </w:tcPr>
           <w:p>
@@ -9844,7 +9844,7 @@
         </w:tc>
         <w:tc>
           <w:tcPr>
-            <w:tcW w:w="2219" w:type="dxa"/>
+            <w:tcW w:w="2218" w:type="dxa"/>
             <w:shd w:val="clear" w:color="auto" w:fill="D9E2F3"/>
           </w:tcPr>
           <w:p>
@@ -9863,7 +9863,7 @@
         </w:tc>
         <w:tc>
           <w:tcPr>
-            <w:tcW w:w="1340" w:type="dxa"/>
+            <w:tcW w:w="1339" w:type="dxa"/>
             <w:shd w:val="clear" w:color="auto" w:fill="D9E2F3"/>
           </w:tcPr>
           <w:p>
@@ -9882,7 +9882,7 @@
         </w:tc>
         <w:tc>
           <w:tcPr>
-            <w:tcW w:w="1055" w:type="dxa"/>
+            <w:tcW w:w="1054" w:type="dxa"/>
             <w:shd w:val="clear" w:color="auto" w:fill="D9E2F3"/>
           </w:tcPr>
           <w:p>
@@ -9920,7 +9920,7 @@
         </w:tc>
         <w:tc>
           <w:tcPr>
-            <w:tcW w:w="2412" w:type="dxa"/>
+            <w:tcW w:w="2410" w:type="dxa"/>
           </w:tcPr>
           <w:p>
             <w:pPr>
@@ -9937,7 +9937,7 @@
         </w:tc>
         <w:tc>
           <w:tcPr>
-            <w:tcW w:w="2219" w:type="dxa"/>
+            <w:tcW w:w="2218" w:type="dxa"/>
           </w:tcPr>
           <w:p>
             <w:pPr>
@@ -9954,7 +9954,7 @@
         </w:tc>
         <w:tc>
           <w:tcPr>
-            <w:tcW w:w="1340" w:type="dxa"/>
+            <w:tcW w:w="1339" w:type="dxa"/>
           </w:tcPr>
           <w:p>
             <w:pPr>
@@ -9971,7 +9971,7 @@
         </w:tc>
         <w:tc>
           <w:tcPr>
-            <w:tcW w:w="1055" w:type="dxa"/>
+            <w:tcW w:w="1054" w:type="dxa"/>
           </w:tcPr>
           <w:p>
             <w:pPr>
@@ -10007,7 +10007,7 @@
         </w:tc>
         <w:tc>
           <w:tcPr>
-            <w:tcW w:w="2412" w:type="dxa"/>
+            <w:tcW w:w="2410" w:type="dxa"/>
           </w:tcPr>
           <w:p>
             <w:pPr>
@@ -10024,7 +10024,7 @@
         </w:tc>
         <w:tc>
           <w:tcPr>
-            <w:tcW w:w="2219" w:type="dxa"/>
+            <w:tcW w:w="2218" w:type="dxa"/>
           </w:tcPr>
           <w:p>
             <w:pPr>
@@ -10041,7 +10041,7 @@
         </w:tc>
         <w:tc>
           <w:tcPr>
-            <w:tcW w:w="1340" w:type="dxa"/>
+            <w:tcW w:w="1339" w:type="dxa"/>
           </w:tcPr>
           <w:p>
             <w:pPr>
@@ -10058,7 +10058,7 @@
         </w:tc>
         <w:tc>
           <w:tcPr>
-            <w:tcW w:w="1055" w:type="dxa"/>
+            <w:tcW w:w="1054" w:type="dxa"/>
           </w:tcPr>
           <w:p>
             <w:pPr>
@@ -10094,7 +10094,7 @@
         </w:tc>
         <w:tc>
           <w:tcPr>
-            <w:tcW w:w="2412" w:type="dxa"/>
+            <w:tcW w:w="2410" w:type="dxa"/>
           </w:tcPr>
           <w:p>
             <w:pPr>
@@ -10111,7 +10111,7 @@
         </w:tc>
         <w:tc>
           <w:tcPr>
-            <w:tcW w:w="2219" w:type="dxa"/>
+            <w:tcW w:w="2218" w:type="dxa"/>
           </w:tcPr>
           <w:p>
             <w:pPr>
@@ -10128,7 +10128,7 @@
         </w:tc>
         <w:tc>
           <w:tcPr>
-            <w:tcW w:w="1340" w:type="dxa"/>
+            <w:tcW w:w="1339" w:type="dxa"/>
           </w:tcPr>
           <w:p>
             <w:pPr>
@@ -10145,7 +10145,7 @@
         </w:tc>
         <w:tc>
           <w:tcPr>
-            <w:tcW w:w="1055" w:type="dxa"/>
+            <w:tcW w:w="1054" w:type="dxa"/>
           </w:tcPr>
           <w:p>
             <w:pPr>
@@ -10181,7 +10181,7 @@
         </w:tc>
         <w:tc>
           <w:tcPr>
-            <w:tcW w:w="2412" w:type="dxa"/>
+            <w:tcW w:w="2410" w:type="dxa"/>
           </w:tcPr>
           <w:p>
             <w:pPr>
@@ -10198,7 +10198,7 @@
         </w:tc>
         <w:tc>
           <w:tcPr>
-            <w:tcW w:w="2219" w:type="dxa"/>
+            <w:tcW w:w="2218" w:type="dxa"/>
           </w:tcPr>
           <w:p>
             <w:pPr>
@@ -10215,7 +10215,7 @@
         </w:tc>
         <w:tc>
           <w:tcPr>
-            <w:tcW w:w="1340" w:type="dxa"/>
+            <w:tcW w:w="1339" w:type="dxa"/>
           </w:tcPr>
           <w:p>
             <w:pPr>
@@ -10232,7 +10232,7 @@
         </w:tc>
         <w:tc>
           <w:tcPr>
-            <w:tcW w:w="1055" w:type="dxa"/>
+            <w:tcW w:w="1054" w:type="dxa"/>
           </w:tcPr>
           <w:p>
             <w:pPr>
@@ -10268,7 +10268,7 @@
         </w:tc>
         <w:tc>
           <w:tcPr>
-            <w:tcW w:w="2412" w:type="dxa"/>
+            <w:tcW w:w="2410" w:type="dxa"/>
           </w:tcPr>
           <w:p>
             <w:pPr>
@@ -10285,7 +10285,7 @@
         </w:tc>
         <w:tc>
           <w:tcPr>
-            <w:tcW w:w="2219" w:type="dxa"/>
+            <w:tcW w:w="2218" w:type="dxa"/>
           </w:tcPr>
           <w:p>
             <w:pPr>
@@ -10302,7 +10302,7 @@
         </w:tc>
         <w:tc>
           <w:tcPr>
-            <w:tcW w:w="1340" w:type="dxa"/>
+            <w:tcW w:w="1339" w:type="dxa"/>
           </w:tcPr>
           <w:p>
             <w:pPr>
@@ -10319,7 +10319,7 @@
         </w:tc>
         <w:tc>
           <w:tcPr>
-            <w:tcW w:w="1055" w:type="dxa"/>
+            <w:tcW w:w="1054" w:type="dxa"/>
           </w:tcPr>
           <w:p>
             <w:pPr>
@@ -10355,7 +10355,7 @@
         </w:tc>
         <w:tc>
           <w:tcPr>
-            <w:tcW w:w="2412" w:type="dxa"/>
+            <w:tcW w:w="2410" w:type="dxa"/>
           </w:tcPr>
           <w:p>
             <w:pPr>
@@ -10372,7 +10372,7 @@
         </w:tc>
         <w:tc>
           <w:tcPr>
-            <w:tcW w:w="2219" w:type="dxa"/>
+            <w:tcW w:w="2218" w:type="dxa"/>
           </w:tcPr>
           <w:p>
             <w:pPr>
@@ -10389,7 +10389,7 @@
         </w:tc>
         <w:tc>
           <w:tcPr>
-            <w:tcW w:w="1340" w:type="dxa"/>
+            <w:tcW w:w="1339" w:type="dxa"/>
           </w:tcPr>
           <w:p>
             <w:pPr>
@@ -10406,7 +10406,7 @@
         </w:tc>
         <w:tc>
           <w:tcPr>
-            <w:tcW w:w="1055" w:type="dxa"/>
+            <w:tcW w:w="1054" w:type="dxa"/>
           </w:tcPr>
           <w:p>
             <w:pPr>
@@ -10442,7 +10442,7 @@
         </w:tc>
         <w:tc>
           <w:tcPr>
-            <w:tcW w:w="2412" w:type="dxa"/>
+            <w:tcW w:w="2410" w:type="dxa"/>
           </w:tcPr>
           <w:p>
             <w:pPr>
@@ -10459,7 +10459,7 @@
         </w:tc>
         <w:tc>
           <w:tcPr>
-            <w:tcW w:w="2219" w:type="dxa"/>
+            <w:tcW w:w="2218" w:type="dxa"/>
           </w:tcPr>
           <w:p>
             <w:pPr>
@@ -10476,7 +10476,7 @@
         </w:tc>
         <w:tc>
           <w:tcPr>
-            <w:tcW w:w="1340" w:type="dxa"/>
+            <w:tcW w:w="1339" w:type="dxa"/>
           </w:tcPr>
           <w:p>
             <w:pPr>
@@ -10493,7 +10493,7 @@
         </w:tc>
         <w:tc>
           <w:tcPr>
-            <w:tcW w:w="1055" w:type="dxa"/>
+            <w:tcW w:w="1054" w:type="dxa"/>
           </w:tcPr>
           <w:p>
             <w:pPr>
@@ -10529,7 +10529,7 @@
         </w:tc>
         <w:tc>
           <w:tcPr>
-            <w:tcW w:w="2412" w:type="dxa"/>
+            <w:tcW w:w="2410" w:type="dxa"/>
           </w:tcPr>
           <w:p>
             <w:pPr>
@@ -10546,7 +10546,7 @@
         </w:tc>
         <w:tc>
           <w:tcPr>
-            <w:tcW w:w="2219" w:type="dxa"/>
+            <w:tcW w:w="2218" w:type="dxa"/>
           </w:tcPr>
           <w:p>
             <w:pPr>
@@ -10563,7 +10563,7 @@
         </w:tc>
         <w:tc>
           <w:tcPr>
-            <w:tcW w:w="1340" w:type="dxa"/>
+            <w:tcW w:w="1339" w:type="dxa"/>
           </w:tcPr>
           <w:p>
             <w:pPr>
@@ -10580,7 +10580,7 @@
         </w:tc>
         <w:tc>
           <w:tcPr>
-            <w:tcW w:w="1055" w:type="dxa"/>
+            <w:tcW w:w="1054" w:type="dxa"/>
           </w:tcPr>
           <w:p>
             <w:pPr>
@@ -10616,7 +10616,7 @@
         </w:tc>
         <w:tc>
           <w:tcPr>
-            <w:tcW w:w="2412" w:type="dxa"/>
+            <w:tcW w:w="2410" w:type="dxa"/>
           </w:tcPr>
           <w:p>
             <w:pPr>
@@ -10633,7 +10633,7 @@
         </w:tc>
         <w:tc>
           <w:tcPr>
-            <w:tcW w:w="2219" w:type="dxa"/>
+            <w:tcW w:w="2218" w:type="dxa"/>
           </w:tcPr>
           <w:p>
             <w:pPr>
@@ -10650,7 +10650,7 @@
         </w:tc>
         <w:tc>
           <w:tcPr>
-            <w:tcW w:w="1340" w:type="dxa"/>
+            <w:tcW w:w="1339" w:type="dxa"/>
           </w:tcPr>
           <w:p>
             <w:pPr>
@@ -10667,7 +10667,7 @@
         </w:tc>
         <w:tc>
           <w:tcPr>
-            <w:tcW w:w="1055" w:type="dxa"/>
+            <w:tcW w:w="1054" w:type="dxa"/>
           </w:tcPr>
           <w:p>
             <w:pPr>
@@ -10724,8 +10724,8 @@
         </w:tblBorders>
       </w:tblPr>
       <w:tblGrid>
-        <w:gridCol w:w="2656"/>
-        <w:gridCol w:w="5261"/>
+        <w:gridCol w:w="2655"/>
+        <w:gridCol w:w="5260"/>
       </w:tblGrid>
       <w:tr>
         <w:trPr>
@@ -10733,7 +10733,7 @@
         </w:trPr>
         <w:tc>
           <w:tcPr>
-            <w:tcW w:w="2656" w:type="dxa"/>
+            <w:tcW w:w="2655" w:type="dxa"/>
             <w:shd w:val="clear" w:color="auto" w:fill="D9E2F3"/>
           </w:tcPr>
           <w:p>
@@ -10752,7 +10752,7 @@
         </w:tc>
         <w:tc>
           <w:tcPr>
-            <w:tcW w:w="5261" w:type="dxa"/>
+            <w:tcW w:w="5260" w:type="dxa"/>
             <w:shd w:val="clear" w:color="auto" w:fill="D9E2F3"/>
           </w:tcPr>
           <w:p>
@@ -10773,7 +10773,7 @@
       <w:tr>
         <w:tc>
           <w:tcPr>
-            <w:tcW w:w="2656" w:type="dxa"/>
+            <w:tcW w:w="2655" w:type="dxa"/>
           </w:tcPr>
           <w:p>
             <w:pPr>
@@ -10790,7 +10790,7 @@
         </w:tc>
         <w:tc>
           <w:tcPr>
-            <w:tcW w:w="5261" w:type="dxa"/>
+            <w:tcW w:w="5260" w:type="dxa"/>
           </w:tcPr>
           <w:p>
             <w:pPr>
@@ -10809,7 +10809,7 @@
       <w:tr>
         <w:tc>
           <w:tcPr>
-            <w:tcW w:w="2656" w:type="dxa"/>
+            <w:tcW w:w="2655" w:type="dxa"/>
           </w:tcPr>
           <w:p>
             <w:pPr>
@@ -10826,7 +10826,7 @@
         </w:tc>
         <w:tc>
           <w:tcPr>
-            <w:tcW w:w="5261" w:type="dxa"/>
+            <w:tcW w:w="5260" w:type="dxa"/>
           </w:tcPr>
           <w:p>
             <w:pPr>
@@ -10845,7 +10845,7 @@
       <w:tr>
         <w:tc>
           <w:tcPr>
-            <w:tcW w:w="2656" w:type="dxa"/>
+            <w:tcW w:w="2655" w:type="dxa"/>
           </w:tcPr>
           <w:p>
             <w:pPr>
@@ -10862,7 +10862,7 @@
         </w:tc>
         <w:tc>
           <w:tcPr>
-            <w:tcW w:w="5261" w:type="dxa"/>
+            <w:tcW w:w="5260" w:type="dxa"/>
           </w:tcPr>
           <w:p>
             <w:pPr>
@@ -10881,7 +10881,7 @@
       <w:tr>
         <w:tc>
           <w:tcPr>
-            <w:tcW w:w="2656" w:type="dxa"/>
+            <w:tcW w:w="2655" w:type="dxa"/>
           </w:tcPr>
           <w:p>
             <w:pPr>
@@ -10898,7 +10898,7 @@
         </w:tc>
         <w:tc>
           <w:tcPr>
-            <w:tcW w:w="5261" w:type="dxa"/>
+            <w:tcW w:w="5260" w:type="dxa"/>
           </w:tcPr>
           <w:p>
             <w:pPr>
@@ -10917,7 +10917,7 @@
       <w:tr>
         <w:tc>
           <w:tcPr>
-            <w:tcW w:w="2656" w:type="dxa"/>
+            <w:tcW w:w="2655" w:type="dxa"/>
           </w:tcPr>
           <w:p>
             <w:pPr>
@@ -10934,7 +10934,7 @@
         </w:tc>
         <w:tc>
           <w:tcPr>
-            <w:tcW w:w="5261" w:type="dxa"/>
+            <w:tcW w:w="5260" w:type="dxa"/>
           </w:tcPr>
           <w:p>
             <w:pPr>
@@ -10953,7 +10953,7 @@
       <w:tr>
         <w:tc>
           <w:tcPr>
-            <w:tcW w:w="2656" w:type="dxa"/>
+            <w:tcW w:w="2655" w:type="dxa"/>
           </w:tcPr>
           <w:p>
             <w:pPr>
@@ -10970,7 +10970,7 @@
         </w:tc>
         <w:tc>
           <w:tcPr>
-            <w:tcW w:w="5261" w:type="dxa"/>
+            <w:tcW w:w="5260" w:type="dxa"/>
           </w:tcPr>
           <w:p>
             <w:pPr>
@@ -10989,7 +10989,7 @@
       <w:tr>
         <w:tc>
           <w:tcPr>
-            <w:tcW w:w="2656" w:type="dxa"/>
+            <w:tcW w:w="2655" w:type="dxa"/>
           </w:tcPr>
           <w:p>
             <w:pPr>
@@ -11006,7 +11006,7 @@
         </w:tc>
         <w:tc>
           <w:tcPr>
-            <w:tcW w:w="5261" w:type="dxa"/>
+            <w:tcW w:w="5260" w:type="dxa"/>
           </w:tcPr>
           <w:p>
             <w:pPr>
@@ -11025,7 +11025,7 @@
       <w:tr>
         <w:tc>
           <w:tcPr>
-            <w:tcW w:w="2656" w:type="dxa"/>
+            <w:tcW w:w="2655" w:type="dxa"/>
           </w:tcPr>
           <w:p>
             <w:pPr>
@@ -11042,7 +11042,7 @@
         </w:tc>
         <w:tc>
           <w:tcPr>
-            <w:tcW w:w="5261" w:type="dxa"/>
+            <w:tcW w:w="5260" w:type="dxa"/>
           </w:tcPr>
           <w:p>
             <w:pPr>
@@ -11061,7 +11061,7 @@
       <w:tr>
         <w:tc>
           <w:tcPr>
-            <w:tcW w:w="2656" w:type="dxa"/>
+            <w:tcW w:w="2655" w:type="dxa"/>
           </w:tcPr>
           <w:p>
             <w:pPr>
@@ -11078,7 +11078,7 @@
         </w:tc>
         <w:tc>
           <w:tcPr>
-            <w:tcW w:w="5261" w:type="dxa"/>
+            <w:tcW w:w="5260" w:type="dxa"/>
           </w:tcPr>
           <w:p>
             <w:pPr>
@@ -11098,6 +11098,7 @@
     <w:p>
       <w:pPr>
         <w:pStyle w:val="Heading3"/>
+        <w:pageBreakBefore/>
       </w:pPr>
       <w:r>
         <w:t>Referencias</w:t>

--- a/Fase 2/Evidencias del Proyecto/SICMA_CLA_v1.0.docx
+++ b/Fase 2/Evidencias del Proyecto/SICMA_CLA_v1.0.docx
@@ -1305,7 +1305,7 @@
               <w:rPr>
                 <w:sz w:val="18"/>
               </w:rPr>
-              <w:t>Fidel Rodríguez</w:t>
+              <w:t>Claudio Varas</w:t>
             </w:r>
           </w:p>
         </w:tc>
@@ -1322,7 +1322,7 @@
               <w:rPr>
                 <w:sz w:val="18"/>
               </w:rPr>
-              <w:t>Pasa de borrador a vigente. Se agrega la portada y se actualizan las referencias a las versiones vigentes de los demás documentos. Se agrega la tabla de contenido, la numeración de páginas y se completa la lista de referencias. Se quita la etiqueta Vigente de la portada. Se aplica el formato de entrega (márgenes de 3 cm, interlineado 1,5, sangría y texto justificado). Se ajusta el ancho de las columnas de las tablas. Las referencias pasan a una hoja aparte.</w:t>
+              <w:t>Pasa de borrador a vigente. Se agrega la portada y se actualizan las referencias a las versiones vigentes de los demás documentos. Se agrega la tabla de contenido, la numeración de páginas y se completa la lista de referencias.</w:t>
             </w:r>
           </w:p>
         </w:tc>

--- a/Fase 2/Evidencias del Proyecto/SICMA_CLA_v1.0.docx
+++ b/Fase 2/Evidencias del Proyecto/SICMA_CLA_v1.0.docx
@@ -301,65 +301,7 @@
     </w:p>
     <w:p>
       <w:pPr>
-        <w:pStyle w:val="Title"/>
         <w:pageBreakBefore/>
-      </w:pPr>
-      <w:r>
-        <w:t xml:space="preserve">SICMA</w:t>
-      </w:r>
-      <w:r>
-        <w:t xml:space="preserve"> </w:t>
-      </w:r>
-      <w:r>
-        <w:t xml:space="preserve">·</w:t>
-      </w:r>
-      <w:r>
-        <w:t xml:space="preserve"> </w:t>
-      </w:r>
-      <w:r>
-        <w:t xml:space="preserve">Diagrama</w:t>
-      </w:r>
-      <w:r>
-        <w:t xml:space="preserve"> </w:t>
-      </w:r>
-      <w:r>
-        <w:t xml:space="preserve">de</w:t>
-      </w:r>
-      <w:r>
-        <w:t xml:space="preserve"> </w:t>
-      </w:r>
-      <w:r>
-        <w:t xml:space="preserve">Clases</w:t>
-      </w:r>
-    </w:p>
-    <w:p>
-      <w:pPr>
-        <w:pStyle w:val="Subtitle"/>
-      </w:pPr>
-      <w:r>
-        <w:t>SICMA-CLA · Versión 1.0 · Vigente</w:t>
-      </w:r>
-      <w:r/>
-      <w:r/>
-      <w:r/>
-      <w:r/>
-      <w:r/>
-      <w:r/>
-      <w:r/>
-      <w:r/>
-      <w:r/>
-      <w:r/>
-    </w:p>
-    <w:p>
-      <w:pPr>
-        <w:pStyle w:val="Date"/>
-      </w:pPr>
-      <w:r>
-        <w:t>2026-10-17</w:t>
-      </w:r>
-    </w:p>
-    <w:p>
-      <w:pPr>
         <w:spacing w:before="360" w:after="160"/>
       </w:pPr>
       <w:r>
@@ -651,7 +593,7 @@
         <w:pStyle w:val="toc1"/>
       </w:pPr>
       <w:r>
-        <w:t>Glosario y referencias</w:t>
+        <w:t>Glosario</w:t>
       </w:r>
       <w:r>
         <w:tab/>
@@ -662,7 +604,7 @@
     </w:p>
     <w:p>
       <w:pPr>
-        <w:pStyle w:val="toc2"/>
+        <w:pStyle w:val="toc1"/>
       </w:pPr>
       <w:r>
         <w:t>Referencias</w:t>
@@ -10705,7 +10647,7 @@
         <w:pStyle w:val="Heading2"/>
       </w:pPr>
       <w:r>
-        <w:t xml:space="preserve">Glosario y referencias</w:t>
+        <w:t>Glosario</w:t>
       </w:r>
     </w:p>
     <w:tbl>
@@ -11097,7 +11039,7 @@
     </w:tbl>
     <w:p>
       <w:pPr>
-        <w:pStyle w:val="Heading3"/>
+        <w:pStyle w:val="Heading2"/>
         <w:pageBreakBefore/>
       </w:pPr>
       <w:r>
@@ -11161,6 +11103,19 @@
     </w:p>
     <w:p>
       <w:pPr>
+        <w:pStyle w:val="Compact"/>
+        <w:spacing w:after="60"/>
+        <w:ind w:left="510" w:hanging="510"/>
+      </w:pPr>
+      <w:r>
+        <w:rPr>
+          <w:b w:val="0"/>
+        </w:rPr>
+        <w:t>[4] SICMA-BDD v1.0. Modelo de Base de Datos. Equipo SICMA, 2026-10-17.</w:t>
+      </w:r>
+    </w:p>
+    <w:p>
+      <w:pPr>
         <w:pStyle w:val="BodyText"/>
         <w:keepNext/>
         <w:spacing w:line="360" w:lineRule="auto" w:before="160" w:after="0"/>
@@ -11185,7 +11140,7 @@
         <w:rPr>
           <w:b w:val="0"/>
         </w:rPr>
-        <w:t>[4] OMG. (2017). Unified Modeling Language (UML) Specification, versión 2.5.1. Object Management Group.</w:t>
+        <w:t>[5] OMG. (2017). Unified Modeling Language (UML) Specification, versión 2.5.1. Object Management Group.</w:t>
       </w:r>
     </w:p>
     <w:bookmarkEnd w:id="54"/>
@@ -11488,7 +11443,7 @@
         <w:rFonts w:asciiTheme="minorHAnsi" w:cstheme="minorBidi" w:eastAsiaTheme="minorHAnsi" w:hAnsiTheme="minorHAnsi"/>
         <w:sz w:val="24"/>
         <w:szCs w:val="24"/>
-        <w:lang w:bidi="ar-SA" w:eastAsia="en-US" w:val="en-US"/>
+        <w:lang w:bidi="ar-SA" w:eastAsia="es-CL" w:val="es-CL"/>
       </w:rPr>
     </w:rPrDefault>
     <w:pPrDefault>
@@ -11520,7 +11475,7 @@
     </w:rPr>
   </w:style>
   <w:style w:customStyle="1" w:styleId="FirstParagraph" w:type="paragraph">
-    <w:name w:val="First Paragraph"/>
+    <w:name w:val="Primer párrafo"/>
     <w:basedOn w:val="BodyText"/>
     <w:next w:val="BodyText"/>
     <w:qFormat/>
@@ -11530,7 +11485,7 @@
     </w:rPr>
   </w:style>
   <w:style w:customStyle="1" w:styleId="Compact" w:type="paragraph">
-    <w:name w:val="Compact"/>
+    <w:name w:val="Compacto"/>
     <w:basedOn w:val="BodyText"/>
     <w:qFormat/>
     <w:pPr>
@@ -11870,7 +11825,7 @@
     <w:unhideWhenUsed/>
   </w:style>
   <w:style w:default="1" w:styleId="Table" w:type="table">
-    <w:name w:val="Table"/>
+    <w:name w:val="Tabla"/>
     <w:basedOn w:val="TableNormal"/>
     <w:semiHidden/>
     <w:unhideWhenUsed/>
@@ -11934,7 +11889,7 @@
     </w:rPr>
   </w:style>
   <w:style w:customStyle="1" w:styleId="TableCaption" w:type="paragraph">
-    <w:name w:val="Table Caption"/>
+    <w:name w:val="Leyenda de tabla"/>
     <w:basedOn w:val="Caption"/>
     <w:pPr>
       <w:keepNext/>
@@ -11944,7 +11899,7 @@
     </w:rPr>
   </w:style>
   <w:style w:customStyle="1" w:styleId="ImageCaption" w:type="paragraph">
-    <w:name w:val="Image Caption"/>
+    <w:name w:val="Leyenda de imagen"/>
     <w:basedOn w:val="Caption"/>
     <w:rPr>
       <w:rFonts w:ascii="Calibri" w:hAnsi="Calibri" w:cs="Calibri" w:eastAsia="Calibri"/>
@@ -11958,7 +11913,7 @@
     </w:rPr>
   </w:style>
   <w:style w:customStyle="1" w:styleId="CaptionedFigure" w:type="paragraph">
-    <w:name w:val="Captioned Figure"/>
+    <w:name w:val="Figura con leyenda"/>
     <w:basedOn w:val="Figure"/>
     <w:pPr>
       <w:keepNext/>
@@ -11973,7 +11928,7 @@
     <w:link w:val="BodyText"/>
   </w:style>
   <w:style w:customStyle="1" w:styleId="VerbatimChar" w:type="character">
-    <w:name w:val="Verbatim Char"/>
+    <w:name w:val="Carácter literal"/>
     <w:basedOn w:val="BodyTextChar"/>
     <w:rPr>
       <w:rFonts w:ascii="Consolas" w:hAnsi="Consolas"/>
@@ -12017,7 +11972,7 @@
     </w:rPr>
   </w:style>
   <w:style w:type="paragraph" w:customStyle="1" w:styleId="SourceCode">
-    <w:name w:val="Source Code"/>
+    <w:name w:val="Código fuente"/>
     <w:basedOn w:val="Normal"/>
     <w:link w:val="VerbatimChar"/>
     <w:pPr>
